--- a/webapp服务器部署文档.docx
+++ b/webapp服务器部署文档.docx
@@ -54,18 +54,8 @@
           <w:sz w:val="24"/>
           <w:szCs w:val="24"/>
         </w:rPr>
-        <w:t>说明：本文档适用于</w:t>
-      </w:r>
-      <w:proofErr w:type="spellStart"/>
-      <w:r>
-        <w:rPr>
-          <w:rFonts w:ascii="宋体" w:eastAsia="宋体" w:hAnsi="宋体" w:hint="eastAsia"/>
-          <w:sz w:val="24"/>
-          <w:szCs w:val="24"/>
-        </w:rPr>
-        <w:t>ces</w:t>
-      </w:r>
-      <w:proofErr w:type="spellEnd"/>
+        <w:t>说明：本文档适用于ces</w:t>
+      </w:r>
       <w:ins w:id="0" w:author="袁慕欣" w:date="2021-11-26T17:26:00Z">
         <w:r>
           <w:rPr>
@@ -86,7 +76,6 @@
           <w:delText>和</w:delText>
         </w:r>
       </w:del>
-      <w:proofErr w:type="spellStart"/>
       <w:r>
         <w:rPr>
           <w:rFonts w:ascii="宋体" w:eastAsia="宋体" w:hAnsi="宋体" w:hint="eastAsia"/>
@@ -95,7 +84,6 @@
         </w:rPr>
         <w:t>fsp</w:t>
       </w:r>
-      <w:proofErr w:type="spellEnd"/>
       <w:ins w:id="2" w:author="袁慕欣" w:date="2021-11-26T17:26:00Z">
         <w:r>
           <w:rPr>
@@ -166,43 +154,7 @@
           <w:sz w:val="24"/>
           <w:szCs w:val="24"/>
         </w:rPr>
-        <w:t>的情况，</w:t>
-      </w:r>
-      <w:proofErr w:type="spellStart"/>
-      <w:r>
-        <w:rPr>
-          <w:rFonts w:ascii="宋体" w:eastAsia="宋体" w:hAnsi="宋体" w:hint="eastAsia"/>
-          <w:sz w:val="24"/>
-          <w:szCs w:val="24"/>
-        </w:rPr>
-        <w:t>ces</w:t>
-      </w:r>
-      <w:proofErr w:type="spellEnd"/>
-      <w:r>
-        <w:rPr>
-          <w:rFonts w:ascii="宋体" w:eastAsia="宋体" w:hAnsi="宋体" w:hint="eastAsia"/>
-          <w:sz w:val="24"/>
-          <w:szCs w:val="24"/>
-        </w:rPr>
-        <w:t>和</w:t>
-      </w:r>
-      <w:proofErr w:type="spellStart"/>
-      <w:r>
-        <w:rPr>
-          <w:rFonts w:ascii="宋体" w:eastAsia="宋体" w:hAnsi="宋体" w:hint="eastAsia"/>
-          <w:sz w:val="24"/>
-          <w:szCs w:val="24"/>
-        </w:rPr>
-        <w:t>fsp</w:t>
-      </w:r>
-      <w:proofErr w:type="spellEnd"/>
-      <w:r>
-        <w:rPr>
-          <w:rFonts w:ascii="宋体" w:eastAsia="宋体" w:hAnsi="宋体" w:hint="eastAsia"/>
-          <w:sz w:val="24"/>
-          <w:szCs w:val="24"/>
-        </w:rPr>
-        <w:t>分开部署的时候授权和</w:t>
+        <w:t>的情况，ces和fsp分开部署的时候授权和</w:t>
       </w:r>
       <w:ins w:id="7" w:author="袁慕欣" w:date="2021-11-26T17:49:00Z">
         <w:r>
@@ -269,29 +221,7 @@
             <w:sz w:val="24"/>
             <w:szCs w:val="24"/>
           </w:rPr>
-          <w:t>服务器</w:t>
-        </w:r>
-        <w:proofErr w:type="spellStart"/>
-        <w:r>
-          <w:rPr>
-            <w:rFonts w:ascii="宋体" w:eastAsia="宋体" w:hAnsi="宋体" w:hint="eastAsia"/>
-            <w:b/>
-            <w:bCs/>
-            <w:sz w:val="24"/>
-            <w:szCs w:val="24"/>
-          </w:rPr>
-          <w:t>ip</w:t>
-        </w:r>
-        <w:proofErr w:type="spellEnd"/>
-        <w:r>
-          <w:rPr>
-            <w:rFonts w:ascii="宋体" w:eastAsia="宋体" w:hAnsi="宋体" w:hint="eastAsia"/>
-            <w:b/>
-            <w:bCs/>
-            <w:sz w:val="24"/>
-            <w:szCs w:val="24"/>
-          </w:rPr>
-          <w:t>和1</w:t>
+          <w:t>服务器ip和1</w:t>
         </w:r>
         <w:r>
           <w:rPr>
@@ -325,18 +255,7 @@
             <w:sz w:val="24"/>
             <w:szCs w:val="24"/>
           </w:rPr>
-          <w:t>实际</w:t>
-        </w:r>
-        <w:proofErr w:type="spellStart"/>
-        <w:r>
-          <w:rPr>
-            <w:rFonts w:ascii="宋体" w:eastAsia="宋体" w:hAnsi="宋体" w:hint="eastAsia"/>
-            <w:b/>
-            <w:bCs/>
-            <w:sz w:val="24"/>
-            <w:szCs w:val="24"/>
-          </w:rPr>
-          <w:t>i</w:t>
+          <w:t>实际i</w:t>
         </w:r>
         <w:r>
           <w:rPr>
@@ -349,7 +268,6 @@
           <w:t>p</w:t>
         </w:r>
       </w:ins>
-      <w:proofErr w:type="spellEnd"/>
       <w:r>
         <w:rPr>
           <w:rFonts w:ascii="宋体" w:eastAsia="宋体" w:hAnsi="宋体" w:hint="eastAsia"/>
@@ -358,29 +276,7 @@
           <w:sz w:val="24"/>
           <w:szCs w:val="24"/>
         </w:rPr>
-        <w:t>，需要在</w:t>
-      </w:r>
-      <w:proofErr w:type="spellStart"/>
-      <w:r>
-        <w:rPr>
-          <w:rFonts w:ascii="宋体" w:eastAsia="宋体" w:hAnsi="宋体" w:hint="eastAsia"/>
-          <w:b/>
-          <w:bCs/>
-          <w:sz w:val="24"/>
-          <w:szCs w:val="24"/>
-        </w:rPr>
-        <w:t>linux</w:t>
-      </w:r>
-      <w:proofErr w:type="spellEnd"/>
-      <w:r>
-        <w:rPr>
-          <w:rFonts w:ascii="宋体" w:eastAsia="宋体" w:hAnsi="宋体" w:hint="eastAsia"/>
-          <w:b/>
-          <w:bCs/>
-          <w:sz w:val="24"/>
-          <w:szCs w:val="24"/>
-        </w:rPr>
-        <w:t>下执行的命令都用下划线标注了</w:t>
+        <w:t>，需要在linux下执行的命令都用下划线标注了</w:t>
       </w:r>
     </w:p>
     <w:p>
@@ -440,23 +336,13 @@
         </w:rPr>
         <w:t>G，</w:t>
       </w:r>
-      <w:proofErr w:type="spellStart"/>
-      <w:r>
-        <w:rPr>
-          <w:rFonts w:ascii="宋体" w:eastAsia="宋体" w:hAnsi="宋体" w:hint="eastAsia"/>
-          <w:sz w:val="24"/>
-          <w:szCs w:val="24"/>
-        </w:rPr>
-        <w:t>linux</w:t>
-      </w:r>
-      <w:proofErr w:type="spellEnd"/>
-      <w:r>
-        <w:rPr>
-          <w:rFonts w:ascii="宋体" w:eastAsia="宋体" w:hAnsi="宋体" w:hint="eastAsia"/>
-          <w:sz w:val="24"/>
-          <w:szCs w:val="24"/>
-        </w:rPr>
-        <w:t>系统</w:t>
+      <w:r>
+        <w:rPr>
+          <w:rFonts w:ascii="宋体" w:eastAsia="宋体" w:hAnsi="宋体" w:hint="eastAsia"/>
+          <w:sz w:val="24"/>
+          <w:szCs w:val="24"/>
+        </w:rPr>
+        <w:t>linux系统</w:t>
       </w:r>
       <w:r>
         <w:rPr>
@@ -466,6 +352,7 @@
         </w:rPr>
         <w:t xml:space="preserve"> </w:t>
       </w:r>
+      <w:commentRangeStart w:id="13"/>
       <w:r>
         <w:rPr>
           <w:rFonts w:ascii="宋体" w:eastAsia="宋体" w:hAnsi="宋体" w:hint="eastAsia"/>
@@ -506,6 +393,13 @@
         </w:rPr>
         <w:t>发行版</w:t>
       </w:r>
+      <w:commentRangeEnd w:id="13"/>
+      <w:r>
+        <w:rPr>
+          <w:rStyle w:val="a6"/>
+        </w:rPr>
+        <w:commentReference w:id="13"/>
+      </w:r>
       <w:r>
         <w:rPr>
           <w:rFonts w:ascii="宋体" w:eastAsia="宋体" w:hAnsi="宋体" w:hint="eastAsia"/>
@@ -556,13 +450,13 @@
           <w:szCs w:val="24"/>
         </w:rPr>
       </w:pPr>
-      <w:ins w:id="13" w:author="袁慕欣" w:date="2021-11-26T16:48:00Z">
-        <w:r>
-          <w:rPr>
-            <w:rFonts w:ascii="宋体" w:eastAsia="宋体" w:hAnsi="宋体" w:hint="eastAsia"/>
-            <w:sz w:val="24"/>
-            <w:szCs w:val="24"/>
-            <w:rPrChange w:id="14" w:author="袁慕欣" w:date="2021-11-26T16:55:00Z">
+      <w:ins w:id="14" w:author="袁慕欣" w:date="2021-11-26T16:48:00Z">
+        <w:r>
+          <w:rPr>
+            <w:rFonts w:ascii="宋体" w:eastAsia="宋体" w:hAnsi="宋体" w:hint="eastAsia"/>
+            <w:sz w:val="24"/>
+            <w:szCs w:val="24"/>
+            <w:rPrChange w:id="15" w:author="袁慕欣" w:date="2021-11-26T16:55:00Z">
               <w:rPr>
                 <w:rFonts w:ascii="宋体" w:eastAsia="宋体" w:hAnsi="宋体" w:hint="eastAsia"/>
               </w:rPr>
@@ -571,13 +465,13 @@
           <w:t>需要的</w:t>
         </w:r>
       </w:ins>
-      <w:ins w:id="15" w:author="袁慕欣" w:date="2021-11-26T16:46:00Z">
-        <w:r>
-          <w:rPr>
-            <w:rFonts w:ascii="宋体" w:eastAsia="宋体" w:hAnsi="宋体" w:hint="eastAsia"/>
-            <w:sz w:val="24"/>
-            <w:szCs w:val="24"/>
-            <w:rPrChange w:id="16" w:author="袁慕欣" w:date="2021-11-26T16:55:00Z">
+      <w:ins w:id="16" w:author="袁慕欣" w:date="2021-11-26T16:46:00Z">
+        <w:r>
+          <w:rPr>
+            <w:rFonts w:ascii="宋体" w:eastAsia="宋体" w:hAnsi="宋体" w:hint="eastAsia"/>
+            <w:sz w:val="24"/>
+            <w:szCs w:val="24"/>
+            <w:rPrChange w:id="17" w:author="袁慕欣" w:date="2021-11-26T16:55:00Z">
               <w:rPr>
                 <w:rFonts w:ascii="宋体" w:eastAsia="宋体" w:hAnsi="宋体" w:hint="eastAsia"/>
               </w:rPr>
@@ -586,13 +480,13 @@
           <w:t>安装包</w:t>
         </w:r>
       </w:ins>
-      <w:ins w:id="17" w:author="袁慕欣" w:date="2021-11-26T16:47:00Z">
+      <w:ins w:id="18" w:author="袁慕欣" w:date="2021-11-26T16:47:00Z">
         <w:r>
           <w:rPr>
             <w:rFonts w:ascii="宋体" w:eastAsia="宋体" w:hAnsi="宋体"/>
             <w:sz w:val="24"/>
             <w:szCs w:val="24"/>
-            <w:rPrChange w:id="18" w:author="袁慕欣" w:date="2021-11-26T16:55:00Z">
+            <w:rPrChange w:id="19" w:author="袁慕欣" w:date="2021-11-26T16:55:00Z">
               <w:rPr>
                 <w:rFonts w:ascii="宋体" w:eastAsia="宋体" w:hAnsi="宋体"/>
               </w:rPr>
@@ -767,7 +661,6 @@
                 <w:szCs w:val="24"/>
               </w:rPr>
             </w:pPr>
-            <w:proofErr w:type="spellStart"/>
             <w:r>
               <w:rPr>
                 <w:rFonts w:ascii="宋体" w:eastAsia="宋体" w:hAnsi="宋体" w:hint="eastAsia"/>
@@ -776,7 +669,6 @@
               </w:rPr>
               <w:t>ces</w:t>
             </w:r>
-            <w:proofErr w:type="spellEnd"/>
           </w:p>
         </w:tc>
         <w:tc>
@@ -791,13 +683,13 @@
                 <w:szCs w:val="24"/>
               </w:rPr>
             </w:pPr>
-            <w:ins w:id="19" w:author="袁慕欣" w:date="2021-11-26T16:48:00Z">
+            <w:ins w:id="20" w:author="袁慕欣" w:date="2021-11-26T16:48:00Z">
               <w:r>
                 <w:rPr>
                   <w:rFonts w:ascii="宋体" w:eastAsia="宋体" w:hAnsi="宋体"/>
                   <w:sz w:val="24"/>
                   <w:szCs w:val="24"/>
-                  <w:rPrChange w:id="20" w:author="袁慕欣" w:date="2021-11-26T16:55:00Z">
+                  <w:rPrChange w:id="21" w:author="袁慕欣" w:date="2021-11-26T16:55:00Z">
                     <w:rPr>
                       <w:rFonts w:ascii="宋体" w:eastAsia="宋体" w:hAnsi="宋体"/>
                     </w:rPr>
@@ -820,7 +712,7 @@
                 <w:szCs w:val="24"/>
               </w:rPr>
             </w:pPr>
-            <w:hyperlink r:id="rId7" w:history="1">
+            <w:hyperlink r:id="rId11" w:history="1">
               <w:r>
                 <w:rPr>
                   <w:rStyle w:val="a4"/>
@@ -831,15 +723,6 @@
                 <w:t>http://192.168.5.30:8088/jenkins/view/私有云产品线/job/setup_ces_win_linux/</w:t>
               </w:r>
             </w:hyperlink>
-            <w:r>
-              <w:rPr>
-                <w:rStyle w:val="a4"/>
-                <w:rFonts w:ascii="宋体" w:eastAsia="宋体" w:hAnsi="宋体"/>
-                <w:sz w:val="24"/>
-                <w:szCs w:val="24"/>
-              </w:rPr>
-              <w:t>338</w:t>
-            </w:r>
           </w:p>
         </w:tc>
         <w:tc>
@@ -868,13 +751,13 @@
                 <w:szCs w:val="24"/>
               </w:rPr>
             </w:pPr>
-            <w:ins w:id="21" w:author="袁慕欣" w:date="2021-11-26T16:49:00Z">
+            <w:ins w:id="22" w:author="袁慕欣" w:date="2021-11-26T16:49:00Z">
               <w:r>
                 <w:rPr>
                   <w:rFonts w:ascii="宋体" w:eastAsia="宋体" w:hAnsi="宋体"/>
                   <w:sz w:val="24"/>
                   <w:szCs w:val="24"/>
-                  <w:rPrChange w:id="22" w:author="袁慕欣" w:date="2021-11-26T16:55:00Z">
+                  <w:rPrChange w:id="23" w:author="袁慕欣" w:date="2021-11-26T16:55:00Z">
                     <w:rPr>
                       <w:rFonts w:ascii="宋体" w:eastAsia="宋体" w:hAnsi="宋体"/>
                     </w:rPr>
@@ -902,7 +785,6 @@
                 <w:szCs w:val="24"/>
               </w:rPr>
             </w:pPr>
-            <w:proofErr w:type="spellStart"/>
             <w:r>
               <w:rPr>
                 <w:rFonts w:ascii="宋体" w:eastAsia="宋体" w:hAnsi="宋体"/>
@@ -919,7 +801,6 @@
               </w:rPr>
               <w:t>p</w:t>
             </w:r>
-            <w:proofErr w:type="spellEnd"/>
           </w:p>
         </w:tc>
         <w:tc>
@@ -934,13 +815,13 @@
                 <w:szCs w:val="24"/>
               </w:rPr>
             </w:pPr>
-            <w:ins w:id="23" w:author="袁慕欣" w:date="2021-11-26T16:49:00Z">
+            <w:ins w:id="24" w:author="袁慕欣" w:date="2021-11-26T16:49:00Z">
               <w:r>
                 <w:rPr>
                   <w:rFonts w:ascii="宋体" w:eastAsia="宋体" w:hAnsi="宋体"/>
                   <w:sz w:val="24"/>
                   <w:szCs w:val="24"/>
-                  <w:rPrChange w:id="24" w:author="袁慕欣" w:date="2021-11-26T16:55:00Z">
+                  <w:rPrChange w:id="25" w:author="袁慕欣" w:date="2021-11-26T16:55:00Z">
                     <w:rPr>
                       <w:rFonts w:ascii="宋体" w:eastAsia="宋体" w:hAnsi="宋体"/>
                     </w:rPr>
@@ -963,7 +844,7 @@
                 <w:szCs w:val="24"/>
               </w:rPr>
             </w:pPr>
-            <w:hyperlink r:id="rId8" w:history="1">
+            <w:hyperlink r:id="rId12" w:history="1">
               <w:r>
                 <w:rPr>
                   <w:rStyle w:val="a4"/>
@@ -974,15 +855,6 @@
                 <w:t>http://192.168.5.30:8088/jenkins/view/私有云产品线/job/setup_fsp_pri_linux/</w:t>
               </w:r>
             </w:hyperlink>
-            <w:r>
-              <w:rPr>
-                <w:rStyle w:val="a4"/>
-                <w:rFonts w:ascii="宋体" w:eastAsia="宋体" w:hAnsi="宋体"/>
-                <w:sz w:val="24"/>
-                <w:szCs w:val="24"/>
-              </w:rPr>
-              <w:t>27</w:t>
-            </w:r>
           </w:p>
         </w:tc>
         <w:tc>
@@ -999,13 +871,13 @@
                 <w:szCs w:val="24"/>
               </w:rPr>
             </w:pPr>
-            <w:ins w:id="25" w:author="袁慕欣" w:date="2021-11-26T16:52:00Z">
+            <w:ins w:id="26" w:author="袁慕欣" w:date="2021-11-26T16:52:00Z">
               <w:r>
                 <w:rPr>
                   <w:rFonts w:ascii="宋体" w:eastAsia="宋体" w:hAnsi="宋体" w:hint="eastAsia"/>
                   <w:sz w:val="24"/>
                   <w:szCs w:val="24"/>
-                  <w:rPrChange w:id="26" w:author="袁慕欣" w:date="2021-11-26T16:55:00Z">
+                  <w:rPrChange w:id="27" w:author="袁慕欣" w:date="2021-11-26T16:55:00Z">
                     <w:rPr>
                       <w:rFonts w:ascii="宋体" w:eastAsia="宋体" w:hAnsi="宋体" w:hint="eastAsia"/>
                     </w:rPr>
@@ -1018,7 +890,7 @@
                   <w:rFonts w:ascii="宋体" w:eastAsia="宋体" w:hAnsi="宋体"/>
                   <w:sz w:val="24"/>
                   <w:szCs w:val="24"/>
-                  <w:rPrChange w:id="27" w:author="袁慕欣" w:date="2021-11-26T16:55:00Z">
+                  <w:rPrChange w:id="28" w:author="袁慕欣" w:date="2021-11-26T16:55:00Z">
                     <w:rPr>
                       <w:rFonts w:ascii="宋体" w:eastAsia="宋体" w:hAnsi="宋体"/>
                     </w:rPr>
@@ -1031,7 +903,7 @@
                   <w:rFonts w:ascii="宋体" w:eastAsia="宋体" w:hAnsi="宋体" w:hint="eastAsia"/>
                   <w:sz w:val="24"/>
                   <w:szCs w:val="24"/>
-                  <w:rPrChange w:id="28" w:author="袁慕欣" w:date="2021-11-26T16:55:00Z">
+                  <w:rPrChange w:id="29" w:author="袁慕欣" w:date="2021-11-26T16:55:00Z">
                     <w:rPr>
                       <w:rFonts w:ascii="宋体" w:eastAsia="宋体" w:hAnsi="宋体" w:hint="eastAsia"/>
                     </w:rPr>
@@ -1040,14 +912,13 @@
                 <w:t>必须安装</w:t>
               </w:r>
             </w:ins>
-            <w:proofErr w:type="spellStart"/>
-            <w:ins w:id="29" w:author="袁慕欣" w:date="2021-11-26T16:53:00Z">
+            <w:ins w:id="30" w:author="袁慕欣" w:date="2021-11-26T16:53:00Z">
               <w:r>
                 <w:rPr>
                   <w:rFonts w:ascii="宋体" w:eastAsia="宋体" w:hAnsi="宋体"/>
                   <w:sz w:val="24"/>
                   <w:szCs w:val="24"/>
-                  <w:rPrChange w:id="30" w:author="袁慕欣" w:date="2021-11-26T16:55:00Z">
+                  <w:rPrChange w:id="31" w:author="袁慕欣" w:date="2021-11-26T16:55:00Z">
                     <w:rPr>
                       <w:rFonts w:ascii="宋体" w:eastAsia="宋体" w:hAnsi="宋体"/>
                     </w:rPr>
@@ -1056,7 +927,6 @@
                 <w:t>fsp</w:t>
               </w:r>
             </w:ins>
-            <w:proofErr w:type="spellEnd"/>
           </w:p>
         </w:tc>
         <w:tc>
@@ -1071,88 +941,19 @@
                 <w:szCs w:val="24"/>
               </w:rPr>
             </w:pPr>
-            <w:ins w:id="31" w:author="袁慕欣" w:date="2021-11-26T16:49:00Z">
+            <w:ins w:id="32" w:author="袁慕欣" w:date="2021-11-26T16:49:00Z">
               <w:r>
                 <w:rPr>
                   <w:rFonts w:ascii="宋体" w:eastAsia="宋体" w:hAnsi="宋体"/>
                   <w:sz w:val="24"/>
                   <w:szCs w:val="24"/>
-                  <w:rPrChange w:id="32" w:author="袁慕欣" w:date="2021-11-26T16:55:00Z">
+                  <w:rPrChange w:id="33" w:author="袁慕欣" w:date="2021-11-26T16:55:00Z">
                     <w:rPr>
                       <w:rFonts w:ascii="宋体" w:eastAsia="宋体" w:hAnsi="宋体"/>
                     </w:rPr>
                   </w:rPrChange>
                 </w:rPr>
-                <w:t>fsp_pack1.</w:t>
-              </w:r>
-            </w:ins>
-            <w:r>
-              <w:rPr>
-                <w:rFonts w:ascii="宋体" w:eastAsia="宋体" w:hAnsi="宋体"/>
-                <w:sz w:val="24"/>
-                <w:szCs w:val="24"/>
-              </w:rPr>
-              <w:t>7</w:t>
-            </w:r>
-            <w:ins w:id="33" w:author="袁慕欣" w:date="2021-11-26T16:49:00Z">
-              <w:r>
-                <w:rPr>
-                  <w:rFonts w:ascii="宋体" w:eastAsia="宋体" w:hAnsi="宋体"/>
-                  <w:sz w:val="24"/>
-                  <w:szCs w:val="24"/>
-                  <w:rPrChange w:id="34" w:author="袁慕欣" w:date="2021-11-26T16:55:00Z">
-                    <w:rPr>
-                      <w:rFonts w:ascii="宋体" w:eastAsia="宋体" w:hAnsi="宋体"/>
-                    </w:rPr>
-                  </w:rPrChange>
-                </w:rPr>
-                <w:t>.</w:t>
-              </w:r>
-            </w:ins>
-            <w:r>
-              <w:rPr>
-                <w:rFonts w:ascii="宋体" w:eastAsia="宋体" w:hAnsi="宋体"/>
-                <w:sz w:val="24"/>
-                <w:szCs w:val="24"/>
-              </w:rPr>
-              <w:t>4</w:t>
-            </w:r>
-            <w:ins w:id="35" w:author="袁慕欣" w:date="2021-11-26T16:49:00Z">
-              <w:r>
-                <w:rPr>
-                  <w:rFonts w:ascii="宋体" w:eastAsia="宋体" w:hAnsi="宋体"/>
-                  <w:sz w:val="24"/>
-                  <w:szCs w:val="24"/>
-                  <w:rPrChange w:id="36" w:author="袁慕欣" w:date="2021-11-26T16:55:00Z">
-                    <w:rPr>
-                      <w:rFonts w:ascii="宋体" w:eastAsia="宋体" w:hAnsi="宋体"/>
-                    </w:rPr>
-                  </w:rPrChange>
-                </w:rPr>
-                <w:t>.</w:t>
-              </w:r>
-            </w:ins>
-            <w:r>
-              <w:rPr>
-                <w:rFonts w:ascii="宋体" w:eastAsia="宋体" w:hAnsi="宋体"/>
-                <w:sz w:val="24"/>
-                <w:szCs w:val="24"/>
-              </w:rPr>
-              <w:t>2</w:t>
-            </w:r>
-            <w:ins w:id="37" w:author="袁慕欣" w:date="2021-11-26T16:49:00Z">
-              <w:r>
-                <w:rPr>
-                  <w:rFonts w:ascii="宋体" w:eastAsia="宋体" w:hAnsi="宋体"/>
-                  <w:sz w:val="24"/>
-                  <w:szCs w:val="24"/>
-                  <w:rPrChange w:id="38" w:author="袁慕欣" w:date="2021-11-26T16:55:00Z">
-                    <w:rPr>
-                      <w:rFonts w:ascii="宋体" w:eastAsia="宋体" w:hAnsi="宋体"/>
-                    </w:rPr>
-                  </w:rPrChange>
-                </w:rPr>
-                <w:t>.tar.gz</w:t>
+                <w:t>fsp_pack1.6.5.17.tar.gz</w:t>
               </w:r>
             </w:ins>
           </w:p>
@@ -1204,13 +1005,13 @@
                 <w:szCs w:val="24"/>
               </w:rPr>
             </w:pPr>
-            <w:ins w:id="39" w:author="袁慕欣" w:date="2021-11-26T16:50:00Z">
+            <w:ins w:id="34" w:author="袁慕欣" w:date="2021-11-26T16:50:00Z">
               <w:r>
                 <w:rPr>
                   <w:rFonts w:ascii="宋体" w:eastAsia="宋体" w:hAnsi="宋体"/>
                   <w:sz w:val="24"/>
                   <w:szCs w:val="24"/>
-                  <w:rPrChange w:id="40" w:author="袁慕欣" w:date="2021-11-26T16:55:00Z">
+                  <w:rPrChange w:id="35" w:author="袁慕欣" w:date="2021-11-26T16:55:00Z">
                     <w:rPr>
                       <w:rFonts w:ascii="宋体" w:eastAsia="宋体" w:hAnsi="宋体"/>
                     </w:rPr>
@@ -1233,7 +1034,7 @@
                 <w:szCs w:val="24"/>
               </w:rPr>
             </w:pPr>
-            <w:hyperlink r:id="rId9" w:history="1">
+            <w:hyperlink r:id="rId13" w:history="1">
               <w:r>
                 <w:rPr>
                   <w:rStyle w:val="a4"/>
@@ -1244,15 +1045,6 @@
                 <w:t>http://192.168.5.30:8088/jenkins/view/平台产品线/job/build_platform_fsp_store/</w:t>
               </w:r>
             </w:hyperlink>
-            <w:r>
-              <w:rPr>
-                <w:rStyle w:val="a4"/>
-                <w:rFonts w:ascii="宋体" w:eastAsia="宋体" w:hAnsi="宋体"/>
-                <w:sz w:val="24"/>
-                <w:szCs w:val="24"/>
-              </w:rPr>
-              <w:t>241</w:t>
-            </w:r>
           </w:p>
         </w:tc>
         <w:tc>
@@ -1267,13 +1059,13 @@
                 <w:szCs w:val="24"/>
               </w:rPr>
             </w:pPr>
-            <w:ins w:id="41" w:author="袁慕欣" w:date="2021-11-26T16:53:00Z">
+            <w:ins w:id="36" w:author="袁慕欣" w:date="2021-11-26T16:53:00Z">
               <w:r>
                 <w:rPr>
                   <w:rFonts w:ascii="宋体" w:eastAsia="宋体" w:hAnsi="宋体"/>
                   <w:sz w:val="24"/>
                   <w:szCs w:val="24"/>
-                  <w:rPrChange w:id="42" w:author="袁慕欣" w:date="2021-11-26T16:55:00Z">
+                  <w:rPrChange w:id="37" w:author="袁慕欣" w:date="2021-11-26T16:55:00Z">
                     <w:rPr>
                       <w:rFonts w:ascii="宋体" w:eastAsia="宋体" w:hAnsi="宋体"/>
                     </w:rPr>
@@ -1296,13 +1088,13 @@
                 <w:szCs w:val="24"/>
               </w:rPr>
             </w:pPr>
-            <w:ins w:id="43" w:author="袁慕欣" w:date="2021-11-26T16:52:00Z">
+            <w:ins w:id="38" w:author="袁慕欣" w:date="2021-11-26T16:52:00Z">
               <w:r>
                 <w:rPr>
                   <w:rFonts w:ascii="宋体" w:eastAsia="宋体" w:hAnsi="宋体"/>
                   <w:sz w:val="24"/>
                   <w:szCs w:val="24"/>
-                  <w:rPrChange w:id="44" w:author="袁慕欣" w:date="2021-11-26T16:55:00Z">
+                  <w:rPrChange w:id="39" w:author="袁慕欣" w:date="2021-11-26T16:55:00Z">
                     <w:rPr>
                       <w:rFonts w:ascii="宋体" w:eastAsia="宋体" w:hAnsi="宋体"/>
                     </w:rPr>
@@ -1318,13 +1110,13 @@
     <w:p>
       <w:pPr>
         <w:rPr>
-          <w:ins w:id="45" w:author="袁慕欣" w:date="2021-11-26T16:47:00Z"/>
-          <w:rFonts w:ascii="宋体" w:eastAsia="宋体" w:hAnsi="宋体"/>
-          <w:sz w:val="24"/>
-          <w:szCs w:val="24"/>
-          <w:rPrChange w:id="46" w:author="袁慕欣" w:date="2021-11-26T16:55:00Z">
+          <w:ins w:id="40" w:author="袁慕欣" w:date="2021-11-26T16:47:00Z"/>
+          <w:rFonts w:ascii="宋体" w:eastAsia="宋体" w:hAnsi="宋体"/>
+          <w:sz w:val="24"/>
+          <w:szCs w:val="24"/>
+          <w:rPrChange w:id="41" w:author="袁慕欣" w:date="2021-11-26T16:55:00Z">
             <w:rPr>
-              <w:ins w:id="47" w:author="袁慕欣" w:date="2021-11-26T16:47:00Z"/>
+              <w:ins w:id="42" w:author="袁慕欣" w:date="2021-11-26T16:47:00Z"/>
               <w:rFonts w:ascii="宋体" w:eastAsia="宋体" w:hAnsi="宋体"/>
             </w:rPr>
           </w:rPrChange>
@@ -1335,6 +1127,7 @@
       <w:pPr>
         <w:pStyle w:val="1"/>
         <w:rPr>
+          <w:del w:id="43" w:author="袁慕欣" w:date="2021-11-26T17:00:00Z"/>
           <w:rFonts w:ascii="宋体" w:eastAsia="宋体" w:hAnsi="宋体"/>
         </w:rPr>
       </w:pPr>
@@ -1355,19 +1148,11 @@
     </w:p>
     <w:p>
       <w:pPr>
-        <w:rPr>
-          <w:del w:id="48" w:author="袁慕欣" w:date="2021-11-26T17:00:00Z"/>
-          <w:rFonts w:hint="eastAsia"/>
-        </w:rPr>
-      </w:pPr>
-    </w:p>
-    <w:p>
-      <w:pPr>
         <w:pStyle w:val="1"/>
         <w:rPr>
           <w:sz w:val="24"/>
           <w:szCs w:val="24"/>
-          <w:rPrChange w:id="49" w:author="袁慕欣" w:date="2021-11-26T16:55:00Z">
+          <w:rPrChange w:id="44" w:author="袁慕欣" w:date="2021-11-26T16:55:00Z">
             <w:rPr>
               <w:rFonts w:ascii="宋体" w:eastAsia="宋体" w:hAnsi="宋体"/>
             </w:rPr>
@@ -1384,13 +1169,13 @@
         </w:numPr>
         <w:ind w:firstLineChars="0"/>
         <w:rPr>
-          <w:ins w:id="50" w:author="袁慕欣" w:date="2021-11-26T17:00:00Z"/>
+          <w:ins w:id="45" w:author="袁慕欣" w:date="2021-11-26T17:00:00Z"/>
           <w:rFonts w:ascii="宋体" w:eastAsia="宋体" w:hAnsi="宋体"/>
           <w:sz w:val="30"/>
           <w:szCs w:val="30"/>
         </w:rPr>
       </w:pPr>
-      <w:ins w:id="51" w:author="袁慕欣" w:date="2021-11-26T17:00:00Z">
+      <w:ins w:id="46" w:author="袁慕欣" w:date="2021-11-26T17:00:00Z">
         <w:r>
           <w:rPr>
             <w:rFonts w:ascii="宋体" w:eastAsia="宋体" w:hAnsi="宋体" w:hint="eastAsia"/>
@@ -1406,20 +1191,20 @@
         <w:pStyle w:val="a3"/>
         <w:ind w:left="675" w:firstLineChars="0" w:firstLine="0"/>
         <w:rPr>
-          <w:ins w:id="52" w:author="袁慕欣" w:date="2021-11-26T16:59:00Z"/>
-          <w:rFonts w:ascii="宋体" w:eastAsia="宋体" w:hAnsi="宋体"/>
-          <w:sz w:val="24"/>
-          <w:szCs w:val="24"/>
-          <w:rPrChange w:id="53" w:author="袁慕欣" w:date="2021-11-26T17:03:00Z">
+          <w:ins w:id="47" w:author="袁慕欣" w:date="2021-11-26T16:59:00Z"/>
+          <w:rFonts w:ascii="宋体" w:eastAsia="宋体" w:hAnsi="宋体"/>
+          <w:sz w:val="24"/>
+          <w:szCs w:val="24"/>
+          <w:rPrChange w:id="48" w:author="袁慕欣" w:date="2021-11-26T17:03:00Z">
             <w:rPr>
-              <w:ins w:id="54" w:author="袁慕欣" w:date="2021-11-26T16:59:00Z"/>
+              <w:ins w:id="49" w:author="袁慕欣" w:date="2021-11-26T16:59:00Z"/>
               <w:rFonts w:ascii="宋体" w:eastAsia="宋体" w:hAnsi="宋体"/>
               <w:sz w:val="30"/>
               <w:szCs w:val="30"/>
             </w:rPr>
           </w:rPrChange>
         </w:rPr>
-        <w:pPrChange w:id="55" w:author="袁慕欣" w:date="2021-11-26T17:00:00Z">
+        <w:pPrChange w:id="50" w:author="袁慕欣" w:date="2021-11-26T17:00:00Z">
           <w:pPr>
             <w:pStyle w:val="a3"/>
             <w:numPr>
@@ -1429,7 +1214,56 @@
           </w:pPr>
         </w:pPrChange>
       </w:pPr>
-      <w:ins w:id="56" w:author="袁慕欣" w:date="2021-11-26T17:00:00Z">
+      <w:ins w:id="51" w:author="袁慕欣" w:date="2021-11-26T17:00:00Z">
+        <w:r>
+          <w:rPr>
+            <w:rFonts w:ascii="宋体" w:eastAsia="宋体" w:hAnsi="宋体" w:hint="eastAsia"/>
+            <w:sz w:val="24"/>
+            <w:szCs w:val="24"/>
+            <w:rPrChange w:id="52" w:author="袁慕欣" w:date="2021-11-26T17:03:00Z">
+              <w:rPr>
+                <w:rFonts w:ascii="宋体" w:eastAsia="宋体" w:hAnsi="宋体" w:hint="eastAsia"/>
+                <w:sz w:val="30"/>
+                <w:szCs w:val="30"/>
+              </w:rPr>
+            </w:rPrChange>
+          </w:rPr>
+          <w:t>选择</w:t>
+        </w:r>
+      </w:ins>
+      <w:ins w:id="53" w:author="袁慕欣" w:date="2021-11-26T17:01:00Z">
+        <w:r>
+          <w:rPr>
+            <w:rFonts w:ascii="宋体" w:eastAsia="宋体" w:hAnsi="宋体" w:hint="eastAsia"/>
+            <w:sz w:val="24"/>
+            <w:szCs w:val="24"/>
+            <w:rPrChange w:id="54" w:author="袁慕欣" w:date="2021-11-26T17:03:00Z">
+              <w:rPr>
+                <w:rFonts w:ascii="宋体" w:eastAsia="宋体" w:hAnsi="宋体" w:hint="eastAsia"/>
+                <w:sz w:val="30"/>
+                <w:szCs w:val="30"/>
+              </w:rPr>
+            </w:rPrChange>
+          </w:rPr>
+          <w:t>任意目录存放安装包，本文以</w:t>
+        </w:r>
+        <w:r>
+          <w:rPr>
+            <w:rFonts w:ascii="宋体" w:eastAsia="宋体" w:hAnsi="宋体"/>
+            <w:sz w:val="24"/>
+            <w:szCs w:val="24"/>
+            <w:rPrChange w:id="55" w:author="袁慕欣" w:date="2021-11-26T17:03:00Z">
+              <w:rPr>
+                <w:rFonts w:ascii="宋体" w:eastAsia="宋体" w:hAnsi="宋体"/>
+                <w:sz w:val="30"/>
+                <w:szCs w:val="30"/>
+              </w:rPr>
+            </w:rPrChange>
+          </w:rPr>
+          <w:t>/root/webapp为例，</w:t>
+        </w:r>
+      </w:ins>
+      <w:ins w:id="56" w:author="袁慕欣" w:date="2021-11-26T17:02:00Z">
         <w:r>
           <w:rPr>
             <w:rFonts w:ascii="宋体" w:eastAsia="宋体" w:hAnsi="宋体" w:hint="eastAsia"/>
@@ -1443,16 +1277,41 @@
               </w:rPr>
             </w:rPrChange>
           </w:rPr>
-          <w:t>选择</w:t>
+          <w:t>把</w:t>
+        </w:r>
+        <w:r>
+          <w:rPr>
+            <w:rFonts w:ascii="宋体" w:eastAsia="宋体" w:hAnsi="宋体"/>
+            <w:sz w:val="24"/>
+            <w:szCs w:val="24"/>
+            <w:rPrChange w:id="58" w:author="袁慕欣" w:date="2021-11-26T17:03:00Z">
+              <w:rPr>
+                <w:rFonts w:ascii="宋体" w:eastAsia="宋体" w:hAnsi="宋体"/>
+                <w:sz w:val="30"/>
+                <w:szCs w:val="30"/>
+              </w:rPr>
+            </w:rPrChange>
+          </w:rPr>
+          <w:t>ces，fsp和store</w:t>
         </w:r>
       </w:ins>
-      <w:ins w:id="58" w:author="袁慕欣" w:date="2021-11-26T17:01:00Z">
-        <w:r>
-          <w:rPr>
-            <w:rFonts w:ascii="宋体" w:eastAsia="宋体" w:hAnsi="宋体" w:hint="eastAsia"/>
-            <w:sz w:val="24"/>
-            <w:szCs w:val="24"/>
-            <w:rPrChange w:id="59" w:author="袁慕欣" w:date="2021-11-26T17:03:00Z">
+      <w:ins w:id="59" w:author="袁慕欣" w:date="2021-11-26T17:04:00Z">
+        <w:r>
+          <w:rPr>
+            <w:rFonts w:ascii="宋体" w:eastAsia="宋体" w:hAnsi="宋体" w:hint="eastAsia"/>
+            <w:sz w:val="24"/>
+            <w:szCs w:val="24"/>
+          </w:rPr>
+          <w:t>（如有需要）</w:t>
+        </w:r>
+      </w:ins>
+      <w:ins w:id="60" w:author="袁慕欣" w:date="2021-11-26T17:02:00Z">
+        <w:r>
+          <w:rPr>
+            <w:rFonts w:ascii="宋体" w:eastAsia="宋体" w:hAnsi="宋体" w:hint="eastAsia"/>
+            <w:sz w:val="24"/>
+            <w:szCs w:val="24"/>
+            <w:rPrChange w:id="61" w:author="袁慕欣" w:date="2021-11-26T17:03:00Z">
               <w:rPr>
                 <w:rFonts w:ascii="宋体" w:eastAsia="宋体" w:hAnsi="宋体" w:hint="eastAsia"/>
                 <w:sz w:val="30"/>
@@ -1460,14 +1319,14 @@
               </w:rPr>
             </w:rPrChange>
           </w:rPr>
-          <w:t>任意目录存放安装包，本文以</w:t>
+          <w:t>的安装包拷贝到</w:t>
         </w:r>
         <w:r>
           <w:rPr>
             <w:rFonts w:ascii="宋体" w:eastAsia="宋体" w:hAnsi="宋体"/>
             <w:sz w:val="24"/>
             <w:szCs w:val="24"/>
-            <w:rPrChange w:id="60" w:author="袁慕欣" w:date="2021-11-26T17:03:00Z">
+            <w:rPrChange w:id="62" w:author="袁慕欣" w:date="2021-11-26T17:03:00Z">
               <w:rPr>
                 <w:rFonts w:ascii="宋体" w:eastAsia="宋体" w:hAnsi="宋体"/>
                 <w:sz w:val="30"/>
@@ -1475,16 +1334,16 @@
               </w:rPr>
             </w:rPrChange>
           </w:rPr>
-          <w:t>/root/webapp为例，</w:t>
+          <w:t>/root/webapp</w:t>
         </w:r>
       </w:ins>
-      <w:ins w:id="61" w:author="袁慕欣" w:date="2021-11-26T17:02:00Z">
-        <w:r>
-          <w:rPr>
-            <w:rFonts w:ascii="宋体" w:eastAsia="宋体" w:hAnsi="宋体" w:hint="eastAsia"/>
-            <w:sz w:val="24"/>
-            <w:szCs w:val="24"/>
-            <w:rPrChange w:id="62" w:author="袁慕欣" w:date="2021-11-26T17:03:00Z">
+      <w:ins w:id="63" w:author="袁慕欣" w:date="2021-11-26T17:03:00Z">
+        <w:r>
+          <w:rPr>
+            <w:rFonts w:ascii="宋体" w:eastAsia="宋体" w:hAnsi="宋体" w:hint="eastAsia"/>
+            <w:sz w:val="24"/>
+            <w:szCs w:val="24"/>
+            <w:rPrChange w:id="64" w:author="袁慕欣" w:date="2021-11-26T17:03:00Z">
               <w:rPr>
                 <w:rFonts w:ascii="宋体" w:eastAsia="宋体" w:hAnsi="宋体" w:hint="eastAsia"/>
                 <w:sz w:val="30"/>
@@ -1492,151 +1351,57 @@
               </w:rPr>
             </w:rPrChange>
           </w:rPr>
-          <w:t>把</w:t>
-        </w:r>
-        <w:proofErr w:type="spellStart"/>
+          <w:t>目录下</w:t>
+        </w:r>
+      </w:ins>
+      <w:ins w:id="65" w:author="袁慕欣" w:date="2021-11-26T17:05:00Z">
+        <w:r>
+          <w:rPr>
+            <w:rFonts w:ascii="宋体" w:eastAsia="宋体" w:hAnsi="宋体" w:hint="eastAsia"/>
+            <w:sz w:val="24"/>
+            <w:szCs w:val="24"/>
+          </w:rPr>
+          <w:t>，</w:t>
+        </w:r>
+        <w:r>
+          <w:rPr>
+            <w:rFonts w:ascii="宋体" w:eastAsia="宋体" w:hAnsi="宋体" w:hint="eastAsia"/>
+            <w:sz w:val="24"/>
+            <w:szCs w:val="24"/>
+            <w:u w:val="single"/>
+          </w:rPr>
+          <w:t>cd</w:t>
+        </w:r>
+      </w:ins>
+      <w:r>
+        <w:rPr>
+          <w:rFonts w:ascii="宋体" w:eastAsia="宋体" w:hAnsi="宋体" w:hint="eastAsia"/>
+          <w:sz w:val="24"/>
+          <w:szCs w:val="24"/>
+          <w:u w:val="single"/>
+        </w:rPr>
+        <w:t xml:space="preserve"> </w:t>
+      </w:r>
+      <w:ins w:id="66" w:author="袁慕欣" w:date="2021-11-26T17:05:00Z">
+        <w:r>
+          <w:rPr>
+            <w:rFonts w:ascii="宋体" w:eastAsia="宋体" w:hAnsi="宋体" w:hint="eastAsia"/>
+            <w:sz w:val="24"/>
+            <w:szCs w:val="24"/>
+            <w:u w:val="single"/>
+          </w:rPr>
+          <w:t>/</w:t>
+        </w:r>
         <w:r>
           <w:rPr>
             <w:rFonts w:ascii="宋体" w:eastAsia="宋体" w:hAnsi="宋体"/>
             <w:sz w:val="24"/>
             <w:szCs w:val="24"/>
-            <w:rPrChange w:id="63" w:author="袁慕欣" w:date="2021-11-26T17:03:00Z">
-              <w:rPr>
-                <w:rFonts w:ascii="宋体" w:eastAsia="宋体" w:hAnsi="宋体"/>
-                <w:sz w:val="30"/>
-                <w:szCs w:val="30"/>
-              </w:rPr>
-            </w:rPrChange>
-          </w:rPr>
-          <w:t>ces</w:t>
-        </w:r>
-        <w:proofErr w:type="spellEnd"/>
-        <w:r>
-          <w:rPr>
-            <w:rFonts w:ascii="宋体" w:eastAsia="宋体" w:hAnsi="宋体"/>
-            <w:sz w:val="24"/>
-            <w:szCs w:val="24"/>
-            <w:rPrChange w:id="64" w:author="袁慕欣" w:date="2021-11-26T17:03:00Z">
-              <w:rPr>
-                <w:rFonts w:ascii="宋体" w:eastAsia="宋体" w:hAnsi="宋体"/>
-                <w:sz w:val="30"/>
-                <w:szCs w:val="30"/>
-              </w:rPr>
-            </w:rPrChange>
-          </w:rPr>
-          <w:t>，</w:t>
-        </w:r>
-        <w:proofErr w:type="spellStart"/>
-        <w:r>
-          <w:rPr>
-            <w:rFonts w:ascii="宋体" w:eastAsia="宋体" w:hAnsi="宋体"/>
-            <w:sz w:val="24"/>
-            <w:szCs w:val="24"/>
-            <w:rPrChange w:id="65" w:author="袁慕欣" w:date="2021-11-26T17:03:00Z">
-              <w:rPr>
-                <w:rFonts w:ascii="宋体" w:eastAsia="宋体" w:hAnsi="宋体"/>
-                <w:sz w:val="30"/>
-                <w:szCs w:val="30"/>
-              </w:rPr>
-            </w:rPrChange>
-          </w:rPr>
-          <w:t>fsp</w:t>
-        </w:r>
-        <w:proofErr w:type="spellEnd"/>
-        <w:r>
-          <w:rPr>
-            <w:rFonts w:ascii="宋体" w:eastAsia="宋体" w:hAnsi="宋体"/>
-            <w:sz w:val="24"/>
-            <w:szCs w:val="24"/>
-            <w:rPrChange w:id="66" w:author="袁慕欣" w:date="2021-11-26T17:03:00Z">
-              <w:rPr>
-                <w:rFonts w:ascii="宋体" w:eastAsia="宋体" w:hAnsi="宋体"/>
-                <w:sz w:val="30"/>
-                <w:szCs w:val="30"/>
-              </w:rPr>
-            </w:rPrChange>
-          </w:rPr>
-          <w:t>和store</w:t>
+            <w:u w:val="single"/>
+          </w:rPr>
+          <w:t>root/webapp</w:t>
         </w:r>
       </w:ins>
-      <w:ins w:id="67" w:author="袁慕欣" w:date="2021-11-26T17:04:00Z">
-        <w:r>
-          <w:rPr>
-            <w:rFonts w:ascii="宋体" w:eastAsia="宋体" w:hAnsi="宋体" w:hint="eastAsia"/>
-            <w:sz w:val="24"/>
-            <w:szCs w:val="24"/>
-          </w:rPr>
-          <w:t>（如有需要）</w:t>
-        </w:r>
-      </w:ins>
-      <w:ins w:id="68" w:author="袁慕欣" w:date="2021-11-26T17:02:00Z">
-        <w:r>
-          <w:rPr>
-            <w:rFonts w:ascii="宋体" w:eastAsia="宋体" w:hAnsi="宋体" w:hint="eastAsia"/>
-            <w:sz w:val="24"/>
-            <w:szCs w:val="24"/>
-            <w:rPrChange w:id="69" w:author="袁慕欣" w:date="2021-11-26T17:03:00Z">
-              <w:rPr>
-                <w:rFonts w:ascii="宋体" w:eastAsia="宋体" w:hAnsi="宋体" w:hint="eastAsia"/>
-                <w:sz w:val="30"/>
-                <w:szCs w:val="30"/>
-              </w:rPr>
-            </w:rPrChange>
-          </w:rPr>
-          <w:t>的安装包拷贝到</w:t>
-        </w:r>
-        <w:r>
-          <w:rPr>
-            <w:rFonts w:ascii="宋体" w:eastAsia="宋体" w:hAnsi="宋体"/>
-            <w:sz w:val="24"/>
-            <w:szCs w:val="24"/>
-            <w:rPrChange w:id="70" w:author="袁慕欣" w:date="2021-11-26T17:03:00Z">
-              <w:rPr>
-                <w:rFonts w:ascii="宋体" w:eastAsia="宋体" w:hAnsi="宋体"/>
-                <w:sz w:val="30"/>
-                <w:szCs w:val="30"/>
-              </w:rPr>
-            </w:rPrChange>
-          </w:rPr>
-          <w:t>/root/webapp</w:t>
-        </w:r>
-      </w:ins>
-      <w:ins w:id="71" w:author="袁慕欣" w:date="2021-11-26T17:03:00Z">
-        <w:r>
-          <w:rPr>
-            <w:rFonts w:ascii="宋体" w:eastAsia="宋体" w:hAnsi="宋体" w:hint="eastAsia"/>
-            <w:sz w:val="24"/>
-            <w:szCs w:val="24"/>
-            <w:rPrChange w:id="72" w:author="袁慕欣" w:date="2021-11-26T17:03:00Z">
-              <w:rPr>
-                <w:rFonts w:ascii="宋体" w:eastAsia="宋体" w:hAnsi="宋体" w:hint="eastAsia"/>
-                <w:sz w:val="30"/>
-                <w:szCs w:val="30"/>
-              </w:rPr>
-            </w:rPrChange>
-          </w:rPr>
-          <w:t>目录下</w:t>
-        </w:r>
-      </w:ins>
-      <w:ins w:id="73" w:author="袁慕欣" w:date="2021-11-26T17:05:00Z">
-        <w:r>
-          <w:rPr>
-            <w:rFonts w:ascii="宋体" w:eastAsia="宋体" w:hAnsi="宋体" w:hint="eastAsia"/>
-            <w:sz w:val="24"/>
-            <w:szCs w:val="24"/>
-          </w:rPr>
-          <w:t>，</w:t>
-        </w:r>
-        <w:r>
-          <w:rPr>
-            <w:rFonts w:ascii="宋体" w:eastAsia="宋体" w:hAnsi="宋体" w:hint="eastAsia"/>
-            <w:sz w:val="24"/>
-            <w:szCs w:val="24"/>
-            <w:u w:val="single"/>
-          </w:rPr>
-          <w:t>cd</w:t>
-        </w:r>
-      </w:ins>
       <w:r>
         <w:rPr>
           <w:rFonts w:ascii="宋体" w:eastAsia="宋体" w:hAnsi="宋体" w:hint="eastAsia"/>
@@ -1644,38 +1409,9 @@
           <w:szCs w:val="24"/>
           <w:u w:val="single"/>
         </w:rPr>
-        <w:t xml:space="preserve"> </w:t>
-      </w:r>
-      <w:ins w:id="74" w:author="袁慕欣" w:date="2021-11-26T17:05:00Z">
-        <w:r>
-          <w:rPr>
-            <w:rFonts w:ascii="宋体" w:eastAsia="宋体" w:hAnsi="宋体" w:hint="eastAsia"/>
-            <w:sz w:val="24"/>
-            <w:szCs w:val="24"/>
-            <w:u w:val="single"/>
-          </w:rPr>
-          <w:t>/</w:t>
-        </w:r>
-        <w:r>
-          <w:rPr>
-            <w:rFonts w:ascii="宋体" w:eastAsia="宋体" w:hAnsi="宋体"/>
-            <w:sz w:val="24"/>
-            <w:szCs w:val="24"/>
-            <w:u w:val="single"/>
-          </w:rPr>
-          <w:t>root/webapp</w:t>
-        </w:r>
-      </w:ins>
-      <w:r>
-        <w:rPr>
-          <w:rFonts w:ascii="宋体" w:eastAsia="宋体" w:hAnsi="宋体" w:hint="eastAsia"/>
-          <w:sz w:val="24"/>
-          <w:szCs w:val="24"/>
-          <w:u w:val="single"/>
-        </w:rPr>
         <w:t>进入</w:t>
       </w:r>
-      <w:ins w:id="75" w:author="袁慕欣" w:date="2021-11-26T17:05:00Z">
+      <w:ins w:id="67" w:author="袁慕欣" w:date="2021-11-26T17:05:00Z">
         <w:r>
           <w:rPr>
             <w:rFonts w:ascii="宋体" w:eastAsia="宋体" w:hAnsi="宋体" w:hint="eastAsia"/>
@@ -1706,19 +1442,8 @@
           <w:sz w:val="30"/>
           <w:szCs w:val="30"/>
         </w:rPr>
-        <w:lastRenderedPageBreak/>
-        <w:t>安装</w:t>
-      </w:r>
-      <w:proofErr w:type="spellStart"/>
-      <w:r>
-        <w:rPr>
-          <w:rFonts w:ascii="宋体" w:eastAsia="宋体" w:hAnsi="宋体" w:hint="eastAsia"/>
-          <w:sz w:val="30"/>
-          <w:szCs w:val="30"/>
-        </w:rPr>
-        <w:t>ces</w:t>
-      </w:r>
-      <w:proofErr w:type="spellEnd"/>
+        <w:t>安装ces</w:t>
+      </w:r>
     </w:p>
     <w:p>
       <w:pPr>
@@ -1730,7 +1455,7 @@
           <w:szCs w:val="24"/>
         </w:rPr>
       </w:pPr>
-      <w:ins w:id="76" w:author="袁慕欣" w:date="2021-11-26T17:05:00Z">
+      <w:ins w:id="68" w:author="袁慕欣" w:date="2021-11-26T17:05:00Z">
         <w:r>
           <w:rPr>
             <w:rFonts w:ascii="宋体" w:eastAsia="宋体" w:hAnsi="宋体" w:hint="eastAsia"/>
@@ -1740,7 +1465,7 @@
           <w:t>执行</w:t>
         </w:r>
       </w:ins>
-      <w:ins w:id="77" w:author="袁慕欣" w:date="2021-11-26T17:06:00Z">
+      <w:ins w:id="69" w:author="袁慕欣" w:date="2021-11-26T17:06:00Z">
         <w:r>
           <w:rPr>
             <w:rFonts w:ascii="宋体" w:eastAsia="宋体" w:hAnsi="宋体"/>
@@ -1748,9 +1473,18 @@
             <w:szCs w:val="24"/>
             <w:u w:val="single"/>
           </w:rPr>
-          <w:t>tar -</w:t>
-        </w:r>
-        <w:proofErr w:type="spellStart"/>
+          <w:t>tar -zxvf ces_linux_hst4.35.2.21.tar.gz</w:t>
+        </w:r>
+        <w:r>
+          <w:rPr>
+            <w:rFonts w:ascii="宋体" w:eastAsia="宋体" w:hAnsi="宋体" w:hint="eastAsia"/>
+            <w:sz w:val="24"/>
+            <w:szCs w:val="24"/>
+          </w:rPr>
+          <w:t>命令解压ces安装包，然后</w:t>
+        </w:r>
+      </w:ins>
+      <w:ins w:id="70" w:author="袁慕欣" w:date="2021-11-26T17:07:00Z">
         <w:r>
           <w:rPr>
             <w:rFonts w:ascii="宋体" w:eastAsia="宋体" w:hAnsi="宋体"/>
@@ -1758,91 +1492,26 @@
             <w:szCs w:val="24"/>
             <w:u w:val="single"/>
           </w:rPr>
-          <w:t>zxvf</w:t>
-        </w:r>
-        <w:proofErr w:type="spellEnd"/>
+          <w:t>cd ces_linux4.35.2.21/</w:t>
+        </w:r>
         <w:r>
           <w:rPr>
             <w:rFonts w:ascii="宋体" w:eastAsia="宋体" w:hAnsi="宋体"/>
             <w:sz w:val="24"/>
             <w:szCs w:val="24"/>
-            <w:u w:val="single"/>
-          </w:rPr>
-          <w:t xml:space="preserve"> ces_linux_hst4.35.2.21.tar.gz</w:t>
-        </w:r>
-        <w:r>
-          <w:rPr>
-            <w:rFonts w:ascii="宋体" w:eastAsia="宋体" w:hAnsi="宋体" w:hint="eastAsia"/>
-            <w:sz w:val="24"/>
-            <w:szCs w:val="24"/>
-          </w:rPr>
-          <w:t>命令解压</w:t>
-        </w:r>
-        <w:proofErr w:type="spellStart"/>
-        <w:r>
-          <w:rPr>
-            <w:rFonts w:ascii="宋体" w:eastAsia="宋体" w:hAnsi="宋体" w:hint="eastAsia"/>
-            <w:sz w:val="24"/>
-            <w:szCs w:val="24"/>
-          </w:rPr>
-          <w:t>ces</w:t>
-        </w:r>
-        <w:proofErr w:type="spellEnd"/>
-        <w:r>
-          <w:rPr>
-            <w:rFonts w:ascii="宋体" w:eastAsia="宋体" w:hAnsi="宋体" w:hint="eastAsia"/>
-            <w:sz w:val="24"/>
-            <w:szCs w:val="24"/>
-          </w:rPr>
-          <w:t>安装包，然后</w:t>
+          </w:rPr>
+          <w:t xml:space="preserve"> </w:t>
+        </w:r>
+        <w:r>
+          <w:rPr>
+            <w:rFonts w:ascii="宋体" w:eastAsia="宋体" w:hAnsi="宋体" w:hint="eastAsia"/>
+            <w:sz w:val="24"/>
+            <w:szCs w:val="24"/>
+          </w:rPr>
+          <w:t>进入ces安装目录，</w:t>
         </w:r>
       </w:ins>
-      <w:ins w:id="78" w:author="袁慕欣" w:date="2021-11-26T17:07:00Z">
-        <w:r>
-          <w:rPr>
-            <w:rFonts w:ascii="宋体" w:eastAsia="宋体" w:hAnsi="宋体"/>
-            <w:sz w:val="24"/>
-            <w:szCs w:val="24"/>
-            <w:u w:val="single"/>
-          </w:rPr>
-          <w:t>cd ces_linux4.35.2.21/</w:t>
-        </w:r>
-        <w:r>
-          <w:rPr>
-            <w:rFonts w:ascii="宋体" w:eastAsia="宋体" w:hAnsi="宋体"/>
-            <w:sz w:val="24"/>
-            <w:szCs w:val="24"/>
-          </w:rPr>
-          <w:t xml:space="preserve"> </w:t>
-        </w:r>
-        <w:r>
-          <w:rPr>
-            <w:rFonts w:ascii="宋体" w:eastAsia="宋体" w:hAnsi="宋体" w:hint="eastAsia"/>
-            <w:sz w:val="24"/>
-            <w:szCs w:val="24"/>
-          </w:rPr>
-          <w:t>进入</w:t>
-        </w:r>
-        <w:proofErr w:type="spellStart"/>
-        <w:r>
-          <w:rPr>
-            <w:rFonts w:ascii="宋体" w:eastAsia="宋体" w:hAnsi="宋体" w:hint="eastAsia"/>
-            <w:sz w:val="24"/>
-            <w:szCs w:val="24"/>
-          </w:rPr>
-          <w:t>ces</w:t>
-        </w:r>
-        <w:proofErr w:type="spellEnd"/>
-        <w:r>
-          <w:rPr>
-            <w:rFonts w:ascii="宋体" w:eastAsia="宋体" w:hAnsi="宋体" w:hint="eastAsia"/>
-            <w:sz w:val="24"/>
-            <w:szCs w:val="24"/>
-          </w:rPr>
-          <w:t>安装目录，</w:t>
-        </w:r>
-      </w:ins>
-      <w:del w:id="79" w:author="袁慕欣" w:date="2021-11-26T17:05:00Z">
+      <w:del w:id="71" w:author="袁慕欣" w:date="2021-11-26T17:05:00Z">
         <w:r>
           <w:rPr>
             <w:rFonts w:ascii="宋体" w:eastAsia="宋体" w:hAnsi="宋体" w:hint="eastAsia"/>
@@ -1851,7 +1520,7 @@
           </w:rPr>
           <w:delText>获取ces安装包，</w:delText>
         </w:r>
-        <w:commentRangeStart w:id="80"/>
+        <w:commentRangeStart w:id="72"/>
         <w:r>
           <w:rPr>
             <w:rFonts w:ascii="宋体" w:eastAsia="宋体" w:hAnsi="宋体" w:hint="eastAsia"/>
@@ -1860,12 +1529,12 @@
           </w:rPr>
           <w:delText>解压并进入目录</w:delText>
         </w:r>
-        <w:commentRangeEnd w:id="80"/>
+        <w:commentRangeEnd w:id="72"/>
         <w:r>
           <w:rPr>
             <w:rStyle w:val="a6"/>
           </w:rPr>
-          <w:commentReference w:id="80"/>
+          <w:commentReference w:id="72"/>
         </w:r>
         <w:r>
           <w:rPr>
@@ -1899,18 +1568,8 @@
           <w:sz w:val="24"/>
           <w:szCs w:val="24"/>
         </w:rPr>
-        <w:t>命令安装</w:t>
-      </w:r>
-      <w:proofErr w:type="spellStart"/>
-      <w:r>
-        <w:rPr>
-          <w:rFonts w:ascii="宋体" w:eastAsia="宋体" w:hAnsi="宋体" w:hint="eastAsia"/>
-          <w:sz w:val="24"/>
-          <w:szCs w:val="24"/>
-        </w:rPr>
-        <w:t>ces</w:t>
-      </w:r>
-      <w:proofErr w:type="spellEnd"/>
+        <w:t>命令安装ces</w:t>
+      </w:r>
     </w:p>
     <w:p>
       <w:pPr>
@@ -1932,18 +1591,9 @@
           <w:sz w:val="30"/>
           <w:szCs w:val="30"/>
         </w:rPr>
-        <w:t>安装</w:t>
-      </w:r>
-      <w:proofErr w:type="spellStart"/>
-      <w:r>
-        <w:rPr>
-          <w:rFonts w:ascii="宋体" w:eastAsia="宋体" w:hAnsi="宋体" w:hint="eastAsia"/>
-          <w:sz w:val="30"/>
-          <w:szCs w:val="30"/>
-        </w:rPr>
-        <w:t>fsp</w:t>
-      </w:r>
-      <w:proofErr w:type="spellEnd"/>
+        <w:lastRenderedPageBreak/>
+        <w:t>安装fsp</w:t>
+      </w:r>
     </w:p>
     <w:p>
       <w:pPr>
@@ -1951,7 +1601,7 @@
         <w:ind w:left="675" w:firstLineChars="0" w:firstLine="0"/>
         <w:jc w:val="left"/>
         <w:rPr>
-          <w:del w:id="81" w:author="袁慕欣" w:date="2021-11-26T17:07:00Z"/>
+          <w:del w:id="73" w:author="袁慕欣" w:date="2021-11-26T17:07:00Z"/>
           <w:rFonts w:ascii="宋体" w:eastAsia="宋体" w:hAnsi="宋体"/>
           <w:sz w:val="24"/>
           <w:szCs w:val="24"/>
@@ -2017,7 +1667,7 @@
         </w:rPr>
         <w:t>目录，</w:t>
       </w:r>
-      <w:ins w:id="82" w:author="袁慕欣" w:date="2021-11-26T17:08:00Z">
+      <w:ins w:id="74" w:author="袁慕欣" w:date="2021-11-26T17:08:00Z">
         <w:r>
           <w:rPr>
             <w:rFonts w:ascii="宋体" w:eastAsia="宋体" w:hAnsi="宋体" w:hint="eastAsia"/>
@@ -2033,9 +1683,25 @@
             <w:szCs w:val="24"/>
             <w:u w:val="single"/>
           </w:rPr>
-          <w:t>tar -</w:t>
-        </w:r>
-        <w:proofErr w:type="spellStart"/>
+          <w:t>tar -zxvf fsp_pack1.6.5.17.tar.gz</w:t>
+        </w:r>
+        <w:r>
+          <w:rPr>
+            <w:rFonts w:ascii="宋体" w:eastAsia="宋体" w:hAnsi="宋体" w:hint="eastAsia"/>
+            <w:sz w:val="24"/>
+            <w:szCs w:val="24"/>
+          </w:rPr>
+          <w:t>命令解压fsp安装包，然后</w:t>
+        </w:r>
+        <w:r>
+          <w:rPr>
+            <w:rFonts w:ascii="宋体" w:eastAsia="宋体" w:hAnsi="宋体" w:hint="eastAsia"/>
+            <w:sz w:val="24"/>
+            <w:szCs w:val="24"/>
+            <w:u w:val="single"/>
+          </w:rPr>
+          <w:t>cd</w:t>
+        </w:r>
         <w:r>
           <w:rPr>
             <w:rFonts w:ascii="宋体" w:eastAsia="宋体" w:hAnsi="宋体"/>
@@ -2043,101 +1709,18 @@
             <w:szCs w:val="24"/>
             <w:u w:val="single"/>
           </w:rPr>
-          <w:t>zxvf</w:t>
-        </w:r>
-        <w:proofErr w:type="spellEnd"/>
-        <w:r>
-          <w:rPr>
-            <w:rFonts w:ascii="宋体" w:eastAsia="宋体" w:hAnsi="宋体"/>
-            <w:sz w:val="24"/>
-            <w:szCs w:val="24"/>
-            <w:u w:val="single"/>
-          </w:rPr>
-          <w:t xml:space="preserve"> fsp_pack1.6.5.17.tar.gz</w:t>
-        </w:r>
-        <w:r>
-          <w:rPr>
-            <w:rFonts w:ascii="宋体" w:eastAsia="宋体" w:hAnsi="宋体" w:hint="eastAsia"/>
-            <w:sz w:val="24"/>
-            <w:szCs w:val="24"/>
-          </w:rPr>
-          <w:t>命令解压</w:t>
-        </w:r>
-        <w:proofErr w:type="spellStart"/>
-        <w:r>
-          <w:rPr>
-            <w:rFonts w:ascii="宋体" w:eastAsia="宋体" w:hAnsi="宋体" w:hint="eastAsia"/>
-            <w:sz w:val="24"/>
-            <w:szCs w:val="24"/>
-          </w:rPr>
-          <w:t>fsp</w:t>
-        </w:r>
-        <w:proofErr w:type="spellEnd"/>
-        <w:r>
-          <w:rPr>
-            <w:rFonts w:ascii="宋体" w:eastAsia="宋体" w:hAnsi="宋体" w:hint="eastAsia"/>
-            <w:sz w:val="24"/>
-            <w:szCs w:val="24"/>
-          </w:rPr>
-          <w:t>安装包，然后</w:t>
-        </w:r>
-        <w:r>
-          <w:rPr>
-            <w:rFonts w:ascii="宋体" w:eastAsia="宋体" w:hAnsi="宋体" w:hint="eastAsia"/>
-            <w:sz w:val="24"/>
-            <w:szCs w:val="24"/>
-            <w:u w:val="single"/>
-          </w:rPr>
-          <w:t>cd</w:t>
-        </w:r>
-        <w:r>
-          <w:rPr>
-            <w:rFonts w:ascii="宋体" w:eastAsia="宋体" w:hAnsi="宋体"/>
-            <w:sz w:val="24"/>
-            <w:szCs w:val="24"/>
-            <w:u w:val="single"/>
-          </w:rPr>
-          <w:t xml:space="preserve"> </w:t>
-        </w:r>
-        <w:proofErr w:type="spellStart"/>
-        <w:r>
-          <w:rPr>
-            <w:rFonts w:ascii="宋体" w:eastAsia="宋体" w:hAnsi="宋体"/>
-            <w:sz w:val="24"/>
-            <w:szCs w:val="24"/>
-            <w:u w:val="single"/>
-          </w:rPr>
-          <w:t>fsp_pack</w:t>
-        </w:r>
-        <w:proofErr w:type="spellEnd"/>
-        <w:r>
-          <w:rPr>
-            <w:rFonts w:ascii="宋体" w:eastAsia="宋体" w:hAnsi="宋体" w:hint="eastAsia"/>
-            <w:sz w:val="24"/>
-            <w:szCs w:val="24"/>
-          </w:rPr>
-          <w:t>进入</w:t>
-        </w:r>
-        <w:proofErr w:type="spellStart"/>
-        <w:r>
-          <w:rPr>
-            <w:rFonts w:ascii="宋体" w:eastAsia="宋体" w:hAnsi="宋体" w:hint="eastAsia"/>
-            <w:sz w:val="24"/>
-            <w:szCs w:val="24"/>
-          </w:rPr>
-          <w:t>fsp</w:t>
-        </w:r>
-        <w:proofErr w:type="spellEnd"/>
-        <w:r>
-          <w:rPr>
-            <w:rFonts w:ascii="宋体" w:eastAsia="宋体" w:hAnsi="宋体" w:hint="eastAsia"/>
-            <w:sz w:val="24"/>
-            <w:szCs w:val="24"/>
-          </w:rPr>
-          <w:t>安装目录，</w:t>
+          <w:t xml:space="preserve"> fsp_pack</w:t>
+        </w:r>
+        <w:r>
+          <w:rPr>
+            <w:rFonts w:ascii="宋体" w:eastAsia="宋体" w:hAnsi="宋体" w:hint="eastAsia"/>
+            <w:sz w:val="24"/>
+            <w:szCs w:val="24"/>
+          </w:rPr>
+          <w:t>进入fsp安装目录，</w:t>
         </w:r>
       </w:ins>
-      <w:del w:id="83" w:author="袁慕欣" w:date="2021-11-26T17:07:00Z">
+      <w:del w:id="75" w:author="袁慕欣" w:date="2021-11-26T17:07:00Z">
         <w:r>
           <w:rPr>
             <w:rFonts w:ascii="宋体" w:eastAsia="宋体" w:hAnsi="宋体" w:hint="eastAsia"/>
@@ -2201,7 +1784,7 @@
           <w:szCs w:val="24"/>
         </w:rPr>
       </w:pPr>
-      <w:del w:id="84" w:author="袁慕欣" w:date="2021-11-26T17:08:00Z">
+      <w:del w:id="76" w:author="袁慕欣" w:date="2021-11-26T17:08:00Z">
         <w:r>
           <w:rPr>
             <w:rFonts w:ascii="宋体" w:eastAsia="宋体" w:hAnsi="宋体" w:hint="eastAsia"/>
@@ -2268,18 +1851,8 @@
           <w:sz w:val="24"/>
           <w:szCs w:val="24"/>
         </w:rPr>
-        <w:t>命令安装</w:t>
-      </w:r>
-      <w:proofErr w:type="spellStart"/>
-      <w:r>
-        <w:rPr>
-          <w:rFonts w:ascii="宋体" w:eastAsia="宋体" w:hAnsi="宋体" w:hint="eastAsia"/>
-          <w:sz w:val="24"/>
-          <w:szCs w:val="24"/>
-        </w:rPr>
-        <w:t>fsp</w:t>
-      </w:r>
-      <w:proofErr w:type="spellEnd"/>
+        <w:t>命令安装fsp</w:t>
+      </w:r>
     </w:p>
     <w:p>
       <w:pPr>
@@ -2330,7 +1903,7 @@
         </w:rPr>
         <w:t>间</w:t>
       </w:r>
-      <w:ins w:id="85" w:author="袁慕欣" w:date="2021-11-26T17:09:00Z">
+      <w:ins w:id="77" w:author="袁慕欣" w:date="2021-11-26T17:09:00Z">
         <w:r>
           <w:rPr>
             <w:rFonts w:ascii="宋体" w:eastAsia="宋体" w:hAnsi="宋体" w:hint="eastAsia"/>
@@ -2340,7 +1913,7 @@
           <w:t>(大约</w:t>
         </w:r>
       </w:ins>
-      <w:ins w:id="86" w:author="袁慕欣" w:date="2021-11-26T17:49:00Z">
+      <w:ins w:id="78" w:author="袁慕欣" w:date="2021-11-26T17:49:00Z">
         <w:r>
           <w:rPr>
             <w:rFonts w:ascii="宋体" w:eastAsia="宋体" w:hAnsi="宋体"/>
@@ -2350,7 +1923,7 @@
           <w:t>5-8</w:t>
         </w:r>
       </w:ins>
-      <w:ins w:id="87" w:author="袁慕欣" w:date="2021-11-26T17:09:00Z">
+      <w:ins w:id="79" w:author="袁慕欣" w:date="2021-11-26T17:09:00Z">
         <w:r>
           <w:rPr>
             <w:rFonts w:ascii="宋体" w:eastAsia="宋体" w:hAnsi="宋体" w:hint="eastAsia"/>
@@ -2384,7 +1957,7 @@
         </w:rPr>
         <w:t>https://</w:t>
       </w:r>
-      <w:ins w:id="88" w:author="袁慕欣" w:date="2021-11-26T17:49:00Z">
+      <w:ins w:id="80" w:author="袁慕欣" w:date="2021-11-26T17:49:00Z">
         <w:r>
           <w:rPr>
             <w:rFonts w:ascii="宋体" w:eastAsia="宋体" w:hAnsi="宋体" w:hint="eastAsia"/>
@@ -2394,7 +1967,8 @@
           <w:t>服务器</w:t>
         </w:r>
       </w:ins>
-      <w:del w:id="89" w:author="袁慕欣" w:date="2021-11-26T17:49:00Z">
+      <w:commentRangeStart w:id="81"/>
+      <w:del w:id="82" w:author="袁慕欣" w:date="2021-11-26T17:49:00Z">
         <w:r>
           <w:rPr>
             <w:rFonts w:ascii="宋体" w:eastAsia="宋体" w:hAnsi="宋体" w:hint="eastAsia"/>
@@ -2420,7 +1994,7 @@
         </w:rPr>
         <w:t>:</w:t>
       </w:r>
-      <w:ins w:id="90" w:author="袁慕欣" w:date="2021-11-26T16:35:00Z">
+      <w:ins w:id="83" w:author="袁慕欣" w:date="2021-11-26T16:35:00Z">
         <w:r>
           <w:rPr>
             <w:rFonts w:ascii="宋体" w:eastAsia="宋体" w:hAnsi="宋体"/>
@@ -2430,7 +2004,7 @@
           <w:t>8443</w:t>
         </w:r>
       </w:ins>
-      <w:del w:id="91" w:author="袁慕欣" w:date="2021-11-26T16:35:00Z">
+      <w:del w:id="84" w:author="袁慕欣" w:date="2021-11-26T16:35:00Z">
         <w:r>
           <w:rPr>
             <w:rFonts w:ascii="宋体" w:eastAsia="宋体" w:hAnsi="宋体"/>
@@ -2440,6 +2014,13 @@
           <w:delText>8080</w:delText>
         </w:r>
       </w:del>
+      <w:commentRangeEnd w:id="81"/>
+      <w:r>
+        <w:rPr>
+          <w:rStyle w:val="a6"/>
+        </w:rPr>
+        <w:commentReference w:id="81"/>
+      </w:r>
       <w:r>
         <w:rPr>
           <w:rFonts w:ascii="宋体" w:eastAsia="宋体" w:hAnsi="宋体"/>
@@ -2454,25 +2035,7 @@
           <w:sz w:val="24"/>
           <w:szCs w:val="24"/>
         </w:rPr>
-        <w:t>能看到</w:t>
-      </w:r>
-      <w:proofErr w:type="spellStart"/>
-      <w:r>
-        <w:rPr>
-          <w:rFonts w:ascii="宋体" w:eastAsia="宋体" w:hAnsi="宋体" w:hint="eastAsia"/>
-          <w:sz w:val="24"/>
-          <w:szCs w:val="24"/>
-        </w:rPr>
-        <w:t>ces</w:t>
-      </w:r>
-      <w:proofErr w:type="spellEnd"/>
-      <w:r>
-        <w:rPr>
-          <w:rFonts w:ascii="宋体" w:eastAsia="宋体" w:hAnsi="宋体" w:hint="eastAsia"/>
-          <w:sz w:val="24"/>
-          <w:szCs w:val="24"/>
-        </w:rPr>
-        <w:t>后台页面即可进行下一步</w:t>
+        <w:t>能看到ces后台页面即可进行下一步</w:t>
       </w:r>
     </w:p>
     <w:p>
@@ -2509,9 +2072,9 @@
           <w:noProof/>
         </w:rPr>
         <w:drawing>
-          <wp:inline distT="0" distB="0" distL="0" distR="0" wp14:anchorId="468E68A7" wp14:editId="7AD1E5C3">
+          <wp:inline distT="0" distB="0" distL="0" distR="0" wp14:anchorId="468E68A7" wp14:editId="7C1434BE">
             <wp:extent cx="5274310" cy="3720465"/>
-            <wp:effectExtent l="0" t="0" r="2540" b="0"/>
+            <wp:effectExtent l="19050" t="19050" r="21590" b="13335"/>
             <wp:docPr id="2" name="图片 2"/>
             <wp:cNvGraphicFramePr>
               <a:graphicFrameLocks xmlns:a="http://schemas.openxmlformats.org/drawingml/2006/main" noChangeAspect="1"/>
@@ -2548,7 +2111,9 @@
                     </a:prstGeom>
                     <a:noFill/>
                     <a:ln>
-                      <a:noFill/>
+                      <a:solidFill>
+                        <a:schemeClr val="accent1"/>
+                      </a:solidFill>
                     </a:ln>
                   </pic:spPr>
                 </pic:pic>
@@ -2580,25 +2145,7 @@
           <w:sz w:val="36"/>
           <w:szCs w:val="36"/>
         </w:rPr>
-        <w:t xml:space="preserve">二 </w:t>
-      </w:r>
-      <w:proofErr w:type="spellStart"/>
-      <w:r>
-        <w:rPr>
-          <w:rFonts w:ascii="宋体" w:eastAsia="宋体" w:hAnsi="宋体" w:hint="eastAsia"/>
-          <w:sz w:val="36"/>
-          <w:szCs w:val="36"/>
-        </w:rPr>
-        <w:t>ces</w:t>
-      </w:r>
-      <w:proofErr w:type="spellEnd"/>
-      <w:r>
-        <w:rPr>
-          <w:rFonts w:ascii="宋体" w:eastAsia="宋体" w:hAnsi="宋体" w:hint="eastAsia"/>
-          <w:sz w:val="36"/>
-          <w:szCs w:val="36"/>
-        </w:rPr>
-        <w:t>配置</w:t>
+        <w:t>二 ces配置</w:t>
       </w:r>
     </w:p>
     <w:p>
@@ -2651,25 +2198,7 @@
           <w:sz w:val="24"/>
           <w:szCs w:val="24"/>
         </w:rPr>
-        <w:t>浏览器访问</w:t>
-      </w:r>
-      <w:proofErr w:type="spellStart"/>
-      <w:r>
-        <w:rPr>
-          <w:rFonts w:ascii="宋体" w:eastAsia="宋体" w:hAnsi="宋体" w:hint="eastAsia"/>
-          <w:sz w:val="24"/>
-          <w:szCs w:val="24"/>
-        </w:rPr>
-        <w:t>ces</w:t>
-      </w:r>
-      <w:proofErr w:type="spellEnd"/>
-      <w:r>
-        <w:rPr>
-          <w:rFonts w:ascii="宋体" w:eastAsia="宋体" w:hAnsi="宋体" w:hint="eastAsia"/>
-          <w:sz w:val="24"/>
-          <w:szCs w:val="24"/>
-        </w:rPr>
-        <w:t>后台页面</w:t>
+        <w:t>浏览器访问ces后台页面</w:t>
       </w:r>
       <w:r>
         <w:rPr>
@@ -2687,7 +2216,7 @@
         </w:rPr>
         <w:t>https://</w:t>
       </w:r>
-      <w:ins w:id="92" w:author="袁慕欣" w:date="2021-11-26T17:50:00Z">
+      <w:ins w:id="85" w:author="袁慕欣" w:date="2021-11-26T17:50:00Z">
         <w:r>
           <w:rPr>
             <w:rFonts w:ascii="宋体" w:eastAsia="宋体" w:hAnsi="宋体" w:hint="eastAsia"/>
@@ -2697,7 +2226,8 @@
           <w:t>服务器</w:t>
         </w:r>
       </w:ins>
-      <w:del w:id="93" w:author="袁慕欣" w:date="2021-11-26T17:49:00Z">
+      <w:commentRangeStart w:id="86"/>
+      <w:del w:id="87" w:author="袁慕欣" w:date="2021-11-26T17:49:00Z">
         <w:r>
           <w:rPr>
             <w:rFonts w:ascii="宋体" w:eastAsia="宋体" w:hAnsi="宋体" w:hint="eastAsia"/>
@@ -2715,7 +2245,7 @@
         </w:rPr>
         <w:t>ip:</w:t>
       </w:r>
-      <w:ins w:id="94" w:author="袁慕欣" w:date="2021-11-26T16:35:00Z">
+      <w:ins w:id="88" w:author="袁慕欣" w:date="2021-11-26T16:35:00Z">
         <w:r>
           <w:rPr>
             <w:rFonts w:ascii="宋体" w:eastAsia="宋体" w:hAnsi="宋体"/>
@@ -2733,14 +2263,29 @@
         </w:rPr>
         <w:t>)</w:t>
       </w:r>
-      <w:del w:id="95" w:author="袁慕欣" w:date="2021-11-26T16:35:00Z">
+      <w:del w:id="89" w:author="袁慕欣" w:date="2021-11-26T16:35:00Z">
         <w:r>
           <w:rPr>
             <w:rFonts w:ascii="宋体" w:eastAsia="宋体" w:hAnsi="宋体"/>
             <w:sz w:val="24"/>
             <w:szCs w:val="24"/>
           </w:rPr>
-          <w:delText>8080)</w:delText>
+          <w:delText>8080</w:delText>
+        </w:r>
+        <w:commentRangeEnd w:id="86"/>
+        <w:r>
+          <w:rPr>
+            <w:rStyle w:val="a6"/>
+          </w:rPr>
+          <w:commentReference w:id="86"/>
+        </w:r>
+        <w:r>
+          <w:rPr>
+            <w:rFonts w:ascii="宋体" w:eastAsia="宋体" w:hAnsi="宋体"/>
+            <w:sz w:val="24"/>
+            <w:szCs w:val="24"/>
+          </w:rPr>
+          <w:delText>)</w:delText>
         </w:r>
       </w:del>
       <w:r>
@@ -2778,26 +2323,83 @@
         </w:rPr>
         <w:t>注意:</w:t>
       </w:r>
-      <w:ins w:id="96" w:author="袁慕欣" w:date="2021-11-26T16:36:00Z">
-        <w:r>
-          <w:rPr>
-            <w:rFonts w:ascii="宋体" w:eastAsia="宋体" w:hAnsi="宋体" w:hint="eastAsia"/>
-            <w:sz w:val="24"/>
-            <w:szCs w:val="24"/>
-          </w:rPr>
-          <w:t>要使用web入会，</w:t>
-        </w:r>
-        <w:proofErr w:type="spellStart"/>
-        <w:r>
-          <w:rPr>
-            <w:rFonts w:ascii="宋体" w:eastAsia="宋体" w:hAnsi="宋体" w:hint="eastAsia"/>
-            <w:sz w:val="24"/>
-            <w:szCs w:val="24"/>
-          </w:rPr>
-          <w:t>ces</w:t>
+      <w:ins w:id="90" w:author="袁慕欣" w:date="2021-11-26T16:36:00Z">
+        <w:r>
+          <w:rPr>
+            <w:rFonts w:ascii="宋体" w:eastAsia="宋体" w:hAnsi="宋体" w:hint="eastAsia"/>
+            <w:sz w:val="24"/>
+            <w:szCs w:val="24"/>
+          </w:rPr>
+          <w:t>要使用web入会，ces</w:t>
         </w:r>
       </w:ins>
-      <w:proofErr w:type="spellEnd"/>
+      <w:ins w:id="91" w:author="袁慕欣" w:date="2021-11-26T16:37:00Z">
+        <w:r>
+          <w:rPr>
+            <w:rFonts w:ascii="宋体" w:eastAsia="宋体" w:hAnsi="宋体" w:hint="eastAsia"/>
+            <w:sz w:val="24"/>
+            <w:szCs w:val="24"/>
+          </w:rPr>
+          <w:t>必须</w:t>
+        </w:r>
+      </w:ins>
+      <w:ins w:id="92" w:author="袁慕欣" w:date="2021-11-26T16:36:00Z">
+        <w:r>
+          <w:rPr>
+            <w:rFonts w:ascii="宋体" w:eastAsia="宋体" w:hAnsi="宋体" w:hint="eastAsia"/>
+            <w:sz w:val="24"/>
+            <w:szCs w:val="24"/>
+          </w:rPr>
+          <w:t>选择混合云授权，</w:t>
+        </w:r>
+      </w:ins>
+      <w:commentRangeStart w:id="93"/>
+      <w:r>
+        <w:rPr>
+          <w:rFonts w:ascii="宋体" w:eastAsia="宋体" w:hAnsi="宋体" w:hint="eastAsia"/>
+          <w:sz w:val="24"/>
+          <w:szCs w:val="24"/>
+        </w:rPr>
+        <w:t>授权</w:t>
+      </w:r>
+      <w:del w:id="94" w:author="袁慕欣" w:date="2021-11-26T16:36:00Z">
+        <w:r>
+          <w:rPr>
+            <w:rFonts w:ascii="宋体" w:eastAsia="宋体" w:hAnsi="宋体" w:hint="eastAsia"/>
+            <w:sz w:val="24"/>
+            <w:szCs w:val="24"/>
+          </w:rPr>
+          <w:delText>ces</w:delText>
+        </w:r>
+      </w:del>
+      <w:r>
+        <w:rPr>
+          <w:rFonts w:ascii="宋体" w:eastAsia="宋体" w:hAnsi="宋体" w:hint="eastAsia"/>
+          <w:sz w:val="24"/>
+          <w:szCs w:val="24"/>
+        </w:rPr>
+        <w:t>时</w:t>
+      </w:r>
+      <w:del w:id="95" w:author="袁慕欣" w:date="2021-11-26T16:37:00Z">
+        <w:r>
+          <w:rPr>
+            <w:rFonts w:ascii="宋体" w:eastAsia="宋体" w:hAnsi="宋体" w:hint="eastAsia"/>
+            <w:sz w:val="24"/>
+            <w:szCs w:val="24"/>
+          </w:rPr>
+          <w:delText>要</w:delText>
+        </w:r>
+      </w:del>
+      <w:ins w:id="96" w:author="袁慕欣" w:date="2021-11-26T17:09:00Z">
+        <w:r>
+          <w:rPr>
+            <w:rFonts w:ascii="宋体" w:eastAsia="宋体" w:hAnsi="宋体" w:hint="eastAsia"/>
+            <w:sz w:val="24"/>
+            <w:szCs w:val="24"/>
+          </w:rPr>
+          <w:t>需要</w:t>
+        </w:r>
+      </w:ins>
       <w:ins w:id="97" w:author="袁慕欣" w:date="2021-11-26T16:37:00Z">
         <w:r>
           <w:rPr>
@@ -2805,35 +2407,17 @@
             <w:sz w:val="24"/>
             <w:szCs w:val="24"/>
           </w:rPr>
-          <w:t>必须</w:t>
+          <w:t>提供</w:t>
         </w:r>
       </w:ins>
-      <w:ins w:id="98" w:author="袁慕欣" w:date="2021-11-26T16:36:00Z">
-        <w:r>
-          <w:rPr>
-            <w:rFonts w:ascii="宋体" w:eastAsia="宋体" w:hAnsi="宋体" w:hint="eastAsia"/>
-            <w:sz w:val="24"/>
-            <w:szCs w:val="24"/>
-          </w:rPr>
-          <w:t>选择混合云授权，</w:t>
-        </w:r>
-      </w:ins>
-      <w:r>
-        <w:rPr>
-          <w:rFonts w:ascii="宋体" w:eastAsia="宋体" w:hAnsi="宋体" w:hint="eastAsia"/>
-          <w:sz w:val="24"/>
-          <w:szCs w:val="24"/>
-        </w:rPr>
-        <w:t>授权</w:t>
-      </w:r>
-      <w:del w:id="99" w:author="袁慕欣" w:date="2021-11-26T16:36:00Z">
-        <w:r>
-          <w:rPr>
-            <w:rFonts w:ascii="宋体" w:eastAsia="宋体" w:hAnsi="宋体" w:hint="eastAsia"/>
-            <w:sz w:val="24"/>
-            <w:szCs w:val="24"/>
-          </w:rPr>
-          <w:delText>ces</w:delText>
+      <w:del w:id="98" w:author="袁慕欣" w:date="2021-11-26T16:37:00Z">
+        <w:r>
+          <w:rPr>
+            <w:rFonts w:ascii="宋体" w:eastAsia="宋体" w:hAnsi="宋体" w:hint="eastAsia"/>
+            <w:sz w:val="24"/>
+            <w:szCs w:val="24"/>
+          </w:rPr>
+          <w:delText>给</w:delText>
         </w:r>
       </w:del>
       <w:r>
@@ -2842,57 +2426,39 @@
           <w:sz w:val="24"/>
           <w:szCs w:val="24"/>
         </w:rPr>
-        <w:t>时</w:t>
-      </w:r>
-      <w:del w:id="100" w:author="袁慕欣" w:date="2021-11-26T16:37:00Z">
-        <w:r>
-          <w:rPr>
-            <w:rFonts w:ascii="宋体" w:eastAsia="宋体" w:hAnsi="宋体" w:hint="eastAsia"/>
-            <w:sz w:val="24"/>
-            <w:szCs w:val="24"/>
-          </w:rPr>
-          <w:delText>要</w:delText>
-        </w:r>
-      </w:del>
-      <w:ins w:id="101" w:author="袁慕欣" w:date="2021-11-26T17:09:00Z">
-        <w:r>
-          <w:rPr>
-            <w:rFonts w:ascii="宋体" w:eastAsia="宋体" w:hAnsi="宋体" w:hint="eastAsia"/>
-            <w:sz w:val="24"/>
-            <w:szCs w:val="24"/>
-          </w:rPr>
-          <w:t>需要</w:t>
-        </w:r>
-      </w:ins>
-      <w:ins w:id="102" w:author="袁慕欣" w:date="2021-11-26T16:37:00Z">
-        <w:r>
-          <w:rPr>
-            <w:rFonts w:ascii="宋体" w:eastAsia="宋体" w:hAnsi="宋体" w:hint="eastAsia"/>
-            <w:sz w:val="24"/>
-            <w:szCs w:val="24"/>
-          </w:rPr>
-          <w:t>提供</w:t>
-        </w:r>
-      </w:ins>
-      <w:del w:id="103" w:author="袁慕欣" w:date="2021-11-26T16:37:00Z">
-        <w:r>
-          <w:rPr>
-            <w:rFonts w:ascii="宋体" w:eastAsia="宋体" w:hAnsi="宋体" w:hint="eastAsia"/>
-            <w:sz w:val="24"/>
-            <w:szCs w:val="24"/>
-          </w:rPr>
-          <w:delText>给</w:delText>
-        </w:r>
-      </w:del>
-      <w:r>
-        <w:rPr>
-          <w:rFonts w:ascii="宋体" w:eastAsia="宋体" w:hAnsi="宋体" w:hint="eastAsia"/>
-          <w:sz w:val="24"/>
-          <w:szCs w:val="24"/>
-        </w:rPr>
-        <w:t>一个</w:t>
-      </w:r>
-      <w:proofErr w:type="spellStart"/>
+        <w:t>一个app</w:t>
+      </w:r>
+      <w:r>
+        <w:rPr>
+          <w:rFonts w:ascii="宋体" w:eastAsia="宋体" w:hAnsi="宋体"/>
+          <w:sz w:val="24"/>
+          <w:szCs w:val="24"/>
+        </w:rPr>
+        <w:t>_i</w:t>
+      </w:r>
+      <w:r>
+        <w:rPr>
+          <w:rFonts w:ascii="宋体" w:eastAsia="宋体" w:hAnsi="宋体" w:hint="eastAsia"/>
+          <w:sz w:val="24"/>
+          <w:szCs w:val="24"/>
+        </w:rPr>
+        <w:t>d和秘钥</w:t>
+      </w:r>
+      <w:commentRangeEnd w:id="93"/>
+      <w:r>
+        <w:rPr>
+          <w:rStyle w:val="a6"/>
+        </w:rPr>
+        <w:commentReference w:id="93"/>
+      </w:r>
+      <w:r>
+        <w:rPr>
+          <w:rFonts w:ascii="宋体" w:eastAsia="宋体" w:hAnsi="宋体" w:hint="eastAsia"/>
+          <w:sz w:val="24"/>
+          <w:szCs w:val="24"/>
+        </w:rPr>
+        <w:t>，此版本可以使用任意的</w:t>
+      </w:r>
       <w:r>
         <w:rPr>
           <w:rFonts w:ascii="宋体" w:eastAsia="宋体" w:hAnsi="宋体" w:hint="eastAsia"/>
@@ -2907,79 +2473,16 @@
           <w:sz w:val="24"/>
           <w:szCs w:val="24"/>
         </w:rPr>
-        <w:t>_i</w:t>
-      </w:r>
-      <w:r>
-        <w:rPr>
-          <w:rFonts w:ascii="宋体" w:eastAsia="宋体" w:hAnsi="宋体" w:hint="eastAsia"/>
-          <w:sz w:val="24"/>
-          <w:szCs w:val="24"/>
-        </w:rPr>
-        <w:t>d</w:t>
-      </w:r>
-      <w:proofErr w:type="spellEnd"/>
-      <w:r>
-        <w:rPr>
-          <w:rFonts w:ascii="宋体" w:eastAsia="宋体" w:hAnsi="宋体" w:hint="eastAsia"/>
-          <w:sz w:val="24"/>
-          <w:szCs w:val="24"/>
-        </w:rPr>
-        <w:t>和</w:t>
-      </w:r>
-      <w:proofErr w:type="gramStart"/>
-      <w:r>
-        <w:rPr>
-          <w:rFonts w:ascii="宋体" w:eastAsia="宋体" w:hAnsi="宋体" w:hint="eastAsia"/>
-          <w:sz w:val="24"/>
-          <w:szCs w:val="24"/>
-        </w:rPr>
-        <w:t>秘钥</w:t>
-      </w:r>
-      <w:proofErr w:type="gramEnd"/>
-      <w:r>
-        <w:rPr>
-          <w:rFonts w:ascii="宋体" w:eastAsia="宋体" w:hAnsi="宋体" w:hint="eastAsia"/>
-          <w:sz w:val="24"/>
-          <w:szCs w:val="24"/>
-        </w:rPr>
-        <w:t>，此版本可以使用任意的</w:t>
-      </w:r>
-      <w:proofErr w:type="spellStart"/>
-      <w:r>
-        <w:rPr>
-          <w:rFonts w:ascii="宋体" w:eastAsia="宋体" w:hAnsi="宋体" w:hint="eastAsia"/>
-          <w:sz w:val="24"/>
-          <w:szCs w:val="24"/>
-        </w:rPr>
-        <w:t>app</w:t>
-      </w:r>
-      <w:r>
-        <w:rPr>
-          <w:rFonts w:ascii="宋体" w:eastAsia="宋体" w:hAnsi="宋体"/>
-          <w:sz w:val="24"/>
-          <w:szCs w:val="24"/>
-        </w:rPr>
         <w:t>_id</w:t>
       </w:r>
-      <w:proofErr w:type="spellEnd"/>
-      <w:r>
-        <w:rPr>
-          <w:rFonts w:ascii="宋体" w:eastAsia="宋体" w:hAnsi="宋体" w:hint="eastAsia"/>
-          <w:sz w:val="24"/>
-          <w:szCs w:val="24"/>
-        </w:rPr>
-        <w:t>和</w:t>
-      </w:r>
-      <w:proofErr w:type="gramStart"/>
-      <w:r>
-        <w:rPr>
-          <w:rFonts w:ascii="宋体" w:eastAsia="宋体" w:hAnsi="宋体" w:hint="eastAsia"/>
-          <w:sz w:val="24"/>
-          <w:szCs w:val="24"/>
-        </w:rPr>
-        <w:t>秘钥</w:t>
-      </w:r>
-      <w:proofErr w:type="gramEnd"/>
+      <w:r>
+        <w:rPr>
+          <w:rFonts w:ascii="宋体" w:eastAsia="宋体" w:hAnsi="宋体" w:hint="eastAsia"/>
+          <w:sz w:val="24"/>
+          <w:szCs w:val="24"/>
+        </w:rPr>
+        <w:t>和秘钥</w:t>
+      </w:r>
       <w:r>
         <w:rPr>
           <w:rFonts w:ascii="宋体" w:eastAsia="宋体" w:hAnsi="宋体" w:hint="eastAsia"/>
@@ -3010,26 +2513,7 @@
           <w:sz w:val="24"/>
           <w:szCs w:val="24"/>
         </w:rPr>
-        <w:t>秘</w:t>
-      </w:r>
-      <w:proofErr w:type="gramStart"/>
-      <w:r>
-        <w:rPr>
-          <w:rFonts w:ascii="宋体" w:eastAsia="宋体" w:hAnsi="宋体" w:hint="eastAsia"/>
-          <w:sz w:val="24"/>
-          <w:szCs w:val="24"/>
-        </w:rPr>
-        <w:lastRenderedPageBreak/>
-        <w:t>钥</w:t>
-      </w:r>
-      <w:proofErr w:type="gramEnd"/>
-      <w:r>
-        <w:rPr>
-          <w:rFonts w:ascii="宋体" w:eastAsia="宋体" w:hAnsi="宋体" w:hint="eastAsia"/>
-          <w:sz w:val="24"/>
-          <w:szCs w:val="24"/>
-        </w:rPr>
-        <w:t>:</w:t>
+        <w:t>秘钥:</w:t>
       </w:r>
       <w:r>
         <w:rPr>
@@ -3047,7 +2531,6 @@
         </w:rPr>
         <w:t>。</w:t>
       </w:r>
-      <w:proofErr w:type="spellStart"/>
       <w:r>
         <w:rPr>
           <w:rFonts w:ascii="宋体" w:eastAsia="宋体" w:hAnsi="宋体"/>
@@ -3057,7 +2540,6 @@
         </w:rPr>
         <w:t>app_id</w:t>
       </w:r>
-      <w:proofErr w:type="spellEnd"/>
       <w:r>
         <w:rPr>
           <w:rFonts w:ascii="宋体" w:eastAsia="宋体" w:hAnsi="宋体" w:hint="eastAsia"/>
@@ -3076,7 +2558,7 @@
           <w:color w:val="000000" w:themeColor="text1"/>
           <w:sz w:val="28"/>
           <w:szCs w:val="28"/>
-          <w:rPrChange w:id="104" w:author="袁慕欣" w:date="2021-11-26T18:50:00Z">
+          <w:rPrChange w:id="99" w:author="袁慕欣" w:date="2021-11-26T18:50:00Z">
             <w:rPr>
               <w:rFonts w:ascii="宋体" w:eastAsia="宋体" w:hAnsi="宋体"/>
               <w:sz w:val="28"/>
@@ -3091,7 +2573,7 @@
           <w:color w:val="000000" w:themeColor="text1"/>
           <w:sz w:val="28"/>
           <w:szCs w:val="28"/>
-          <w:rPrChange w:id="105" w:author="袁慕欣" w:date="2021-11-26T18:50:00Z">
+          <w:rPrChange w:id="100" w:author="袁慕欣" w:date="2021-11-26T18:50:00Z">
             <w:rPr>
               <w:rFonts w:ascii="宋体" w:eastAsia="宋体" w:hAnsi="宋体"/>
               <w:sz w:val="28"/>
@@ -3107,7 +2589,7 @@
           <w:color w:val="000000" w:themeColor="text1"/>
           <w:sz w:val="28"/>
           <w:szCs w:val="28"/>
-          <w:rPrChange w:id="106" w:author="袁慕欣" w:date="2021-11-26T18:50:00Z">
+          <w:rPrChange w:id="101" w:author="袁慕欣" w:date="2021-11-26T18:50:00Z">
             <w:rPr>
               <w:rFonts w:ascii="宋体" w:eastAsia="宋体" w:hAnsi="宋体"/>
               <w:sz w:val="28"/>
@@ -3127,7 +2609,7 @@
           <w:color w:val="000000" w:themeColor="text1"/>
           <w:sz w:val="24"/>
           <w:szCs w:val="24"/>
-          <w:rPrChange w:id="107" w:author="袁慕欣" w:date="2021-11-26T18:50:00Z">
+          <w:rPrChange w:id="102" w:author="袁慕欣" w:date="2021-11-26T18:50:00Z">
             <w:rPr>
               <w:rFonts w:ascii="宋体" w:eastAsia="宋体" w:hAnsi="宋体"/>
               <w:sz w:val="24"/>
@@ -3142,7 +2624,7 @@
           <w:color w:val="000000" w:themeColor="text1"/>
           <w:sz w:val="24"/>
           <w:szCs w:val="24"/>
-          <w:rPrChange w:id="108" w:author="袁慕欣" w:date="2021-11-26T18:50:00Z">
+          <w:rPrChange w:id="103" w:author="袁慕欣" w:date="2021-11-26T18:50:00Z">
             <w:rPr>
               <w:rFonts w:ascii="宋体" w:eastAsia="宋体" w:hAnsi="宋体" w:hint="eastAsia"/>
               <w:sz w:val="24"/>
@@ -3152,14 +2634,13 @@
         </w:rPr>
         <w:t>重新进入</w:t>
       </w:r>
-      <w:proofErr w:type="spellStart"/>
       <w:r>
         <w:rPr>
           <w:rFonts w:ascii="宋体" w:eastAsia="宋体" w:hAnsi="宋体"/>
           <w:color w:val="000000" w:themeColor="text1"/>
           <w:sz w:val="24"/>
           <w:szCs w:val="24"/>
-          <w:rPrChange w:id="109" w:author="袁慕欣" w:date="2021-11-26T18:50:00Z">
+          <w:rPrChange w:id="104" w:author="袁慕欣" w:date="2021-11-26T18:50:00Z">
             <w:rPr>
               <w:rFonts w:ascii="宋体" w:eastAsia="宋体" w:hAnsi="宋体"/>
               <w:sz w:val="24"/>
@@ -3167,16 +2648,31 @@
             </w:rPr>
           </w:rPrChange>
         </w:rPr>
-        <w:t>ces</w:t>
-      </w:r>
-      <w:proofErr w:type="spellEnd"/>
-      <w:r>
-        <w:rPr>
-          <w:rFonts w:ascii="宋体" w:eastAsia="宋体" w:hAnsi="宋体"/>
+        <w:t>ces后台(默认用户名密码都是admin)</w:t>
+      </w:r>
+      <w:r>
+        <w:rPr>
+          <w:rFonts w:ascii="宋体" w:eastAsia="宋体" w:hAnsi="宋体" w:hint="eastAsia"/>
           <w:color w:val="000000" w:themeColor="text1"/>
           <w:sz w:val="24"/>
           <w:szCs w:val="24"/>
-          <w:rPrChange w:id="110" w:author="袁慕欣" w:date="2021-11-26T18:50:00Z">
+          <w:rPrChange w:id="105" w:author="袁慕欣" w:date="2021-11-26T18:50:00Z">
+            <w:rPr>
+              <w:rFonts w:ascii="宋体" w:eastAsia="宋体" w:hAnsi="宋体" w:hint="eastAsia"/>
+              <w:sz w:val="24"/>
+              <w:szCs w:val="24"/>
+            </w:rPr>
+          </w:rPrChange>
+        </w:rPr>
+        <w:t>，修改</w:t>
+      </w:r>
+      <w:r>
+        <w:rPr>
+          <w:rFonts w:ascii="宋体" w:eastAsia="宋体" w:hAnsi="宋体"/>
+          <w:color w:val="000000" w:themeColor="text1"/>
+          <w:sz w:val="24"/>
+          <w:szCs w:val="24"/>
+          <w:rPrChange w:id="106" w:author="袁慕欣" w:date="2021-11-26T18:50:00Z">
             <w:rPr>
               <w:rFonts w:ascii="宋体" w:eastAsia="宋体" w:hAnsi="宋体"/>
               <w:sz w:val="24"/>
@@ -3184,15 +2680,95 @@
             </w:rPr>
           </w:rPrChange>
         </w:rPr>
-        <w:t>后台(默认用户名密码都是admin)</w:t>
-      </w:r>
-      <w:r>
-        <w:rPr>
-          <w:rFonts w:ascii="宋体" w:eastAsia="宋体" w:hAnsi="宋体" w:hint="eastAsia"/>
+        <w:t>fsp相关的特性，把</w:t>
+      </w:r>
+      <w:commentRangeStart w:id="107"/>
+      <w:r>
+        <w:rPr>
+          <w:rFonts w:ascii="宋体" w:eastAsia="宋体" w:hAnsi="宋体"/>
           <w:color w:val="000000" w:themeColor="text1"/>
           <w:sz w:val="24"/>
           <w:szCs w:val="24"/>
-          <w:rPrChange w:id="111" w:author="袁慕欣" w:date="2021-11-26T18:50:00Z">
+          <w:rPrChange w:id="108" w:author="袁慕欣" w:date="2021-11-26T18:50:00Z">
+            <w:rPr>
+              <w:rFonts w:ascii="宋体" w:eastAsia="宋体" w:hAnsi="宋体"/>
+              <w:sz w:val="24"/>
+              <w:szCs w:val="24"/>
+            </w:rPr>
+          </w:rPrChange>
+        </w:rPr>
+        <w:t>fsp.login.enable</w:t>
+      </w:r>
+      <w:del w:id="109" w:author="袁慕欣" w:date="2021-11-26T17:12:00Z">
+        <w:r>
+          <w:rPr>
+            <w:rFonts w:ascii="宋体" w:eastAsia="宋体" w:hAnsi="宋体" w:hint="eastAsia"/>
+            <w:color w:val="000000" w:themeColor="text1"/>
+            <w:sz w:val="24"/>
+            <w:szCs w:val="24"/>
+            <w:rPrChange w:id="110" w:author="袁慕欣" w:date="2021-11-26T18:50:00Z">
+              <w:rPr>
+                <w:rFonts w:ascii="宋体" w:eastAsia="宋体" w:hAnsi="宋体" w:hint="eastAsia"/>
+                <w:sz w:val="24"/>
+                <w:szCs w:val="24"/>
+              </w:rPr>
+            </w:rPrChange>
+          </w:rPr>
+          <w:delText>和</w:delText>
+        </w:r>
+        <w:r>
+          <w:rPr>
+            <w:rFonts w:ascii="宋体" w:eastAsia="宋体" w:hAnsi="宋体"/>
+            <w:color w:val="000000" w:themeColor="text1"/>
+            <w:sz w:val="24"/>
+            <w:szCs w:val="24"/>
+            <w:rPrChange w:id="111" w:author="袁慕欣" w:date="2021-11-26T18:50:00Z">
+              <w:rPr>
+                <w:rFonts w:ascii="宋体" w:eastAsia="宋体" w:hAnsi="宋体"/>
+                <w:sz w:val="24"/>
+                <w:szCs w:val="24"/>
+              </w:rPr>
+            </w:rPrChange>
+          </w:rPr>
+          <w:delText>fsp.ss2.enable</w:delText>
+        </w:r>
+        <w:commentRangeEnd w:id="107"/>
+        <w:r>
+          <w:rPr>
+            <w:rStyle w:val="a6"/>
+            <w:color w:val="000000" w:themeColor="text1"/>
+            <w:rPrChange w:id="112" w:author="袁慕欣" w:date="2021-11-26T18:50:00Z">
+              <w:rPr>
+                <w:rStyle w:val="a6"/>
+              </w:rPr>
+            </w:rPrChange>
+          </w:rPr>
+          <w:commentReference w:id="107"/>
+        </w:r>
+        <w:r>
+          <w:rPr>
+            <w:rFonts w:ascii="宋体" w:eastAsia="宋体" w:hAnsi="宋体" w:hint="eastAsia"/>
+            <w:color w:val="000000" w:themeColor="text1"/>
+            <w:sz w:val="24"/>
+            <w:szCs w:val="24"/>
+            <w:rPrChange w:id="113" w:author="袁慕欣" w:date="2021-11-26T18:50:00Z">
+              <w:rPr>
+                <w:rFonts w:ascii="宋体" w:eastAsia="宋体" w:hAnsi="宋体" w:hint="eastAsia"/>
+                <w:sz w:val="24"/>
+                <w:szCs w:val="24"/>
+              </w:rPr>
+            </w:rPrChange>
+          </w:rPr>
+          <w:delText>都</w:delText>
+        </w:r>
+      </w:del>
+      <w:r>
+        <w:rPr>
+          <w:rFonts w:ascii="宋体" w:eastAsia="宋体" w:hAnsi="宋体" w:hint="eastAsia"/>
+          <w:color w:val="000000" w:themeColor="text1"/>
+          <w:sz w:val="24"/>
+          <w:szCs w:val="24"/>
+          <w:rPrChange w:id="114" w:author="袁慕欣" w:date="2021-11-26T18:50:00Z">
             <w:rPr>
               <w:rFonts w:ascii="宋体" w:eastAsia="宋体" w:hAnsi="宋体" w:hint="eastAsia"/>
               <w:sz w:val="24"/>
@@ -3200,16 +2776,15 @@
             </w:rPr>
           </w:rPrChange>
         </w:rPr>
-        <w:t>，修改</w:t>
-      </w:r>
-      <w:proofErr w:type="spellStart"/>
+        <w:t>设置为</w:t>
+      </w:r>
       <w:r>
         <w:rPr>
           <w:rFonts w:ascii="宋体" w:eastAsia="宋体" w:hAnsi="宋体"/>
           <w:color w:val="000000" w:themeColor="text1"/>
           <w:sz w:val="24"/>
           <w:szCs w:val="24"/>
-          <w:rPrChange w:id="112" w:author="袁慕欣" w:date="2021-11-26T18:50:00Z">
+          <w:rPrChange w:id="115" w:author="袁慕欣" w:date="2021-11-26T18:50:00Z">
             <w:rPr>
               <w:rFonts w:ascii="宋体" w:eastAsia="宋体" w:hAnsi="宋体"/>
               <w:sz w:val="24"/>
@@ -3217,51 +2792,16 @@
             </w:rPr>
           </w:rPrChange>
         </w:rPr>
-        <w:t>fsp</w:t>
-      </w:r>
-      <w:proofErr w:type="spellEnd"/>
-      <w:r>
-        <w:rPr>
-          <w:rFonts w:ascii="宋体" w:eastAsia="宋体" w:hAnsi="宋体"/>
-          <w:color w:val="000000" w:themeColor="text1"/>
-          <w:sz w:val="24"/>
-          <w:szCs w:val="24"/>
-          <w:rPrChange w:id="113" w:author="袁慕欣" w:date="2021-11-26T18:50:00Z">
-            <w:rPr>
-              <w:rFonts w:ascii="宋体" w:eastAsia="宋体" w:hAnsi="宋体"/>
-              <w:sz w:val="24"/>
-              <w:szCs w:val="24"/>
-            </w:rPr>
-          </w:rPrChange>
-        </w:rPr>
-        <w:t>相关的特性，把</w:t>
-      </w:r>
-      <w:proofErr w:type="spellStart"/>
-      <w:r>
-        <w:rPr>
-          <w:rFonts w:ascii="宋体" w:eastAsia="宋体" w:hAnsi="宋体"/>
-          <w:color w:val="000000" w:themeColor="text1"/>
-          <w:sz w:val="24"/>
-          <w:szCs w:val="24"/>
-          <w:rPrChange w:id="114" w:author="袁慕欣" w:date="2021-11-26T18:50:00Z">
-            <w:rPr>
-              <w:rFonts w:ascii="宋体" w:eastAsia="宋体" w:hAnsi="宋体"/>
-              <w:sz w:val="24"/>
-              <w:szCs w:val="24"/>
-            </w:rPr>
-          </w:rPrChange>
-        </w:rPr>
-        <w:t>fsp.login.enable</w:t>
-      </w:r>
-      <w:proofErr w:type="spellEnd"/>
-      <w:del w:id="115" w:author="袁慕欣" w:date="2021-11-26T17:12:00Z">
+        <w:t>true</w:t>
+      </w:r>
+      <w:ins w:id="116" w:author="袁慕欣" w:date="2021-11-26T17:10:00Z">
         <w:r>
           <w:rPr>
             <w:rFonts w:ascii="宋体" w:eastAsia="宋体" w:hAnsi="宋体" w:hint="eastAsia"/>
             <w:color w:val="000000" w:themeColor="text1"/>
             <w:sz w:val="24"/>
             <w:szCs w:val="24"/>
-            <w:rPrChange w:id="116" w:author="袁慕欣" w:date="2021-11-26T18:50:00Z">
+            <w:rPrChange w:id="117" w:author="袁慕欣" w:date="2021-11-26T18:50:00Z">
               <w:rPr>
                 <w:rFonts w:ascii="宋体" w:eastAsia="宋体" w:hAnsi="宋体" w:hint="eastAsia"/>
                 <w:sz w:val="24"/>
@@ -3269,7 +2809,25 @@
               </w:rPr>
             </w:rPrChange>
           </w:rPr>
-          <w:delText>和</w:delText>
+          <w:t>，</w:t>
+        </w:r>
+      </w:ins>
+      <w:ins w:id="118" w:author="袁慕欣" w:date="2021-11-26T17:12:00Z">
+        <w:r>
+          <w:rPr>
+            <w:rFonts w:ascii="宋体" w:eastAsia="宋体" w:hAnsi="宋体" w:hint="eastAsia"/>
+            <w:color w:val="000000" w:themeColor="text1"/>
+            <w:sz w:val="24"/>
+            <w:szCs w:val="24"/>
+            <w:rPrChange w:id="119" w:author="袁慕欣" w:date="2021-11-26T18:50:00Z">
+              <w:rPr>
+                <w:rFonts w:ascii="宋体" w:eastAsia="宋体" w:hAnsi="宋体" w:hint="eastAsia"/>
+                <w:sz w:val="24"/>
+                <w:szCs w:val="24"/>
+              </w:rPr>
+            </w:rPrChange>
+          </w:rPr>
+          <w:t>让客户端入会时同时登录</w:t>
         </w:r>
         <w:r>
           <w:rPr>
@@ -3277,7 +2835,7 @@
             <w:color w:val="000000" w:themeColor="text1"/>
             <w:sz w:val="24"/>
             <w:szCs w:val="24"/>
-            <w:rPrChange w:id="117" w:author="袁慕欣" w:date="2021-11-26T18:50:00Z">
+            <w:rPrChange w:id="120" w:author="袁慕欣" w:date="2021-11-26T18:50:00Z">
               <w:rPr>
                 <w:rFonts w:ascii="宋体" w:eastAsia="宋体" w:hAnsi="宋体"/>
                 <w:sz w:val="24"/>
@@ -3285,76 +2843,39 @@
               </w:rPr>
             </w:rPrChange>
           </w:rPr>
-          <w:delText>fsp.ss2.enable</w:delText>
-        </w:r>
-        <w:r>
-          <w:rPr>
-            <w:rFonts w:ascii="宋体" w:eastAsia="宋体" w:hAnsi="宋体" w:hint="eastAsia"/>
+          <w:t>fsp。把</w:t>
+        </w:r>
+        <w:r>
+          <w:rPr>
+            <w:rFonts w:ascii="宋体" w:eastAsia="宋体" w:hAnsi="宋体"/>
             <w:color w:val="000000" w:themeColor="text1"/>
             <w:sz w:val="24"/>
             <w:szCs w:val="24"/>
-            <w:rPrChange w:id="118" w:author="袁慕欣" w:date="2021-11-26T18:50:00Z">
+            <w:rPrChange w:id="121" w:author="袁慕欣" w:date="2021-11-26T18:50:00Z">
               <w:rPr>
-                <w:rFonts w:ascii="宋体" w:eastAsia="宋体" w:hAnsi="宋体" w:hint="eastAsia"/>
+                <w:rFonts w:ascii="宋体" w:eastAsia="宋体" w:hAnsi="宋体"/>
                 <w:sz w:val="24"/>
                 <w:szCs w:val="24"/>
               </w:rPr>
             </w:rPrChange>
           </w:rPr>
-          <w:delText>都</w:delText>
-        </w:r>
-      </w:del>
-      <w:r>
-        <w:rPr>
-          <w:rFonts w:ascii="宋体" w:eastAsia="宋体" w:hAnsi="宋体" w:hint="eastAsia"/>
-          <w:color w:val="000000" w:themeColor="text1"/>
-          <w:sz w:val="24"/>
-          <w:szCs w:val="24"/>
-          <w:rPrChange w:id="119" w:author="袁慕欣" w:date="2021-11-26T18:50:00Z">
-            <w:rPr>
-              <w:rFonts w:ascii="宋体" w:eastAsia="宋体" w:hAnsi="宋体" w:hint="eastAsia"/>
-              <w:sz w:val="24"/>
-              <w:szCs w:val="24"/>
-            </w:rPr>
-          </w:rPrChange>
-        </w:rPr>
-        <w:t>设置为</w:t>
-      </w:r>
-      <w:r>
-        <w:rPr>
-          <w:rFonts w:ascii="宋体" w:eastAsia="宋体" w:hAnsi="宋体"/>
-          <w:color w:val="000000" w:themeColor="text1"/>
-          <w:sz w:val="24"/>
-          <w:szCs w:val="24"/>
-          <w:rPrChange w:id="120" w:author="袁慕欣" w:date="2021-11-26T18:50:00Z">
-            <w:rPr>
-              <w:rFonts w:ascii="宋体" w:eastAsia="宋体" w:hAnsi="宋体"/>
-              <w:sz w:val="24"/>
-              <w:szCs w:val="24"/>
-            </w:rPr>
-          </w:rPrChange>
-        </w:rPr>
-        <w:t>true</w:t>
-      </w:r>
-      <w:ins w:id="121" w:author="袁慕欣" w:date="2021-11-26T17:10:00Z">
-        <w:r>
-          <w:rPr>
-            <w:rFonts w:ascii="宋体" w:eastAsia="宋体" w:hAnsi="宋体" w:hint="eastAsia"/>
+          <w:lastRenderedPageBreak/>
+          <w:t>fsp.ss2.enable</w:t>
+        </w:r>
+        <w:commentRangeStart w:id="122"/>
+        <w:commentRangeEnd w:id="122"/>
+        <w:r>
+          <w:rPr>
+            <w:rStyle w:val="a6"/>
             <w:color w:val="000000" w:themeColor="text1"/>
-            <w:sz w:val="24"/>
-            <w:szCs w:val="24"/>
-            <w:rPrChange w:id="122" w:author="袁慕欣" w:date="2021-11-26T18:50:00Z">
+            <w:rPrChange w:id="123" w:author="袁慕欣" w:date="2021-11-26T18:50:00Z">
               <w:rPr>
-                <w:rFonts w:ascii="宋体" w:eastAsia="宋体" w:hAnsi="宋体" w:hint="eastAsia"/>
-                <w:sz w:val="24"/>
-                <w:szCs w:val="24"/>
+                <w:rStyle w:val="a6"/>
               </w:rPr>
             </w:rPrChange>
           </w:rPr>
-          <w:t>，</w:t>
-        </w:r>
-      </w:ins>
-      <w:ins w:id="123" w:author="袁慕欣" w:date="2021-11-26T17:12:00Z">
+          <w:commentReference w:id="122"/>
+        </w:r>
         <w:r>
           <w:rPr>
             <w:rFonts w:ascii="宋体" w:eastAsia="宋体" w:hAnsi="宋体" w:hint="eastAsia"/>
@@ -3369,9 +2890,8 @@
               </w:rPr>
             </w:rPrChange>
           </w:rPr>
-          <w:t>让客户端入会时同时登录</w:t>
-        </w:r>
-        <w:proofErr w:type="spellStart"/>
+          <w:t>设置为</w:t>
+        </w:r>
         <w:r>
           <w:rPr>
             <w:rFonts w:ascii="宋体" w:eastAsia="宋体" w:hAnsi="宋体"/>
@@ -3386,9 +2906,9 @@
               </w:rPr>
             </w:rPrChange>
           </w:rPr>
-          <w:t>fsp</w:t>
-        </w:r>
-        <w:proofErr w:type="spellEnd"/>
+          <w:t>true，</w:t>
+        </w:r>
+        <w:proofErr w:type="gramStart"/>
         <w:r>
           <w:rPr>
             <w:rFonts w:ascii="宋体" w:eastAsia="宋体" w:hAnsi="宋体"/>
@@ -3403,15 +2923,17 @@
               </w:rPr>
             </w:rPrChange>
           </w:rPr>
-          <w:t>。把fsp.ss2.enable</w:t>
-        </w:r>
+          <w:t>让</w:t>
+        </w:r>
+      </w:ins>
+      <w:ins w:id="127" w:author="袁慕欣" w:date="2021-11-26T17:13:00Z">
         <w:r>
           <w:rPr>
             <w:rFonts w:ascii="宋体" w:eastAsia="宋体" w:hAnsi="宋体" w:hint="eastAsia"/>
             <w:color w:val="000000" w:themeColor="text1"/>
             <w:sz w:val="24"/>
             <w:szCs w:val="24"/>
-            <w:rPrChange w:id="127" w:author="袁慕欣" w:date="2021-11-26T18:50:00Z">
+            <w:rPrChange w:id="128" w:author="袁慕欣" w:date="2021-11-26T18:50:00Z">
               <w:rPr>
                 <w:rFonts w:ascii="宋体" w:eastAsia="宋体" w:hAnsi="宋体" w:hint="eastAsia"/>
                 <w:sz w:val="24"/>
@@ -3419,7 +2941,24 @@
               </w:rPr>
             </w:rPrChange>
           </w:rPr>
-          <w:t>设置为</w:t>
+          <w:t>音视频</w:t>
+        </w:r>
+        <w:proofErr w:type="gramEnd"/>
+        <w:r>
+          <w:rPr>
+            <w:rFonts w:ascii="宋体" w:eastAsia="宋体" w:hAnsi="宋体" w:hint="eastAsia"/>
+            <w:color w:val="000000" w:themeColor="text1"/>
+            <w:sz w:val="24"/>
+            <w:szCs w:val="24"/>
+            <w:rPrChange w:id="129" w:author="袁慕欣" w:date="2021-11-26T18:50:00Z">
+              <w:rPr>
+                <w:rFonts w:ascii="宋体" w:eastAsia="宋体" w:hAnsi="宋体" w:hint="eastAsia"/>
+                <w:sz w:val="24"/>
+                <w:szCs w:val="24"/>
+              </w:rPr>
+            </w:rPrChange>
+          </w:rPr>
+          <w:t>流走</w:t>
         </w:r>
         <w:r>
           <w:rPr>
@@ -3427,7 +2966,7 @@
             <w:color w:val="000000" w:themeColor="text1"/>
             <w:sz w:val="24"/>
             <w:szCs w:val="24"/>
-            <w:rPrChange w:id="128" w:author="袁慕欣" w:date="2021-11-26T18:50:00Z">
+            <w:rPrChange w:id="130" w:author="袁慕欣" w:date="2021-11-26T18:50:00Z">
               <w:rPr>
                 <w:rFonts w:ascii="宋体" w:eastAsia="宋体" w:hAnsi="宋体"/>
                 <w:sz w:val="24"/>
@@ -3435,79 +2974,9 @@
               </w:rPr>
             </w:rPrChange>
           </w:rPr>
-          <w:t>true，</w:t>
-        </w:r>
-        <w:proofErr w:type="gramStart"/>
-        <w:r>
-          <w:rPr>
-            <w:rFonts w:ascii="宋体" w:eastAsia="宋体" w:hAnsi="宋体"/>
-            <w:color w:val="000000" w:themeColor="text1"/>
-            <w:sz w:val="24"/>
-            <w:szCs w:val="24"/>
-            <w:rPrChange w:id="129" w:author="袁慕欣" w:date="2021-11-26T18:50:00Z">
-              <w:rPr>
-                <w:rFonts w:ascii="宋体" w:eastAsia="宋体" w:hAnsi="宋体"/>
-                <w:sz w:val="24"/>
-                <w:szCs w:val="24"/>
-              </w:rPr>
-            </w:rPrChange>
-          </w:rPr>
-          <w:t>让</w:t>
+          <w:t>fsp</w:t>
         </w:r>
       </w:ins>
-      <w:ins w:id="130" w:author="袁慕欣" w:date="2021-11-26T17:13:00Z">
-        <w:r>
-          <w:rPr>
-            <w:rFonts w:ascii="宋体" w:eastAsia="宋体" w:hAnsi="宋体" w:hint="eastAsia"/>
-            <w:color w:val="000000" w:themeColor="text1"/>
-            <w:sz w:val="24"/>
-            <w:szCs w:val="24"/>
-            <w:rPrChange w:id="131" w:author="袁慕欣" w:date="2021-11-26T18:50:00Z">
-              <w:rPr>
-                <w:rFonts w:ascii="宋体" w:eastAsia="宋体" w:hAnsi="宋体" w:hint="eastAsia"/>
-                <w:sz w:val="24"/>
-                <w:szCs w:val="24"/>
-              </w:rPr>
-            </w:rPrChange>
-          </w:rPr>
-          <w:t>音视频</w:t>
-        </w:r>
-        <w:proofErr w:type="gramEnd"/>
-        <w:r>
-          <w:rPr>
-            <w:rFonts w:ascii="宋体" w:eastAsia="宋体" w:hAnsi="宋体" w:hint="eastAsia"/>
-            <w:color w:val="000000" w:themeColor="text1"/>
-            <w:sz w:val="24"/>
-            <w:szCs w:val="24"/>
-            <w:rPrChange w:id="132" w:author="袁慕欣" w:date="2021-11-26T18:50:00Z">
-              <w:rPr>
-                <w:rFonts w:ascii="宋体" w:eastAsia="宋体" w:hAnsi="宋体" w:hint="eastAsia"/>
-                <w:sz w:val="24"/>
-                <w:szCs w:val="24"/>
-              </w:rPr>
-            </w:rPrChange>
-          </w:rPr>
-          <w:t>流走</w:t>
-        </w:r>
-        <w:proofErr w:type="spellStart"/>
-        <w:r>
-          <w:rPr>
-            <w:rFonts w:ascii="宋体" w:eastAsia="宋体" w:hAnsi="宋体"/>
-            <w:color w:val="000000" w:themeColor="text1"/>
-            <w:sz w:val="24"/>
-            <w:szCs w:val="24"/>
-            <w:rPrChange w:id="133" w:author="袁慕欣" w:date="2021-11-26T18:50:00Z">
-              <w:rPr>
-                <w:rFonts w:ascii="宋体" w:eastAsia="宋体" w:hAnsi="宋体"/>
-                <w:sz w:val="24"/>
-                <w:szCs w:val="24"/>
-              </w:rPr>
-            </w:rPrChange>
-          </w:rPr>
-          <w:t>fsp</w:t>
-        </w:r>
-      </w:ins>
-      <w:proofErr w:type="spellEnd"/>
       <w:r>
         <w:rPr>
           <w:rFonts w:ascii="宋体" w:eastAsia="宋体" w:hAnsi="宋体" w:hint="eastAsia"/>
@@ -3529,7 +2998,7 @@
           <w:kern w:val="0"/>
           <w:sz w:val="24"/>
           <w:szCs w:val="24"/>
-          <w:rPrChange w:id="134" w:author="袁慕欣" w:date="2021-11-26T18:50:00Z">
+          <w:rPrChange w:id="131" w:author="袁慕欣" w:date="2021-11-26T18:50:00Z">
             <w:rPr>
               <w:rFonts w:ascii="宋体" w:eastAsia="宋体" w:hAnsi="宋体" w:cs="宋体"/>
               <w:kern w:val="0"/>
@@ -3547,7 +3016,7 @@
           <w:kern w:val="0"/>
           <w:sz w:val="24"/>
           <w:szCs w:val="24"/>
-          <w:rPrChange w:id="135" w:author="袁慕欣" w:date="2021-11-26T18:50:00Z">
+          <w:rPrChange w:id="132" w:author="袁慕欣" w:date="2021-11-26T18:50:00Z">
             <w:rPr>
               <w:rFonts w:ascii="宋体" w:eastAsia="宋体" w:hAnsi="宋体" w:cs="宋体"/>
               <w:noProof/>
@@ -3567,7 +3036,7 @@
           <w:kern w:val="0"/>
           <w:sz w:val="24"/>
           <w:szCs w:val="24"/>
-          <w:rPrChange w:id="136" w:author="袁慕欣" w:date="2021-11-26T18:50:00Z">
+          <w:rPrChange w:id="133" w:author="袁慕欣" w:date="2021-11-26T18:50:00Z">
             <w:rPr>
               <w:rFonts w:ascii="宋体" w:eastAsia="宋体" w:hAnsi="宋体" w:cs="宋体"/>
               <w:noProof/>
@@ -3731,25 +3200,7 @@
           <w:sz w:val="28"/>
           <w:szCs w:val="28"/>
         </w:rPr>
-        <w:t>ces设置</w:t>
-      </w:r>
-      <w:proofErr w:type="spellStart"/>
-      <w:r>
-        <w:rPr>
-          <w:rFonts w:ascii="宋体" w:eastAsia="宋体" w:hAnsi="宋体" w:hint="eastAsia"/>
-          <w:sz w:val="28"/>
-          <w:szCs w:val="28"/>
-        </w:rPr>
-        <w:t>fsp</w:t>
-      </w:r>
-      <w:proofErr w:type="spellEnd"/>
-      <w:r>
-        <w:rPr>
-          <w:rFonts w:ascii="宋体" w:eastAsia="宋体" w:hAnsi="宋体" w:hint="eastAsia"/>
-          <w:sz w:val="28"/>
-          <w:szCs w:val="28"/>
-        </w:rPr>
-        <w:t>地址</w:t>
+        <w:t>ces设置fsp地址</w:t>
       </w:r>
     </w:p>
     <w:p>
@@ -3757,7 +3208,7 @@
         <w:pStyle w:val="a3"/>
         <w:ind w:left="570" w:firstLineChars="0" w:firstLine="0"/>
         <w:rPr>
-          <w:ins w:id="137" w:author="袁慕欣" w:date="2021-11-26T17:16:00Z"/>
+          <w:ins w:id="134" w:author="袁慕欣" w:date="2021-11-26T17:16:00Z"/>
           <w:rFonts w:ascii="宋体" w:eastAsia="宋体" w:hAnsi="宋体"/>
           <w:sz w:val="24"/>
           <w:szCs w:val="24"/>
@@ -3771,7 +3222,6 @@
         </w:rPr>
         <w:t>继续在</w:t>
       </w:r>
-      <w:proofErr w:type="spellStart"/>
       <w:r>
         <w:rPr>
           <w:rFonts w:ascii="宋体" w:eastAsia="宋体" w:hAnsi="宋体" w:hint="eastAsia"/>
@@ -3786,34 +3236,7 @@
           <w:sz w:val="24"/>
           <w:szCs w:val="24"/>
         </w:rPr>
-        <w:t>es</w:t>
-      </w:r>
-      <w:proofErr w:type="spellEnd"/>
-      <w:r>
-        <w:rPr>
-          <w:rFonts w:ascii="宋体" w:eastAsia="宋体" w:hAnsi="宋体" w:hint="eastAsia"/>
-          <w:sz w:val="24"/>
-          <w:szCs w:val="24"/>
-        </w:rPr>
-        <w:t>后台配置</w:t>
-      </w:r>
-      <w:proofErr w:type="spellStart"/>
-      <w:r>
-        <w:rPr>
-          <w:rFonts w:ascii="宋体" w:eastAsia="宋体" w:hAnsi="宋体" w:hint="eastAsia"/>
-          <w:sz w:val="24"/>
-          <w:szCs w:val="24"/>
-        </w:rPr>
-        <w:t>fsp</w:t>
-      </w:r>
-      <w:proofErr w:type="spellEnd"/>
-      <w:r>
-        <w:rPr>
-          <w:rFonts w:ascii="宋体" w:eastAsia="宋体" w:hAnsi="宋体" w:hint="eastAsia"/>
-          <w:sz w:val="24"/>
-          <w:szCs w:val="24"/>
-        </w:rPr>
-        <w:t>地址</w:t>
+        <w:t>es后台配置fsp地址</w:t>
       </w:r>
       <w:r>
         <w:rPr>
@@ -3853,18 +3276,8 @@
           <w:sz w:val="24"/>
           <w:szCs w:val="24"/>
         </w:rPr>
-        <w:t>改成实际服务器</w:t>
-      </w:r>
-      <w:proofErr w:type="spellStart"/>
-      <w:r>
-        <w:rPr>
-          <w:rFonts w:ascii="宋体" w:eastAsia="宋体" w:hAnsi="宋体" w:hint="eastAsia"/>
-          <w:sz w:val="24"/>
-          <w:szCs w:val="24"/>
-        </w:rPr>
-        <w:t>ip</w:t>
-      </w:r>
-      <w:proofErr w:type="spellEnd"/>
+        <w:t>改成实际服务器ip</w:t>
+      </w:r>
     </w:p>
     <w:p>
       <w:pPr>
@@ -3916,7 +3329,7 @@
         <w:pStyle w:val="a3"/>
         <w:ind w:left="570" w:firstLineChars="0" w:firstLine="0"/>
         <w:rPr>
-          <w:ins w:id="138" w:author="袁慕欣" w:date="2021-11-26T18:03:00Z"/>
+          <w:ins w:id="135" w:author="袁慕欣" w:date="2021-11-26T18:03:00Z"/>
           <w:rFonts w:ascii="宋体" w:eastAsia="宋体" w:hAnsi="宋体"/>
           <w:sz w:val="24"/>
           <w:szCs w:val="24"/>
@@ -3938,7 +3351,7 @@
         </w:rPr>
         <w:t>.</w:t>
       </w:r>
-      <w:ins w:id="139" w:author="袁慕欣" w:date="2021-11-26T18:02:00Z">
+      <w:ins w:id="136" w:author="袁慕欣" w:date="2021-11-26T18:02:00Z">
         <w:r>
           <w:rPr>
             <w:rFonts w:ascii="宋体" w:eastAsia="宋体" w:hAnsi="宋体" w:hint="eastAsia"/>
@@ -3948,7 +3361,7 @@
           <w:t>后台地址</w:t>
         </w:r>
       </w:ins>
-      <w:ins w:id="140" w:author="袁慕欣" w:date="2021-11-26T18:03:00Z">
+      <w:ins w:id="137" w:author="袁慕欣" w:date="2021-11-26T18:03:00Z">
         <w:r>
           <w:rPr>
             <w:rFonts w:ascii="宋体" w:eastAsia="宋体" w:hAnsi="宋体" w:hint="eastAsia"/>
@@ -3974,7 +3387,7 @@
         </w:rPr>
         <w:t>:192.168.7.149</w:t>
       </w:r>
-      <w:ins w:id="141" w:author="袁慕欣" w:date="2021-11-26T18:03:00Z">
+      <w:ins w:id="138" w:author="袁慕欣" w:date="2021-11-26T18:03:00Z">
         <w:r>
           <w:rPr>
             <w:rFonts w:ascii="宋体" w:eastAsia="宋体" w:hAnsi="宋体"/>
@@ -3992,7 +3405,7 @@
         </w:rPr>
         <w:t>端口:</w:t>
       </w:r>
-      <w:ins w:id="142" w:author="袁慕欣" w:date="2021-11-26T18:03:00Z">
+      <w:ins w:id="139" w:author="袁慕欣" w:date="2021-11-26T18:03:00Z">
         <w:r>
           <w:rPr>
             <w:rFonts w:ascii="宋体" w:eastAsia="宋体" w:hAnsi="宋体"/>
@@ -4021,6 +3434,108 @@
         </w:rPr>
         <w:t>2.</w:t>
       </w:r>
+      <w:ins w:id="140" w:author="袁慕欣" w:date="2021-11-26T18:03:00Z">
+        <w:r>
+          <w:rPr>
+            <w:rFonts w:ascii="宋体" w:eastAsia="宋体" w:hAnsi="宋体"/>
+            <w:sz w:val="24"/>
+            <w:szCs w:val="24"/>
+          </w:rPr>
+          <w:t>A</w:t>
+        </w:r>
+        <w:r>
+          <w:rPr>
+            <w:rFonts w:ascii="宋体" w:eastAsia="宋体" w:hAnsi="宋体" w:hint="eastAsia"/>
+            <w:sz w:val="24"/>
+            <w:szCs w:val="24"/>
+          </w:rPr>
+          <w:t xml:space="preserve">ccess服务地址： </w:t>
+        </w:r>
+      </w:ins>
+      <w:r>
+        <w:rPr>
+          <w:rFonts w:ascii="宋体" w:eastAsia="宋体" w:hAnsi="宋体" w:hint="eastAsia"/>
+          <w:sz w:val="24"/>
+          <w:szCs w:val="24"/>
+        </w:rPr>
+        <w:t>A</w:t>
+      </w:r>
+      <w:r>
+        <w:rPr>
+          <w:rFonts w:ascii="宋体" w:eastAsia="宋体" w:hAnsi="宋体"/>
+          <w:sz w:val="24"/>
+          <w:szCs w:val="24"/>
+        </w:rPr>
+        <w:t>ccess</w:t>
+      </w:r>
+      <w:r>
+        <w:rPr>
+          <w:rFonts w:ascii="宋体" w:eastAsia="宋体" w:hAnsi="宋体" w:hint="eastAsia"/>
+          <w:sz w:val="24"/>
+          <w:szCs w:val="24"/>
+        </w:rPr>
+        <w:t>服务地址</w:t>
+      </w:r>
+      <w:r>
+        <w:rPr>
+          <w:rFonts w:ascii="宋体" w:eastAsia="宋体" w:hAnsi="宋体"/>
+          <w:sz w:val="24"/>
+          <w:szCs w:val="24"/>
+        </w:rPr>
+        <w:t>:192.168.7.149</w:t>
+      </w:r>
+      <w:ins w:id="141" w:author="袁慕欣" w:date="2021-11-26T18:03:00Z">
+        <w:r>
+          <w:rPr>
+            <w:rFonts w:ascii="宋体" w:eastAsia="宋体" w:hAnsi="宋体"/>
+            <w:sz w:val="24"/>
+            <w:szCs w:val="24"/>
+          </w:rPr>
+          <w:t xml:space="preserve"> </w:t>
+        </w:r>
+      </w:ins>
+      <w:r>
+        <w:rPr>
+          <w:rFonts w:ascii="宋体" w:eastAsia="宋体" w:hAnsi="宋体"/>
+          <w:sz w:val="24"/>
+          <w:szCs w:val="24"/>
+        </w:rPr>
+        <w:t xml:space="preserve"> </w:t>
+      </w:r>
+      <w:r>
+        <w:rPr>
+          <w:rFonts w:ascii="宋体" w:eastAsia="宋体" w:hAnsi="宋体" w:hint="eastAsia"/>
+          <w:sz w:val="24"/>
+          <w:szCs w:val="24"/>
+        </w:rPr>
+        <w:t>端口:</w:t>
+      </w:r>
+      <w:ins w:id="142" w:author="袁慕欣" w:date="2021-11-26T18:03:00Z">
+        <w:r>
+          <w:rPr>
+            <w:rFonts w:ascii="宋体" w:eastAsia="宋体" w:hAnsi="宋体"/>
+            <w:sz w:val="24"/>
+            <w:szCs w:val="24"/>
+          </w:rPr>
+          <w:t>21000</w:t>
+        </w:r>
+      </w:ins>
+      <w:r>
+        <w:rPr>
+          <w:rFonts w:ascii="宋体" w:eastAsia="宋体" w:hAnsi="宋体"/>
+          <w:sz w:val="24"/>
+          <w:szCs w:val="24"/>
+        </w:rPr>
+        <w:t xml:space="preserve">  </w:t>
+      </w:r>
+      <w:r>
+        <w:rPr>
+          <w:rFonts w:ascii="宋体" w:eastAsia="宋体" w:hAnsi="宋体" w:hint="eastAsia"/>
+          <w:sz w:val="24"/>
+          <w:szCs w:val="24"/>
+        </w:rPr>
+        <w:t>协议:</w:t>
+      </w:r>
       <w:ins w:id="143" w:author="袁慕欣" w:date="2021-11-26T18:03:00Z">
         <w:r>
           <w:rPr>
@@ -4028,130 +3543,28 @@
             <w:sz w:val="24"/>
             <w:szCs w:val="24"/>
           </w:rPr>
-          <w:t>A</w:t>
-        </w:r>
-        <w:r>
-          <w:rPr>
-            <w:rFonts w:ascii="宋体" w:eastAsia="宋体" w:hAnsi="宋体" w:hint="eastAsia"/>
-            <w:sz w:val="24"/>
-            <w:szCs w:val="24"/>
-          </w:rPr>
-          <w:t xml:space="preserve">ccess服务地址： </w:t>
+          <w:t>HTT</w:t>
         </w:r>
       </w:ins>
-      <w:r>
-        <w:rPr>
-          <w:rFonts w:ascii="宋体" w:eastAsia="宋体" w:hAnsi="宋体" w:hint="eastAsia"/>
-          <w:sz w:val="24"/>
-          <w:szCs w:val="24"/>
-        </w:rPr>
-        <w:t>A</w:t>
-      </w:r>
-      <w:r>
-        <w:rPr>
-          <w:rFonts w:ascii="宋体" w:eastAsia="宋体" w:hAnsi="宋体"/>
-          <w:sz w:val="24"/>
-          <w:szCs w:val="24"/>
-        </w:rPr>
-        <w:t>ccess</w:t>
-      </w:r>
-      <w:r>
-        <w:rPr>
-          <w:rFonts w:ascii="宋体" w:eastAsia="宋体" w:hAnsi="宋体" w:hint="eastAsia"/>
-          <w:sz w:val="24"/>
-          <w:szCs w:val="24"/>
-        </w:rPr>
-        <w:t>服务地址</w:t>
-      </w:r>
-      <w:r>
-        <w:rPr>
-          <w:rFonts w:ascii="宋体" w:eastAsia="宋体" w:hAnsi="宋体"/>
-          <w:sz w:val="24"/>
-          <w:szCs w:val="24"/>
-        </w:rPr>
-        <w:t>:192.168.7.149</w:t>
-      </w:r>
-      <w:ins w:id="144" w:author="袁慕欣" w:date="2021-11-26T18:03:00Z">
+      <w:ins w:id="144" w:author="袁慕欣" w:date="2021-11-26T18:04:00Z">
         <w:r>
           <w:rPr>
             <w:rFonts w:ascii="宋体" w:eastAsia="宋体" w:hAnsi="宋体"/>
             <w:sz w:val="24"/>
             <w:szCs w:val="24"/>
           </w:rPr>
-          <w:t xml:space="preserve"> </w:t>
+          <w:t xml:space="preserve">PS  </w:t>
         </w:r>
       </w:ins>
       <w:r>
         <w:rPr>
-          <w:rFonts w:ascii="宋体" w:eastAsia="宋体" w:hAnsi="宋体"/>
-          <w:sz w:val="24"/>
-          <w:szCs w:val="24"/>
-        </w:rPr>
-        <w:t xml:space="preserve"> </w:t>
-      </w:r>
-      <w:r>
-        <w:rPr>
-          <w:rFonts w:ascii="宋体" w:eastAsia="宋体" w:hAnsi="宋体" w:hint="eastAsia"/>
-          <w:sz w:val="24"/>
-          <w:szCs w:val="24"/>
-        </w:rPr>
-        <w:t>端口:</w:t>
-      </w:r>
-      <w:ins w:id="145" w:author="袁慕欣" w:date="2021-11-26T18:03:00Z">
-        <w:r>
-          <w:rPr>
-            <w:rFonts w:ascii="宋体" w:eastAsia="宋体" w:hAnsi="宋体"/>
-            <w:sz w:val="24"/>
-            <w:szCs w:val="24"/>
-          </w:rPr>
-          <w:t>21000</w:t>
-        </w:r>
-      </w:ins>
-      <w:r>
-        <w:rPr>
-          <w:rFonts w:ascii="宋体" w:eastAsia="宋体" w:hAnsi="宋体"/>
-          <w:sz w:val="24"/>
-          <w:szCs w:val="24"/>
-        </w:rPr>
-        <w:t xml:space="preserve">  </w:t>
-      </w:r>
-      <w:r>
-        <w:rPr>
-          <w:rFonts w:ascii="宋体" w:eastAsia="宋体" w:hAnsi="宋体" w:hint="eastAsia"/>
-          <w:sz w:val="24"/>
-          <w:szCs w:val="24"/>
-        </w:rPr>
-        <w:t>协议:</w:t>
-      </w:r>
-      <w:ins w:id="146" w:author="袁慕欣" w:date="2021-11-26T18:03:00Z">
-        <w:r>
-          <w:rPr>
-            <w:rFonts w:ascii="宋体" w:eastAsia="宋体" w:hAnsi="宋体"/>
-            <w:sz w:val="24"/>
-            <w:szCs w:val="24"/>
-          </w:rPr>
-          <w:t>HTT</w:t>
-        </w:r>
-      </w:ins>
-      <w:ins w:id="147" w:author="袁慕欣" w:date="2021-11-26T18:04:00Z">
-        <w:r>
-          <w:rPr>
-            <w:rFonts w:ascii="宋体" w:eastAsia="宋体" w:hAnsi="宋体"/>
-            <w:sz w:val="24"/>
-            <w:szCs w:val="24"/>
-          </w:rPr>
-          <w:t xml:space="preserve">PS  </w:t>
-        </w:r>
-      </w:ins>
-      <w:r>
-        <w:rPr>
           <w:rFonts w:ascii="宋体" w:eastAsia="宋体" w:hAnsi="宋体" w:hint="eastAsia"/>
           <w:sz w:val="24"/>
           <w:szCs w:val="24"/>
         </w:rPr>
         <w:t>后缀:</w:t>
       </w:r>
-      <w:ins w:id="148" w:author="袁慕欣" w:date="2021-11-26T18:04:00Z">
+      <w:ins w:id="145" w:author="袁慕欣" w:date="2021-11-26T18:04:00Z">
         <w:r>
           <w:rPr>
             <w:rFonts w:ascii="宋体" w:eastAsia="宋体" w:hAnsi="宋体" w:hint="eastAsia"/>
@@ -4257,7 +3670,7 @@
         <w:pStyle w:val="a3"/>
         <w:ind w:left="570" w:firstLineChars="0" w:firstLine="0"/>
         <w:rPr>
-          <w:ins w:id="149" w:author="袁慕欣" w:date="2021-11-26T17:16:00Z"/>
+          <w:ins w:id="146" w:author="袁慕欣" w:date="2021-11-26T17:16:00Z"/>
           <w:rFonts w:ascii="宋体" w:eastAsia="宋体" w:hAnsi="宋体"/>
           <w:sz w:val="24"/>
           <w:szCs w:val="24"/>
@@ -4332,27 +3745,7 @@
           <w:sz w:val="24"/>
           <w:szCs w:val="24"/>
         </w:rPr>
-        <w:t>这一步看</w:t>
-      </w:r>
-      <w:proofErr w:type="spellStart"/>
-      <w:r>
-        <w:rPr>
-          <w:rFonts w:ascii="宋体" w:eastAsia="宋体" w:hAnsi="宋体" w:cs="宋体" w:hint="eastAsia"/>
-          <w:kern w:val="0"/>
-          <w:sz w:val="24"/>
-          <w:szCs w:val="24"/>
-        </w:rPr>
-        <w:t>ces</w:t>
-      </w:r>
-      <w:proofErr w:type="spellEnd"/>
-      <w:r>
-        <w:rPr>
-          <w:rFonts w:ascii="宋体" w:eastAsia="宋体" w:hAnsi="宋体" w:cs="宋体" w:hint="eastAsia"/>
-          <w:kern w:val="0"/>
-          <w:sz w:val="24"/>
-          <w:szCs w:val="24"/>
-        </w:rPr>
-        <w:t>的文档，简单点就直接创建一个匿名的会议室</w:t>
+        <w:t>这一步看ces的文档，简单点就直接创建一个匿名的会议室</w:t>
       </w:r>
     </w:p>
     <w:p>
@@ -4374,9 +3767,9 @@
         </w:rPr>
         <w:lastRenderedPageBreak/>
         <w:drawing>
-          <wp:inline distT="0" distB="0" distL="0" distR="0" wp14:anchorId="2EAC6ED8" wp14:editId="7D9D847D">
+          <wp:inline distT="0" distB="0" distL="0" distR="0" wp14:anchorId="2EAC6ED8" wp14:editId="64388FFD">
             <wp:extent cx="5274310" cy="1932305"/>
-            <wp:effectExtent l="0" t="0" r="2540" b="0"/>
+            <wp:effectExtent l="19050" t="19050" r="21590" b="10795"/>
             <wp:docPr id="13" name="图片 13"/>
             <wp:cNvGraphicFramePr>
               <a:graphicFrameLocks xmlns:a="http://schemas.openxmlformats.org/drawingml/2006/main" noChangeAspect="1"/>
@@ -4413,7 +3806,9 @@
                     </a:prstGeom>
                     <a:noFill/>
                     <a:ln>
-                      <a:noFill/>
+                      <a:solidFill>
+                        <a:schemeClr val="accent1"/>
+                      </a:solidFill>
                     </a:ln>
                   </pic:spPr>
                 </pic:pic>
@@ -4427,9 +3822,9 @@
           <w:noProof/>
         </w:rPr>
         <w:drawing>
-          <wp:inline distT="0" distB="0" distL="0" distR="0" wp14:anchorId="2825185B" wp14:editId="0171448F">
+          <wp:inline distT="0" distB="0" distL="0" distR="0" wp14:anchorId="2825185B" wp14:editId="6441F948">
             <wp:extent cx="5274310" cy="4336415"/>
-            <wp:effectExtent l="0" t="0" r="2540" b="6985"/>
+            <wp:effectExtent l="19050" t="19050" r="21590" b="26035"/>
             <wp:docPr id="11" name="图片 11"/>
             <wp:cNvGraphicFramePr>
               <a:graphicFrameLocks xmlns:a="http://schemas.openxmlformats.org/drawingml/2006/main" noChangeAspect="1"/>
@@ -4466,7 +3861,9 @@
                     </a:prstGeom>
                     <a:noFill/>
                     <a:ln>
-                      <a:noFill/>
+                      <a:solidFill>
+                        <a:schemeClr val="accent1"/>
+                      </a:solidFill>
                     </a:ln>
                   </pic:spPr>
                 </pic:pic>
@@ -4555,27 +3952,9 @@
           <w:sz w:val="24"/>
           <w:szCs w:val="24"/>
         </w:rPr>
-        <w:t>回到</w:t>
-      </w:r>
-      <w:proofErr w:type="spellStart"/>
-      <w:r>
-        <w:rPr>
-          <w:rFonts w:ascii="宋体" w:eastAsia="宋体" w:hAnsi="宋体" w:hint="eastAsia"/>
-          <w:sz w:val="24"/>
-          <w:szCs w:val="24"/>
-        </w:rPr>
-        <w:t>linux</w:t>
-      </w:r>
-      <w:proofErr w:type="spellEnd"/>
-      <w:r>
-        <w:rPr>
-          <w:rFonts w:ascii="宋体" w:eastAsia="宋体" w:hAnsi="宋体" w:hint="eastAsia"/>
-          <w:sz w:val="24"/>
-          <w:szCs w:val="24"/>
-        </w:rPr>
-        <w:t>服务器，执行</w:t>
-      </w:r>
-      <w:ins w:id="150" w:author="袁慕欣" w:date="2021-11-26T17:55:00Z">
+        <w:t>回到linux服务器，执行</w:t>
+      </w:r>
+      <w:ins w:id="147" w:author="袁慕欣" w:date="2021-11-26T17:55:00Z">
         <w:r>
           <w:rPr>
             <w:rFonts w:ascii="宋体" w:eastAsia="宋体" w:hAnsi="宋体" w:hint="eastAsia"/>
@@ -4592,67 +3971,7 @@
             <w:szCs w:val="24"/>
             <w:u w:val="single"/>
           </w:rPr>
-          <w:t xml:space="preserve"> /</w:t>
-        </w:r>
-        <w:proofErr w:type="spellStart"/>
-        <w:r>
-          <w:rPr>
-            <w:rFonts w:ascii="宋体" w:eastAsia="宋体" w:hAnsi="宋体"/>
-            <w:sz w:val="24"/>
-            <w:szCs w:val="24"/>
-            <w:u w:val="single"/>
-          </w:rPr>
-          <w:t>usr</w:t>
-        </w:r>
-        <w:proofErr w:type="spellEnd"/>
-        <w:r>
-          <w:rPr>
-            <w:rFonts w:ascii="宋体" w:eastAsia="宋体" w:hAnsi="宋体"/>
-            <w:sz w:val="24"/>
-            <w:szCs w:val="24"/>
-            <w:u w:val="single"/>
-          </w:rPr>
-          <w:t>/local/</w:t>
-        </w:r>
-        <w:proofErr w:type="spellStart"/>
-        <w:r>
-          <w:rPr>
-            <w:rFonts w:ascii="宋体" w:eastAsia="宋体" w:hAnsi="宋体"/>
-            <w:sz w:val="24"/>
-            <w:szCs w:val="24"/>
-            <w:u w:val="single"/>
-          </w:rPr>
-          <w:t>hst</w:t>
-        </w:r>
-        <w:proofErr w:type="spellEnd"/>
-        <w:r>
-          <w:rPr>
-            <w:rFonts w:ascii="宋体" w:eastAsia="宋体" w:hAnsi="宋体"/>
-            <w:sz w:val="24"/>
-            <w:szCs w:val="24"/>
-            <w:u w:val="single"/>
-          </w:rPr>
-          <w:t>/</w:t>
-        </w:r>
-        <w:proofErr w:type="spellStart"/>
-        <w:r>
-          <w:rPr>
-            <w:rFonts w:ascii="宋体" w:eastAsia="宋体" w:hAnsi="宋体"/>
-            <w:sz w:val="24"/>
-            <w:szCs w:val="24"/>
-            <w:u w:val="single"/>
-          </w:rPr>
-          <w:t>FMWebProxy</w:t>
-        </w:r>
-        <w:proofErr w:type="spellEnd"/>
-        <w:r>
-          <w:rPr>
-            <w:rFonts w:ascii="宋体" w:eastAsia="宋体" w:hAnsi="宋体"/>
-            <w:sz w:val="24"/>
-            <w:szCs w:val="24"/>
-            <w:u w:val="single"/>
-          </w:rPr>
-          <w:t>/service_config.xml</w:t>
+          <w:t xml:space="preserve"> /usr/local/hst/FMWebProxy/service_config.xml</w:t>
         </w:r>
       </w:ins>
       <w:r>
@@ -4663,8 +3982,8 @@
         </w:rPr>
         <w:t>命令</w:t>
       </w:r>
-      <w:commentRangeStart w:id="151"/>
-      <w:del w:id="152" w:author="袁慕欣" w:date="2021-11-26T17:54:00Z">
+      <w:commentRangeStart w:id="148"/>
+      <w:del w:id="149" w:author="袁慕欣" w:date="2021-11-26T17:54:00Z">
         <w:r>
           <w:rPr>
             <w:rFonts w:ascii="宋体" w:eastAsia="宋体" w:hAnsi="宋体" w:hint="eastAsia"/>
@@ -4673,12 +3992,12 @@
           </w:rPr>
           <w:delText>回到linux服务器</w:delText>
         </w:r>
-        <w:commentRangeEnd w:id="151"/>
+        <w:commentRangeEnd w:id="148"/>
         <w:r>
           <w:rPr>
             <w:rStyle w:val="a6"/>
           </w:rPr>
-          <w:commentReference w:id="151"/>
+          <w:commentReference w:id="148"/>
         </w:r>
         <w:r>
           <w:rPr>
@@ -4697,7 +4016,6 @@
         </w:rPr>
         <w:t>修改</w:t>
       </w:r>
-      <w:proofErr w:type="spellStart"/>
       <w:r>
         <w:rPr>
           <w:rFonts w:ascii="宋体" w:eastAsia="宋体" w:hAnsi="宋体"/>
@@ -4706,7 +4024,6 @@
         </w:rPr>
         <w:t>FMWebProxy</w:t>
       </w:r>
-      <w:proofErr w:type="spellEnd"/>
       <w:r>
         <w:rPr>
           <w:rFonts w:ascii="宋体" w:eastAsia="宋体" w:hAnsi="宋体" w:hint="eastAsia"/>
@@ -4745,19 +4062,9 @@
           <w:sz w:val="24"/>
           <w:szCs w:val="24"/>
         </w:rPr>
-        <w:t>改成实际服务器</w:t>
-      </w:r>
-      <w:proofErr w:type="spellStart"/>
-      <w:r>
-        <w:rPr>
-          <w:rFonts w:ascii="宋体" w:eastAsia="宋体" w:hAnsi="宋体" w:hint="eastAsia"/>
-          <w:sz w:val="24"/>
-          <w:szCs w:val="24"/>
-        </w:rPr>
-        <w:t>ip</w:t>
-      </w:r>
-      <w:proofErr w:type="spellEnd"/>
-      <w:del w:id="153" w:author="袁慕欣" w:date="2021-11-26T17:55:00Z">
+        <w:t>改成实际服务器ip</w:t>
+      </w:r>
+      <w:del w:id="150" w:author="袁慕欣" w:date="2021-11-26T17:55:00Z">
         <w:r>
           <w:rPr>
             <w:rFonts w:ascii="宋体" w:eastAsia="宋体" w:hAnsi="宋体"/>
@@ -4836,43 +4143,7 @@
           <w:sz w:val="24"/>
           <w:szCs w:val="24"/>
         </w:rPr>
-        <w:t>&lt;</w:t>
-      </w:r>
-      <w:proofErr w:type="spellStart"/>
-      <w:r>
-        <w:rPr>
-          <w:rFonts w:ascii="宋体" w:eastAsia="宋体" w:hAnsi="宋体"/>
-          <w:sz w:val="24"/>
-          <w:szCs w:val="24"/>
-        </w:rPr>
-        <w:t>IsUseWss</w:t>
-      </w:r>
-      <w:proofErr w:type="spellEnd"/>
-      <w:r>
-        <w:rPr>
-          <w:rFonts w:ascii="宋体" w:eastAsia="宋体" w:hAnsi="宋体"/>
-          <w:sz w:val="24"/>
-          <w:szCs w:val="24"/>
-        </w:rPr>
-        <w:t>&gt;1&lt;/</w:t>
-      </w:r>
-      <w:proofErr w:type="spellStart"/>
-      <w:r>
-        <w:rPr>
-          <w:rFonts w:ascii="宋体" w:eastAsia="宋体" w:hAnsi="宋体"/>
-          <w:sz w:val="24"/>
-          <w:szCs w:val="24"/>
-        </w:rPr>
-        <w:t>IsUseWss</w:t>
-      </w:r>
-      <w:proofErr w:type="spellEnd"/>
-      <w:r>
-        <w:rPr>
-          <w:rFonts w:ascii="宋体" w:eastAsia="宋体" w:hAnsi="宋体"/>
-          <w:sz w:val="24"/>
-          <w:szCs w:val="24"/>
-        </w:rPr>
-        <w:t>&gt;</w:t>
+        <w:t>&lt;IsUseWss&gt;1&lt;/IsUseWss&gt;</w:t>
       </w:r>
     </w:p>
     <w:p>
@@ -4924,25 +4195,7 @@
           <w:sz w:val="24"/>
           <w:szCs w:val="24"/>
         </w:rPr>
-        <w:t>&lt;</w:t>
-      </w:r>
-      <w:proofErr w:type="spellStart"/>
-      <w:r>
-        <w:rPr>
-          <w:rFonts w:ascii="宋体" w:eastAsia="宋体" w:hAnsi="宋体"/>
-          <w:sz w:val="24"/>
-          <w:szCs w:val="24"/>
-        </w:rPr>
-        <w:t>LocalAddr</w:t>
-      </w:r>
-      <w:proofErr w:type="spellEnd"/>
-      <w:r>
-        <w:rPr>
-          <w:rFonts w:ascii="宋体" w:eastAsia="宋体" w:hAnsi="宋体"/>
-          <w:sz w:val="24"/>
-          <w:szCs w:val="24"/>
-        </w:rPr>
-        <w:t>&gt;wss://192.168.7.149:4432&lt;/LocalAddr&gt;</w:t>
+        <w:t>&lt;LocalAddr&gt;wss://192.168.7.149:4432&lt;/LocalAddr&gt;</w:t>
       </w:r>
     </w:p>
     <w:p>
@@ -4972,7 +4225,6 @@
           <w:sz w:val="24"/>
           <w:szCs w:val="24"/>
         </w:rPr>
-        <w:lastRenderedPageBreak/>
         <w:drawing>
           <wp:inline distT="0" distB="0" distL="0" distR="0" wp14:anchorId="77D63A71" wp14:editId="7F7E5A09">
             <wp:extent cx="5274310" cy="2844165"/>
@@ -5035,8 +4287,8 @@
           <w:szCs w:val="24"/>
         </w:rPr>
       </w:pPr>
-      <w:commentRangeStart w:id="154"/>
-      <w:del w:id="155" w:author="袁慕欣" w:date="2021-11-26T19:21:00Z">
+      <w:commentRangeStart w:id="151"/>
+      <w:del w:id="152" w:author="袁慕欣" w:date="2021-11-26T19:21:00Z">
         <w:r>
           <w:rPr>
             <w:rFonts w:ascii="宋体" w:eastAsia="宋体" w:hAnsi="宋体" w:hint="eastAsia"/>
@@ -5131,12 +4383,12 @@
           </w:rPr>
           <w:br/>
         </w:r>
-        <w:commentRangeEnd w:id="154"/>
+        <w:commentRangeEnd w:id="151"/>
         <w:r>
           <w:rPr>
             <w:rStyle w:val="a6"/>
           </w:rPr>
-          <w:commentReference w:id="154"/>
+          <w:commentReference w:id="151"/>
         </w:r>
         <w:r>
           <w:rPr>
@@ -5223,6 +4475,7 @@
           <w:szCs w:val="24"/>
         </w:rPr>
       </w:pPr>
+      <w:commentRangeStart w:id="153"/>
       <w:r>
         <w:rPr>
           <w:rFonts w:ascii="宋体" w:eastAsia="宋体" w:hAnsi="宋体" w:hint="eastAsia"/>
@@ -5231,7 +4484,6 @@
         </w:rPr>
         <w:t>启用</w:t>
       </w:r>
-      <w:proofErr w:type="spellStart"/>
       <w:r>
         <w:rPr>
           <w:rFonts w:ascii="宋体" w:eastAsia="宋体" w:hAnsi="宋体" w:hint="eastAsia"/>
@@ -5240,7 +4492,6 @@
         </w:rPr>
         <w:t>fsp</w:t>
       </w:r>
-      <w:proofErr w:type="spellEnd"/>
       <w:r>
         <w:rPr>
           <w:rFonts w:ascii="宋体" w:eastAsia="宋体" w:hAnsi="宋体" w:hint="eastAsia"/>
@@ -5255,6 +4506,13 @@
         </w:rPr>
         <w:br/>
       </w:r>
+      <w:commentRangeEnd w:id="153"/>
+      <w:r>
+        <w:rPr>
+          <w:rStyle w:val="a6"/>
+        </w:rPr>
+        <w:commentReference w:id="153"/>
+      </w:r>
       <w:r>
         <w:rPr>
           <w:rFonts w:ascii="宋体" w:eastAsia="宋体" w:hAnsi="宋体" w:hint="eastAsia"/>
@@ -5263,7 +4521,7 @@
         </w:rPr>
         <w:t>执行</w:t>
       </w:r>
-      <w:del w:id="156" w:author="袁慕欣" w:date="2021-11-26T19:17:00Z">
+      <w:del w:id="154" w:author="袁慕欣" w:date="2021-11-26T19:17:00Z">
         <w:r>
           <w:rPr>
             <w:rFonts w:ascii="宋体" w:eastAsia="宋体" w:hAnsi="宋体" w:hint="eastAsia"/>
@@ -5301,7 +4559,7 @@
           <w:delText>配置文件</w:delText>
         </w:r>
       </w:del>
-      <w:ins w:id="157" w:author="袁慕欣" w:date="2021-11-26T19:17:00Z">
+      <w:ins w:id="155" w:author="袁慕欣" w:date="2021-11-26T19:17:00Z">
         <w:r>
           <w:rPr>
             <w:rFonts w:ascii="宋体" w:eastAsia="宋体" w:hAnsi="宋体" w:hint="eastAsia"/>
@@ -5328,67 +4586,7 @@
           <w:szCs w:val="24"/>
           <w:u w:val="single"/>
         </w:rPr>
-        <w:t>/</w:t>
-      </w:r>
-      <w:proofErr w:type="spellStart"/>
-      <w:r>
-        <w:rPr>
-          <w:rFonts w:ascii="宋体" w:eastAsia="宋体" w:hAnsi="宋体"/>
-          <w:sz w:val="24"/>
-          <w:szCs w:val="24"/>
-          <w:u w:val="single"/>
-        </w:rPr>
-        <w:t>usr</w:t>
-      </w:r>
-      <w:proofErr w:type="spellEnd"/>
-      <w:r>
-        <w:rPr>
-          <w:rFonts w:ascii="宋体" w:eastAsia="宋体" w:hAnsi="宋体"/>
-          <w:sz w:val="24"/>
-          <w:szCs w:val="24"/>
-          <w:u w:val="single"/>
-        </w:rPr>
-        <w:t>/local/</w:t>
-      </w:r>
-      <w:proofErr w:type="spellStart"/>
-      <w:r>
-        <w:rPr>
-          <w:rFonts w:ascii="宋体" w:eastAsia="宋体" w:hAnsi="宋体"/>
-          <w:sz w:val="24"/>
-          <w:szCs w:val="24"/>
-          <w:u w:val="single"/>
-        </w:rPr>
-        <w:t>hst</w:t>
-      </w:r>
-      <w:proofErr w:type="spellEnd"/>
-      <w:r>
-        <w:rPr>
-          <w:rFonts w:ascii="宋体" w:eastAsia="宋体" w:hAnsi="宋体"/>
-          <w:sz w:val="24"/>
-          <w:szCs w:val="24"/>
-          <w:u w:val="single"/>
-        </w:rPr>
-        <w:t>/</w:t>
-      </w:r>
-      <w:proofErr w:type="spellStart"/>
-      <w:r>
-        <w:rPr>
-          <w:rFonts w:ascii="宋体" w:eastAsia="宋体" w:hAnsi="宋体"/>
-          <w:sz w:val="24"/>
-          <w:szCs w:val="24"/>
-          <w:u w:val="single"/>
-        </w:rPr>
-        <w:t>FMServer</w:t>
-      </w:r>
-      <w:proofErr w:type="spellEnd"/>
-      <w:r>
-        <w:rPr>
-          <w:rFonts w:ascii="宋体" w:eastAsia="宋体" w:hAnsi="宋体"/>
-          <w:sz w:val="24"/>
-          <w:szCs w:val="24"/>
-          <w:u w:val="single"/>
-        </w:rPr>
-        <w:t>/ServiceConfig.xml</w:t>
+        <w:t>/usr/local/hst/FMServer/ServiceConfig.xml</w:t>
       </w:r>
       <w:r>
         <w:rPr>
@@ -5398,23 +4596,14 @@
         </w:rPr>
         <w:t>命令</w:t>
       </w:r>
-      <w:ins w:id="158" w:author="袁慕欣" w:date="2021-11-26T19:18:00Z">
-        <w:r>
-          <w:rPr>
-            <w:rFonts w:ascii="宋体" w:eastAsia="宋体" w:hAnsi="宋体" w:hint="eastAsia"/>
-            <w:sz w:val="24"/>
-            <w:szCs w:val="24"/>
-          </w:rPr>
-          <w:t>修改</w:t>
-        </w:r>
-        <w:proofErr w:type="spellStart"/>
-        <w:r>
-          <w:rPr>
-            <w:rFonts w:ascii="宋体" w:eastAsia="宋体" w:hAnsi="宋体" w:hint="eastAsia"/>
-            <w:sz w:val="24"/>
-            <w:szCs w:val="24"/>
-          </w:rPr>
-          <w:t>fm</w:t>
+      <w:ins w:id="156" w:author="袁慕欣" w:date="2021-11-26T19:18:00Z">
+        <w:r>
+          <w:rPr>
+            <w:rFonts w:ascii="宋体" w:eastAsia="宋体" w:hAnsi="宋体" w:hint="eastAsia"/>
+            <w:sz w:val="24"/>
+            <w:szCs w:val="24"/>
+          </w:rPr>
+          <w:t>修改fm</w:t>
         </w:r>
         <w:r>
           <w:rPr>
@@ -5424,7 +4613,6 @@
           </w:rPr>
           <w:t>server</w:t>
         </w:r>
-        <w:proofErr w:type="spellEnd"/>
         <w:r>
           <w:rPr>
             <w:rFonts w:ascii="宋体" w:eastAsia="宋体" w:hAnsi="宋体" w:hint="eastAsia"/>
@@ -5467,19 +4655,8 @@
           <w:sz w:val="24"/>
           <w:szCs w:val="24"/>
         </w:rPr>
-        <w:t>改成实际服务器</w:t>
-      </w:r>
-      <w:proofErr w:type="spellStart"/>
-      <w:r>
-        <w:rPr>
-          <w:rFonts w:ascii="宋体" w:eastAsia="宋体" w:hAnsi="宋体" w:cs="宋体" w:hint="eastAsia"/>
-          <w:kern w:val="0"/>
-          <w:sz w:val="24"/>
-          <w:szCs w:val="24"/>
-        </w:rPr>
-        <w:t>ip</w:t>
-      </w:r>
-      <w:proofErr w:type="spellEnd"/>
+        <w:t>改成实际服务器ip</w:t>
+      </w:r>
     </w:p>
     <w:p>
       <w:pPr>
@@ -5561,47 +4738,7 @@
           <w:sz w:val="24"/>
           <w:szCs w:val="24"/>
         </w:rPr>
-        <w:t>&lt;</w:t>
-      </w:r>
-      <w:proofErr w:type="spellStart"/>
-      <w:r>
-        <w:rPr>
-          <w:rFonts w:ascii="宋体" w:eastAsia="宋体" w:hAnsi="宋体" w:cs="宋体"/>
-          <w:kern w:val="0"/>
-          <w:sz w:val="24"/>
-          <w:szCs w:val="24"/>
-        </w:rPr>
-        <w:t>IsUseFspWbSrv</w:t>
-      </w:r>
-      <w:proofErr w:type="spellEnd"/>
-      <w:r>
-        <w:rPr>
-          <w:rFonts w:ascii="宋体" w:eastAsia="宋体" w:hAnsi="宋体" w:cs="宋体"/>
-          <w:kern w:val="0"/>
-          <w:sz w:val="24"/>
-          <w:szCs w:val="24"/>
-        </w:rPr>
-        <w:t>&gt;1&lt;/</w:t>
-      </w:r>
-      <w:proofErr w:type="spellStart"/>
-      <w:r>
-        <w:rPr>
-          <w:rFonts w:ascii="宋体" w:eastAsia="宋体" w:hAnsi="宋体" w:cs="宋体"/>
-          <w:kern w:val="0"/>
-          <w:sz w:val="24"/>
-          <w:szCs w:val="24"/>
-        </w:rPr>
-        <w:t>IsUseFspWbSrv</w:t>
-      </w:r>
-      <w:proofErr w:type="spellEnd"/>
-      <w:r>
-        <w:rPr>
-          <w:rFonts w:ascii="宋体" w:eastAsia="宋体" w:hAnsi="宋体" w:cs="宋体"/>
-          <w:kern w:val="0"/>
-          <w:sz w:val="24"/>
-          <w:szCs w:val="24"/>
-        </w:rPr>
-        <w:t>&gt;</w:t>
+        <w:t>&lt;IsUseFspWbSrv&gt;1&lt;/IsUseFspWbSrv&gt;</w:t>
       </w:r>
     </w:p>
     <w:p>
@@ -5631,25 +4768,7 @@
           <w:sz w:val="24"/>
           <w:szCs w:val="24"/>
         </w:rPr>
-        <w:t>&lt;</w:t>
-      </w:r>
-      <w:proofErr w:type="spellStart"/>
-      <w:r>
-        <w:rPr>
-          <w:rFonts w:ascii="宋体" w:eastAsia="宋体" w:hAnsi="宋体"/>
-          <w:sz w:val="24"/>
-          <w:szCs w:val="24"/>
-        </w:rPr>
-        <w:t>FspAccessAddr</w:t>
-      </w:r>
-      <w:proofErr w:type="spellEnd"/>
-      <w:r>
-        <w:rPr>
-          <w:rFonts w:ascii="宋体" w:eastAsia="宋体" w:hAnsi="宋体"/>
-          <w:sz w:val="24"/>
-          <w:szCs w:val="24"/>
-        </w:rPr>
-        <w:t>&gt;https://192.168.7.149:21000&lt;/FspAccessAddr&gt;</w:t>
+        <w:t>&lt;FspAccessAddr&gt;https://192.168.7.149:21000&lt;/FspAccessAddr&gt;</w:t>
       </w:r>
     </w:p>
     <w:p>
@@ -5681,67 +4800,7 @@
           <w:sz w:val="24"/>
           <w:szCs w:val="24"/>
         </w:rPr>
-        <w:t>&lt;</w:t>
-      </w:r>
-      <w:proofErr w:type="spellStart"/>
-      <w:r>
-        <w:rPr>
-          <w:rFonts w:ascii="宋体" w:eastAsia="宋体" w:hAnsi="宋体" w:cs="宋体"/>
-          <w:kern w:val="0"/>
-          <w:sz w:val="24"/>
-          <w:szCs w:val="24"/>
-        </w:rPr>
-        <w:t>FspDomain</w:t>
-      </w:r>
-      <w:proofErr w:type="spellEnd"/>
-      <w:r>
-        <w:rPr>
-          <w:rFonts w:ascii="宋体" w:eastAsia="宋体" w:hAnsi="宋体" w:cs="宋体"/>
-          <w:kern w:val="0"/>
-          <w:sz w:val="24"/>
-          <w:szCs w:val="24"/>
-        </w:rPr>
-        <w:t>&gt;</w:t>
-      </w:r>
-      <w:proofErr w:type="spellStart"/>
-      <w:r>
-        <w:rPr>
-          <w:rFonts w:ascii="宋体" w:eastAsia="宋体" w:hAnsi="宋体" w:cs="宋体"/>
-          <w:kern w:val="0"/>
-          <w:sz w:val="24"/>
-          <w:szCs w:val="24"/>
-        </w:rPr>
-        <w:t>pri</w:t>
-      </w:r>
-      <w:proofErr w:type="spellEnd"/>
-      <w:r>
-        <w:rPr>
-          <w:rFonts w:ascii="宋体" w:eastAsia="宋体" w:hAnsi="宋体" w:cs="宋体"/>
-          <w:kern w:val="0"/>
-          <w:sz w:val="24"/>
-          <w:szCs w:val="24"/>
-        </w:rPr>
-        <w:t>&lt;/</w:t>
-      </w:r>
-      <w:proofErr w:type="spellStart"/>
-      <w:r>
-        <w:rPr>
-          <w:rFonts w:ascii="宋体" w:eastAsia="宋体" w:hAnsi="宋体" w:cs="宋体"/>
-          <w:kern w:val="0"/>
-          <w:sz w:val="24"/>
-          <w:szCs w:val="24"/>
-        </w:rPr>
-        <w:t>FspDomain</w:t>
-      </w:r>
-      <w:proofErr w:type="spellEnd"/>
-      <w:r>
-        <w:rPr>
-          <w:rFonts w:ascii="宋体" w:eastAsia="宋体" w:hAnsi="宋体" w:cs="宋体"/>
-          <w:kern w:val="0"/>
-          <w:sz w:val="24"/>
-          <w:szCs w:val="24"/>
-        </w:rPr>
-        <w:t>&gt;</w:t>
+        <w:t>&lt;FspDomain&gt;pri&lt;/FspDomain&gt;</w:t>
       </w:r>
     </w:p>
     <w:p>
@@ -5751,16 +4810,17 @@
         <w:ind w:left="675" w:firstLineChars="0" w:firstLine="0"/>
         <w:jc w:val="left"/>
         <w:rPr>
-          <w:ins w:id="159" w:author="袁慕欣" w:date="2021-11-26T19:21:00Z"/>
-          <w:rFonts w:ascii="宋体" w:eastAsia="宋体" w:hAnsi="宋体"/>
-          <w:sz w:val="24"/>
-          <w:szCs w:val="24"/>
-        </w:rPr>
-      </w:pPr>
-      <w:r>
-        <w:rPr>
-          <w:rFonts w:ascii="宋体" w:eastAsia="宋体" w:hAnsi="宋体"/>
-        </w:rPr>
+          <w:ins w:id="157" w:author="袁慕欣" w:date="2021-11-26T19:21:00Z"/>
+          <w:rFonts w:ascii="宋体" w:eastAsia="宋体" w:hAnsi="宋体"/>
+          <w:sz w:val="24"/>
+          <w:szCs w:val="24"/>
+        </w:rPr>
+      </w:pPr>
+      <w:r>
+        <w:rPr>
+          <w:rFonts w:ascii="宋体" w:eastAsia="宋体" w:hAnsi="宋体"/>
+        </w:rPr>
+        <w:lastRenderedPageBreak/>
         <w:br/>
       </w:r>
       <w:r>
@@ -5824,10 +4884,9 @@
         <w:rPr>
           <w:rFonts w:ascii="宋体" w:eastAsia="宋体" w:hAnsi="宋体"/>
         </w:rPr>
-        <w:lastRenderedPageBreak/>
         <w:br/>
       </w:r>
-      <w:del w:id="160" w:author="袁慕欣" w:date="2021-11-26T19:21:00Z">
+      <w:del w:id="158" w:author="袁慕欣" w:date="2021-11-26T19:21:00Z">
         <w:r>
           <w:rPr>
             <w:rFonts w:ascii="宋体" w:eastAsia="宋体" w:hAnsi="宋体" w:hint="eastAsia"/>
@@ -5941,83 +5000,109 @@
         </w:numPr>
         <w:ind w:firstLineChars="0"/>
         <w:rPr>
-          <w:ins w:id="161" w:author="袁慕欣" w:date="2021-11-26T19:22:00Z"/>
+          <w:ins w:id="159" w:author="袁慕欣" w:date="2021-11-26T19:22:00Z"/>
           <w:rFonts w:ascii="宋体" w:eastAsia="宋体" w:hAnsi="宋体"/>
           <w:sz w:val="30"/>
           <w:szCs w:val="30"/>
-          <w:rPrChange w:id="162" w:author="袁慕欣" w:date="2021-11-26T19:22:00Z">
+          <w:rPrChange w:id="160" w:author="袁慕欣" w:date="2021-11-26T19:22:00Z">
             <w:rPr>
-              <w:ins w:id="163" w:author="袁慕欣" w:date="2021-11-26T19:22:00Z"/>
+              <w:ins w:id="161" w:author="袁慕欣" w:date="2021-11-26T19:22:00Z"/>
               <w:rFonts w:ascii="宋体" w:eastAsia="宋体" w:hAnsi="宋体"/>
             </w:rPr>
           </w:rPrChange>
         </w:rPr>
       </w:pPr>
-      <w:ins w:id="164" w:author="袁慕欣" w:date="2021-11-26T19:21:00Z">
-        <w:r>
-          <w:rPr>
-            <w:rFonts w:ascii="宋体" w:eastAsia="宋体" w:hAnsi="宋体" w:hint="eastAsia"/>
+      <w:ins w:id="162" w:author="袁慕欣" w:date="2021-11-26T19:21:00Z">
+        <w:r>
+          <w:rPr>
+            <w:rFonts w:ascii="宋体" w:eastAsia="宋体" w:hAnsi="宋体" w:hint="eastAsia"/>
+            <w:sz w:val="30"/>
+            <w:szCs w:val="30"/>
+            <w:rPrChange w:id="163" w:author="袁慕欣" w:date="2021-11-26T19:22:00Z">
+              <w:rPr>
+                <w:rFonts w:ascii="宋体" w:eastAsia="宋体" w:hAnsi="宋体" w:hint="eastAsia"/>
+              </w:rPr>
+            </w:rPrChange>
+          </w:rPr>
+          <w:t>重启</w:t>
+        </w:r>
+      </w:ins>
+      <w:ins w:id="164" w:author="袁慕欣" w:date="2021-11-26T19:22:00Z">
+        <w:r>
+          <w:rPr>
+            <w:rFonts w:ascii="宋体" w:eastAsia="宋体" w:hAnsi="宋体"/>
             <w:sz w:val="30"/>
             <w:szCs w:val="30"/>
             <w:rPrChange w:id="165" w:author="袁慕欣" w:date="2021-11-26T19:22:00Z">
               <w:rPr>
+                <w:rFonts w:ascii="宋体" w:eastAsia="宋体" w:hAnsi="宋体"/>
+              </w:rPr>
+            </w:rPrChange>
+          </w:rPr>
+          <w:t>ces服务</w:t>
+        </w:r>
+      </w:ins>
+    </w:p>
+    <w:p>
+      <w:pPr>
+        <w:pStyle w:val="a3"/>
+        <w:ind w:left="675" w:firstLineChars="0" w:firstLine="0"/>
+        <w:rPr>
+          <w:rFonts w:ascii="宋体" w:eastAsia="宋体" w:hAnsi="宋体"/>
+          <w:sz w:val="24"/>
+          <w:szCs w:val="24"/>
+          <w:rPrChange w:id="166" w:author="袁慕欣" w:date="2021-11-26T19:23:00Z">
+            <w:rPr/>
+          </w:rPrChange>
+        </w:rPr>
+        <w:pPrChange w:id="167" w:author="袁慕欣" w:date="2021-11-26T19:22:00Z">
+          <w:pPr>
+            <w:ind w:firstLineChars="100" w:firstLine="210"/>
+          </w:pPr>
+        </w:pPrChange>
+      </w:pPr>
+      <w:ins w:id="168" w:author="袁慕欣" w:date="2021-11-26T19:22:00Z">
+        <w:r>
+          <w:rPr>
+            <w:rFonts w:ascii="宋体" w:eastAsia="宋体" w:hAnsi="宋体" w:hint="eastAsia"/>
+            <w:sz w:val="24"/>
+            <w:szCs w:val="24"/>
+            <w:rPrChange w:id="169" w:author="袁慕欣" w:date="2021-11-26T19:23:00Z">
+              <w:rPr>
                 <w:rFonts w:ascii="宋体" w:eastAsia="宋体" w:hAnsi="宋体" w:hint="eastAsia"/>
               </w:rPr>
             </w:rPrChange>
           </w:rPr>
-          <w:t>重启</w:t>
-        </w:r>
-      </w:ins>
-      <w:proofErr w:type="spellStart"/>
-      <w:ins w:id="166" w:author="袁慕欣" w:date="2021-11-26T19:22:00Z">
+          <w:t>执行</w:t>
+        </w:r>
         <w:r>
           <w:rPr>
             <w:rFonts w:ascii="宋体" w:eastAsia="宋体" w:hAnsi="宋体"/>
-            <w:sz w:val="30"/>
-            <w:szCs w:val="30"/>
-            <w:rPrChange w:id="167" w:author="袁慕欣" w:date="2021-11-26T19:22:00Z">
+            <w:sz w:val="24"/>
+            <w:szCs w:val="24"/>
+            <w:rPrChange w:id="170" w:author="袁慕欣" w:date="2021-11-26T19:23:00Z">
               <w:rPr>
                 <w:rFonts w:ascii="宋体" w:eastAsia="宋体" w:hAnsi="宋体"/>
               </w:rPr>
             </w:rPrChange>
           </w:rPr>
-          <w:t>ces</w:t>
-        </w:r>
-        <w:proofErr w:type="spellEnd"/>
-        <w:r>
-          <w:rPr>
-            <w:rFonts w:ascii="宋体" w:eastAsia="宋体" w:hAnsi="宋体"/>
-            <w:sz w:val="30"/>
-            <w:szCs w:val="30"/>
-            <w:rPrChange w:id="168" w:author="袁慕欣" w:date="2021-11-26T19:22:00Z">
+          <w:t>service fmservice restart</w:t>
+        </w:r>
+        <w:proofErr w:type="gramStart"/>
+        <w:r>
+          <w:rPr>
+            <w:rFonts w:ascii="宋体" w:eastAsia="宋体" w:hAnsi="宋体" w:hint="eastAsia"/>
+            <w:sz w:val="24"/>
+            <w:szCs w:val="24"/>
+            <w:rPrChange w:id="171" w:author="袁慕欣" w:date="2021-11-26T19:23:00Z">
               <w:rPr>
-                <w:rFonts w:ascii="宋体" w:eastAsia="宋体" w:hAnsi="宋体"/>
+                <w:rFonts w:ascii="宋体" w:eastAsia="宋体" w:hAnsi="宋体" w:hint="eastAsia"/>
               </w:rPr>
             </w:rPrChange>
           </w:rPr>
-          <w:t>服务</w:t>
-        </w:r>
-      </w:ins>
-    </w:p>
-    <w:p>
-      <w:pPr>
-        <w:pStyle w:val="a3"/>
-        <w:ind w:left="675" w:firstLineChars="0" w:firstLine="0"/>
-        <w:rPr>
-          <w:rFonts w:ascii="宋体" w:eastAsia="宋体" w:hAnsi="宋体"/>
-          <w:sz w:val="24"/>
-          <w:szCs w:val="24"/>
-          <w:rPrChange w:id="169" w:author="袁慕欣" w:date="2021-11-26T19:23:00Z">
-            <w:rPr/>
-          </w:rPrChange>
-        </w:rPr>
-        <w:pPrChange w:id="170" w:author="袁慕欣" w:date="2021-11-26T19:22:00Z">
-          <w:pPr>
-            <w:ind w:firstLineChars="100" w:firstLine="210"/>
-          </w:pPr>
-        </w:pPrChange>
-      </w:pPr>
-      <w:ins w:id="171" w:author="袁慕欣" w:date="2021-11-26T19:22:00Z">
+          <w:t>命令重</w:t>
+        </w:r>
+        <w:proofErr w:type="gramEnd"/>
         <w:r>
           <w:rPr>
             <w:rFonts w:ascii="宋体" w:eastAsia="宋体" w:hAnsi="宋体" w:hint="eastAsia"/>
@@ -6029,7 +5114,7 @@
               </w:rPr>
             </w:rPrChange>
           </w:rPr>
-          <w:t>执行</w:t>
+          <w:t>启</w:t>
         </w:r>
         <w:r>
           <w:rPr>
@@ -6042,51 +5127,41 @@
               </w:rPr>
             </w:rPrChange>
           </w:rPr>
-          <w:t xml:space="preserve">service </w:t>
-        </w:r>
-        <w:proofErr w:type="spellStart"/>
-        <w:r>
-          <w:rPr>
-            <w:rFonts w:ascii="宋体" w:eastAsia="宋体" w:hAnsi="宋体"/>
-            <w:sz w:val="24"/>
-            <w:szCs w:val="24"/>
-            <w:rPrChange w:id="174" w:author="袁慕欣" w:date="2021-11-26T19:23:00Z">
-              <w:rPr>
-                <w:rFonts w:ascii="宋体" w:eastAsia="宋体" w:hAnsi="宋体"/>
-              </w:rPr>
-            </w:rPrChange>
-          </w:rPr>
-          <w:t>fmservice</w:t>
-        </w:r>
-        <w:proofErr w:type="spellEnd"/>
-        <w:r>
-          <w:rPr>
-            <w:rFonts w:ascii="宋体" w:eastAsia="宋体" w:hAnsi="宋体"/>
+          <w:t>ces服务，</w:t>
+        </w:r>
+      </w:ins>
+      <w:r>
+        <w:rPr>
+          <w:rFonts w:ascii="宋体" w:eastAsia="宋体" w:hAnsi="宋体" w:hint="eastAsia"/>
+          <w:sz w:val="24"/>
+          <w:szCs w:val="24"/>
+        </w:rPr>
+        <w:t>使</w:t>
+      </w:r>
+      <w:ins w:id="174" w:author="袁慕欣" w:date="2021-11-26T19:22:00Z">
+        <w:r>
+          <w:rPr>
+            <w:rFonts w:ascii="宋体" w:eastAsia="宋体" w:hAnsi="宋体" w:hint="eastAsia"/>
             <w:sz w:val="24"/>
             <w:szCs w:val="24"/>
             <w:rPrChange w:id="175" w:author="袁慕欣" w:date="2021-11-26T19:23:00Z">
-              <w:rPr>
-                <w:rFonts w:ascii="宋体" w:eastAsia="宋体" w:hAnsi="宋体"/>
-              </w:rPr>
-            </w:rPrChange>
-          </w:rPr>
-          <w:t xml:space="preserve"> restart</w:t>
-        </w:r>
-        <w:proofErr w:type="gramStart"/>
-        <w:r>
-          <w:rPr>
-            <w:rFonts w:ascii="宋体" w:eastAsia="宋体" w:hAnsi="宋体" w:hint="eastAsia"/>
-            <w:sz w:val="24"/>
-            <w:szCs w:val="24"/>
-            <w:rPrChange w:id="176" w:author="袁慕欣" w:date="2021-11-26T19:23:00Z">
               <w:rPr>
                 <w:rFonts w:ascii="宋体" w:eastAsia="宋体" w:hAnsi="宋体" w:hint="eastAsia"/>
               </w:rPr>
             </w:rPrChange>
           </w:rPr>
-          <w:t>命令重</w:t>
-        </w:r>
-        <w:proofErr w:type="gramEnd"/>
+          <w:t>上面</w:t>
+        </w:r>
+      </w:ins>
+      <w:r>
+        <w:rPr>
+          <w:rFonts w:ascii="宋体" w:eastAsia="宋体" w:hAnsi="宋体" w:hint="eastAsia"/>
+          <w:sz w:val="24"/>
+          <w:szCs w:val="24"/>
+        </w:rPr>
+        <w:t>两步的</w:t>
+      </w:r>
+      <w:ins w:id="176" w:author="袁慕欣" w:date="2021-11-26T19:22:00Z">
         <w:r>
           <w:rPr>
             <w:rFonts w:ascii="宋体" w:eastAsia="宋体" w:hAnsi="宋体" w:hint="eastAsia"/>
@@ -6098,80 +5173,6 @@
               </w:rPr>
             </w:rPrChange>
           </w:rPr>
-          <w:t>启</w:t>
-        </w:r>
-        <w:proofErr w:type="spellStart"/>
-        <w:r>
-          <w:rPr>
-            <w:rFonts w:ascii="宋体" w:eastAsia="宋体" w:hAnsi="宋体"/>
-            <w:sz w:val="24"/>
-            <w:szCs w:val="24"/>
-            <w:rPrChange w:id="178" w:author="袁慕欣" w:date="2021-11-26T19:23:00Z">
-              <w:rPr>
-                <w:rFonts w:ascii="宋体" w:eastAsia="宋体" w:hAnsi="宋体"/>
-              </w:rPr>
-            </w:rPrChange>
-          </w:rPr>
-          <w:t>ces</w:t>
-        </w:r>
-        <w:proofErr w:type="spellEnd"/>
-        <w:r>
-          <w:rPr>
-            <w:rFonts w:ascii="宋体" w:eastAsia="宋体" w:hAnsi="宋体"/>
-            <w:sz w:val="24"/>
-            <w:szCs w:val="24"/>
-            <w:rPrChange w:id="179" w:author="袁慕欣" w:date="2021-11-26T19:23:00Z">
-              <w:rPr>
-                <w:rFonts w:ascii="宋体" w:eastAsia="宋体" w:hAnsi="宋体"/>
-              </w:rPr>
-            </w:rPrChange>
-          </w:rPr>
-          <w:t>服务，</w:t>
-        </w:r>
-      </w:ins>
-      <w:r>
-        <w:rPr>
-          <w:rFonts w:ascii="宋体" w:eastAsia="宋体" w:hAnsi="宋体" w:hint="eastAsia"/>
-          <w:sz w:val="24"/>
-          <w:szCs w:val="24"/>
-        </w:rPr>
-        <w:t>使</w:t>
-      </w:r>
-      <w:ins w:id="180" w:author="袁慕欣" w:date="2021-11-26T19:22:00Z">
-        <w:r>
-          <w:rPr>
-            <w:rFonts w:ascii="宋体" w:eastAsia="宋体" w:hAnsi="宋体" w:hint="eastAsia"/>
-            <w:sz w:val="24"/>
-            <w:szCs w:val="24"/>
-            <w:rPrChange w:id="181" w:author="袁慕欣" w:date="2021-11-26T19:23:00Z">
-              <w:rPr>
-                <w:rFonts w:ascii="宋体" w:eastAsia="宋体" w:hAnsi="宋体" w:hint="eastAsia"/>
-              </w:rPr>
-            </w:rPrChange>
-          </w:rPr>
-          <w:t>上面</w:t>
-        </w:r>
-      </w:ins>
-      <w:r>
-        <w:rPr>
-          <w:rFonts w:ascii="宋体" w:eastAsia="宋体" w:hAnsi="宋体" w:hint="eastAsia"/>
-          <w:sz w:val="24"/>
-          <w:szCs w:val="24"/>
-        </w:rPr>
-        <w:t>两步的</w:t>
-      </w:r>
-      <w:ins w:id="182" w:author="袁慕欣" w:date="2021-11-26T19:22:00Z">
-        <w:r>
-          <w:rPr>
-            <w:rFonts w:ascii="宋体" w:eastAsia="宋体" w:hAnsi="宋体" w:hint="eastAsia"/>
-            <w:sz w:val="24"/>
-            <w:szCs w:val="24"/>
-            <w:rPrChange w:id="183" w:author="袁慕欣" w:date="2021-11-26T19:23:00Z">
-              <w:rPr>
-                <w:rFonts w:ascii="宋体" w:eastAsia="宋体" w:hAnsi="宋体" w:hint="eastAsia"/>
-              </w:rPr>
-            </w:rPrChange>
-          </w:rPr>
           <w:t>修改生效</w:t>
         </w:r>
       </w:ins>
@@ -6191,25 +5192,7 @@
           <w:sz w:val="36"/>
           <w:szCs w:val="36"/>
         </w:rPr>
-        <w:t xml:space="preserve">三 </w:t>
-      </w:r>
-      <w:proofErr w:type="spellStart"/>
-      <w:r>
-        <w:rPr>
-          <w:rFonts w:ascii="宋体" w:eastAsia="宋体" w:hAnsi="宋体" w:hint="eastAsia"/>
-          <w:sz w:val="36"/>
-          <w:szCs w:val="36"/>
-        </w:rPr>
-        <w:t>fsp</w:t>
-      </w:r>
-      <w:proofErr w:type="spellEnd"/>
-      <w:r>
-        <w:rPr>
-          <w:rFonts w:ascii="宋体" w:eastAsia="宋体" w:hAnsi="宋体" w:hint="eastAsia"/>
-          <w:sz w:val="36"/>
-          <w:szCs w:val="36"/>
-        </w:rPr>
-        <w:t>配置</w:t>
+        <w:t>三 fsp配置</w:t>
       </w:r>
     </w:p>
     <w:p>
@@ -6227,27 +5210,9 @@
           <w:sz w:val="24"/>
           <w:szCs w:val="24"/>
         </w:rPr>
-        <w:t>回到</w:t>
-      </w:r>
-      <w:proofErr w:type="spellStart"/>
-      <w:r>
-        <w:rPr>
-          <w:rFonts w:ascii="宋体" w:eastAsia="宋体" w:hAnsi="宋体" w:hint="eastAsia"/>
-          <w:sz w:val="24"/>
-          <w:szCs w:val="24"/>
-        </w:rPr>
-        <w:t>linux</w:t>
-      </w:r>
-      <w:proofErr w:type="spellEnd"/>
-      <w:r>
-        <w:rPr>
-          <w:rFonts w:ascii="宋体" w:eastAsia="宋体" w:hAnsi="宋体" w:hint="eastAsia"/>
-          <w:sz w:val="24"/>
-          <w:szCs w:val="24"/>
-        </w:rPr>
-        <w:t>服务器，</w:t>
-      </w:r>
-      <w:ins w:id="184" w:author="袁慕欣" w:date="2021-11-26T19:23:00Z">
+        <w:t>回到linux服务器，</w:t>
+      </w:r>
+      <w:ins w:id="178" w:author="袁慕欣" w:date="2021-11-26T19:23:00Z">
         <w:r>
           <w:rPr>
             <w:rFonts w:ascii="宋体" w:eastAsia="宋体" w:hAnsi="宋体"/>
@@ -6291,9 +5256,10 @@
             <w:szCs w:val="24"/>
             <w:u w:val="single"/>
           </w:rPr>
-          <w:t>root/webapp/</w:t>
-        </w:r>
-        <w:proofErr w:type="spellStart"/>
+          <w:t>root/webapp/fs</w:t>
+        </w:r>
+      </w:ins>
+      <w:ins w:id="179" w:author="袁慕欣" w:date="2021-11-26T19:24:00Z">
         <w:r>
           <w:rPr>
             <w:rFonts w:ascii="宋体" w:eastAsia="宋体" w:hAnsi="宋体"/>
@@ -6301,45 +5267,15 @@
             <w:szCs w:val="24"/>
             <w:u w:val="single"/>
           </w:rPr>
-          <w:t>fs</w:t>
-        </w:r>
-      </w:ins>
-      <w:ins w:id="185" w:author="袁慕欣" w:date="2021-11-26T19:24:00Z">
-        <w:r>
-          <w:rPr>
-            <w:rFonts w:ascii="宋体" w:eastAsia="宋体" w:hAnsi="宋体"/>
-            <w:sz w:val="24"/>
-            <w:szCs w:val="24"/>
-            <w:u w:val="single"/>
-          </w:rPr>
           <w:t>p_pack</w:t>
         </w:r>
-        <w:proofErr w:type="spellEnd"/>
-        <w:r>
-          <w:rPr>
-            <w:rFonts w:ascii="宋体" w:eastAsia="宋体" w:hAnsi="宋体" w:hint="eastAsia"/>
-            <w:sz w:val="24"/>
-            <w:szCs w:val="24"/>
-          </w:rPr>
-          <w:t>进入</w:t>
-        </w:r>
-        <w:proofErr w:type="spellStart"/>
-        <w:r>
-          <w:rPr>
-            <w:rFonts w:ascii="宋体" w:eastAsia="宋体" w:hAnsi="宋体" w:hint="eastAsia"/>
-            <w:sz w:val="24"/>
-            <w:szCs w:val="24"/>
-          </w:rPr>
-          <w:t>fsp</w:t>
-        </w:r>
-        <w:proofErr w:type="spellEnd"/>
-        <w:r>
-          <w:rPr>
-            <w:rFonts w:ascii="宋体" w:eastAsia="宋体" w:hAnsi="宋体" w:hint="eastAsia"/>
-            <w:sz w:val="24"/>
-            <w:szCs w:val="24"/>
-          </w:rPr>
-          <w:t>安装目录</w:t>
+        <w:r>
+          <w:rPr>
+            <w:rFonts w:ascii="宋体" w:eastAsia="宋体" w:hAnsi="宋体" w:hint="eastAsia"/>
+            <w:sz w:val="24"/>
+            <w:szCs w:val="24"/>
+          </w:rPr>
+          <w:t>进入fsp安装目录</w:t>
         </w:r>
       </w:ins>
     </w:p>
@@ -6362,13 +5298,13 @@
         </w:numPr>
         <w:ind w:firstLineChars="0"/>
         <w:rPr>
-          <w:ins w:id="186" w:author="袁慕欣" w:date="2021-11-26T19:24:00Z"/>
+          <w:ins w:id="180" w:author="袁慕欣" w:date="2021-11-26T19:24:00Z"/>
           <w:rFonts w:ascii="宋体" w:eastAsia="宋体" w:hAnsi="宋体"/>
           <w:sz w:val="30"/>
           <w:szCs w:val="30"/>
         </w:rPr>
       </w:pPr>
-      <w:del w:id="187" w:author="袁慕欣" w:date="2021-11-26T19:23:00Z">
+      <w:del w:id="181" w:author="袁慕欣" w:date="2021-11-26T19:23:00Z">
         <w:r>
           <w:rPr>
             <w:rFonts w:ascii="宋体" w:eastAsia="宋体" w:hAnsi="宋体" w:hint="eastAsia"/>
@@ -6404,23 +5340,14 @@
           <w:delText>p_pack</w:delText>
         </w:r>
       </w:del>
-      <w:ins w:id="188" w:author="袁慕欣" w:date="2021-11-26T19:24:00Z">
+      <w:ins w:id="182" w:author="袁慕欣" w:date="2021-11-26T19:24:00Z">
         <w:r>
           <w:rPr>
             <w:rFonts w:ascii="宋体" w:eastAsia="宋体" w:hAnsi="宋体" w:hint="eastAsia"/>
             <w:sz w:val="30"/>
             <w:szCs w:val="30"/>
           </w:rPr>
-          <w:t>配置</w:t>
-        </w:r>
-        <w:proofErr w:type="spellStart"/>
-        <w:r>
-          <w:rPr>
-            <w:rFonts w:ascii="宋体" w:eastAsia="宋体" w:hAnsi="宋体" w:hint="eastAsia"/>
-            <w:sz w:val="30"/>
-            <w:szCs w:val="30"/>
-          </w:rPr>
-          <w:t>web</w:t>
+          <w:t>配置web</w:t>
         </w:r>
         <w:r>
           <w:rPr>
@@ -6430,7 +5357,6 @@
           </w:rPr>
           <w:t>socket</w:t>
         </w:r>
-        <w:proofErr w:type="spellEnd"/>
         <w:r>
           <w:rPr>
             <w:rFonts w:ascii="宋体" w:eastAsia="宋体" w:hAnsi="宋体" w:hint="eastAsia"/>
@@ -6458,7 +5384,7 @@
         </w:rPr>
         <w:t>web端接入需要</w:t>
       </w:r>
-      <w:ins w:id="189" w:author="袁慕欣" w:date="2021-11-26T19:25:00Z">
+      <w:ins w:id="183" w:author="袁慕欣" w:date="2021-11-26T19:25:00Z">
         <w:r>
           <w:rPr>
             <w:rFonts w:ascii="宋体" w:eastAsia="宋体" w:hAnsi="宋体" w:hint="eastAsia"/>
@@ -6468,7 +5394,6 @@
           <w:t>配置</w:t>
         </w:r>
       </w:ins>
-      <w:proofErr w:type="spellStart"/>
       <w:r>
         <w:rPr>
           <w:rFonts w:ascii="宋体" w:eastAsia="宋体" w:hAnsi="宋体" w:hint="eastAsia"/>
@@ -6483,16 +5408,7 @@
           <w:sz w:val="24"/>
           <w:szCs w:val="24"/>
         </w:rPr>
-        <w:t>sp</w:t>
-      </w:r>
-      <w:proofErr w:type="spellEnd"/>
-      <w:r>
-        <w:rPr>
-          <w:rFonts w:ascii="宋体" w:eastAsia="宋体" w:hAnsi="宋体"/>
-          <w:sz w:val="24"/>
-          <w:szCs w:val="24"/>
-        </w:rPr>
-        <w:t xml:space="preserve"> </w:t>
+        <w:t xml:space="preserve">sp </w:t>
       </w:r>
       <w:r>
         <w:rPr>
@@ -6502,43 +5418,100 @@
         </w:rPr>
         <w:t>服务的</w:t>
       </w:r>
-      <w:proofErr w:type="spellStart"/>
-      <w:ins w:id="190" w:author="袁慕欣" w:date="2021-11-26T19:25:00Z">
-        <w:r>
-          <w:rPr>
-            <w:rFonts w:ascii="宋体" w:eastAsia="宋体" w:hAnsi="宋体" w:hint="eastAsia"/>
-            <w:sz w:val="24"/>
-            <w:szCs w:val="24"/>
-          </w:rPr>
-          <w:t>websocket</w:t>
+      <w:ins w:id="184" w:author="袁慕欣" w:date="2021-11-26T19:25:00Z">
+        <w:r>
+          <w:rPr>
+            <w:rFonts w:ascii="宋体" w:eastAsia="宋体" w:hAnsi="宋体" w:hint="eastAsia"/>
+            <w:sz w:val="24"/>
+            <w:szCs w:val="24"/>
+          </w:rPr>
+          <w:t>websocket地址</w:t>
+        </w:r>
+      </w:ins>
+      <w:r>
+        <w:rPr>
+          <w:rFonts w:ascii="宋体" w:eastAsia="宋体" w:hAnsi="宋体" w:hint="eastAsia"/>
+          <w:sz w:val="24"/>
+          <w:szCs w:val="24"/>
+        </w:rPr>
+        <w:t>，</w:t>
+      </w:r>
+      <w:ins w:id="185" w:author="袁慕欣" w:date="2021-11-26T19:25:00Z">
+        <w:r>
+          <w:rPr>
+            <w:rFonts w:ascii="宋体" w:eastAsia="宋体" w:hAnsi="宋体" w:hint="eastAsia"/>
+            <w:sz w:val="24"/>
+            <w:szCs w:val="24"/>
+          </w:rPr>
+          <w:t>执行</w:t>
+        </w:r>
+        <w:r>
+          <w:rPr>
+            <w:rFonts w:ascii="宋体" w:eastAsia="宋体" w:hAnsi="宋体" w:hint="eastAsia"/>
+            <w:sz w:val="24"/>
+            <w:szCs w:val="24"/>
+            <w:u w:val="single"/>
+          </w:rPr>
+          <w:t>/</w:t>
+        </w:r>
+        <w:r>
+          <w:rPr>
+            <w:rFonts w:ascii="宋体" w:eastAsia="宋体" w:hAnsi="宋体"/>
+            <w:sz w:val="24"/>
+            <w:szCs w:val="24"/>
+            <w:u w:val="single"/>
+          </w:rPr>
+          <w:t>bin/bash set_protocol_addr.sh</w:t>
+        </w:r>
+        <w:r>
+          <w:rPr>
+            <w:rFonts w:ascii="宋体" w:eastAsia="宋体" w:hAnsi="宋体" w:hint="eastAsia"/>
+            <w:sz w:val="24"/>
+            <w:szCs w:val="24"/>
+            <w:u w:val="single"/>
+          </w:rPr>
+          <w:t xml:space="preserve"> </w:t>
+        </w:r>
+        <w:proofErr w:type="spellStart"/>
+        <w:r>
+          <w:rPr>
+            <w:rFonts w:ascii="宋体" w:eastAsia="宋体" w:hAnsi="宋体"/>
+            <w:sz w:val="24"/>
+            <w:szCs w:val="24"/>
+            <w:u w:val="single"/>
+          </w:rPr>
+          <w:t>wss</w:t>
         </w:r>
         <w:proofErr w:type="spellEnd"/>
         <w:r>
           <w:rPr>
-            <w:rFonts w:ascii="宋体" w:eastAsia="宋体" w:hAnsi="宋体" w:hint="eastAsia"/>
-            <w:sz w:val="24"/>
-            <w:szCs w:val="24"/>
-          </w:rPr>
-          <w:t>地址</w:t>
+            <w:rFonts w:ascii="宋体" w:eastAsia="宋体" w:hAnsi="宋体"/>
+            <w:sz w:val="24"/>
+            <w:szCs w:val="24"/>
+            <w:u w:val="single"/>
+          </w:rPr>
+          <w:t xml:space="preserve"> </w:t>
         </w:r>
       </w:ins>
       <w:r>
         <w:rPr>
-          <w:rFonts w:ascii="宋体" w:eastAsia="宋体" w:hAnsi="宋体" w:hint="eastAsia"/>
-          <w:sz w:val="24"/>
-          <w:szCs w:val="24"/>
-        </w:rPr>
-        <w:t>，</w:t>
-      </w:r>
-      <w:ins w:id="191" w:author="袁慕欣" w:date="2021-11-26T19:25:00Z">
-        <w:r>
-          <w:rPr>
-            <w:rFonts w:ascii="宋体" w:eastAsia="宋体" w:hAnsi="宋体" w:hint="eastAsia"/>
-            <w:sz w:val="24"/>
-            <w:szCs w:val="24"/>
-          </w:rPr>
-          <w:t>执行</w:t>
-        </w:r>
+          <w:rFonts w:ascii="宋体" w:eastAsia="宋体" w:hAnsi="宋体"/>
+          <w:sz w:val="24"/>
+          <w:szCs w:val="24"/>
+          <w:u w:val="single"/>
+        </w:rPr>
+        <w:t>192.168.7.149</w:t>
+      </w:r>
+      <w:r>
+        <w:rPr>
+          <w:rFonts w:ascii="宋体" w:eastAsia="宋体" w:hAnsi="宋体" w:hint="eastAsia"/>
+          <w:sz w:val="24"/>
+          <w:szCs w:val="24"/>
+          <w:u w:val="single"/>
+        </w:rPr>
+        <w:t>(</w:t>
+      </w:r>
+      <w:ins w:id="186" w:author="袁慕欣" w:date="2021-11-26T19:25:00Z">
         <w:r>
           <w:rPr>
             <w:rFonts w:ascii="宋体" w:eastAsia="宋体" w:hAnsi="宋体" w:hint="eastAsia"/>
@@ -6546,45 +5519,7 @@
             <w:szCs w:val="24"/>
             <w:u w:val="single"/>
           </w:rPr>
-          <w:t>/</w:t>
-        </w:r>
-        <w:r>
-          <w:rPr>
-            <w:rFonts w:ascii="宋体" w:eastAsia="宋体" w:hAnsi="宋体"/>
-            <w:sz w:val="24"/>
-            <w:szCs w:val="24"/>
-            <w:u w:val="single"/>
-          </w:rPr>
-          <w:t>bin/bash set_protocol_addr.sh</w:t>
-        </w:r>
-        <w:r>
-          <w:rPr>
-            <w:rFonts w:ascii="宋体" w:eastAsia="宋体" w:hAnsi="宋体" w:hint="eastAsia"/>
-            <w:sz w:val="24"/>
-            <w:szCs w:val="24"/>
-            <w:u w:val="single"/>
-          </w:rPr>
-          <w:t xml:space="preserve"> </w:t>
-        </w:r>
-        <w:proofErr w:type="spellStart"/>
-        <w:r>
-          <w:rPr>
-            <w:rFonts w:ascii="宋体" w:eastAsia="宋体" w:hAnsi="宋体"/>
-            <w:sz w:val="24"/>
-            <w:szCs w:val="24"/>
-            <w:u w:val="single"/>
-          </w:rPr>
-          <w:t>wss</w:t>
-        </w:r>
-        <w:proofErr w:type="spellEnd"/>
-        <w:r>
-          <w:rPr>
-            <w:rFonts w:ascii="宋体" w:eastAsia="宋体" w:hAnsi="宋体"/>
-            <w:sz w:val="24"/>
-            <w:szCs w:val="24"/>
-            <w:u w:val="single"/>
-          </w:rPr>
-          <w:t xml:space="preserve"> </w:t>
+          <w:t>服务器ip</w:t>
         </w:r>
       </w:ins>
       <w:r>
@@ -6594,49 +5529,9 @@
           <w:szCs w:val="24"/>
           <w:u w:val="single"/>
         </w:rPr>
-        <w:t>192.168.7.149</w:t>
-      </w:r>
-      <w:r>
-        <w:rPr>
-          <w:rFonts w:ascii="宋体" w:eastAsia="宋体" w:hAnsi="宋体" w:hint="eastAsia"/>
-          <w:sz w:val="24"/>
-          <w:szCs w:val="24"/>
-          <w:u w:val="single"/>
-        </w:rPr>
-        <w:t>(</w:t>
-      </w:r>
-      <w:ins w:id="192" w:author="袁慕欣" w:date="2021-11-26T19:25:00Z">
-        <w:r>
-          <w:rPr>
-            <w:rFonts w:ascii="宋体" w:eastAsia="宋体" w:hAnsi="宋体" w:hint="eastAsia"/>
-            <w:sz w:val="24"/>
-            <w:szCs w:val="24"/>
-            <w:u w:val="single"/>
-          </w:rPr>
-          <w:t>服务器</w:t>
-        </w:r>
-        <w:proofErr w:type="spellStart"/>
-        <w:r>
-          <w:rPr>
-            <w:rFonts w:ascii="宋体" w:eastAsia="宋体" w:hAnsi="宋体" w:hint="eastAsia"/>
-            <w:sz w:val="24"/>
-            <w:szCs w:val="24"/>
-            <w:u w:val="single"/>
-          </w:rPr>
-          <w:t>ip</w:t>
-        </w:r>
-      </w:ins>
-      <w:proofErr w:type="spellEnd"/>
-      <w:r>
-        <w:rPr>
-          <w:rFonts w:ascii="宋体" w:eastAsia="宋体" w:hAnsi="宋体"/>
-          <w:sz w:val="24"/>
-          <w:szCs w:val="24"/>
-          <w:u w:val="single"/>
-        </w:rPr>
         <w:t>)</w:t>
       </w:r>
-      <w:ins w:id="193" w:author="袁慕欣" w:date="2021-11-26T19:25:00Z">
+      <w:ins w:id="187" w:author="袁慕欣" w:date="2021-11-26T19:25:00Z">
         <w:r>
           <w:rPr>
             <w:rFonts w:ascii="宋体" w:eastAsia="宋体" w:hAnsi="宋体"/>
@@ -6683,44 +5578,16 @@
           <w:sz w:val="30"/>
           <w:szCs w:val="30"/>
         </w:rPr>
-        <w:t>配置</w:t>
-      </w:r>
-      <w:proofErr w:type="spellStart"/>
-      <w:r>
-        <w:rPr>
-          <w:rFonts w:ascii="宋体" w:eastAsia="宋体" w:hAnsi="宋体" w:hint="eastAsia"/>
+        <w:t>配置fsp白板网关的app</w:t>
+      </w:r>
+      <w:r>
+        <w:rPr>
+          <w:rFonts w:ascii="宋体" w:eastAsia="宋体" w:hAnsi="宋体"/>
           <w:sz w:val="30"/>
           <w:szCs w:val="30"/>
         </w:rPr>
-        <w:t>fsp</w:t>
-      </w:r>
-      <w:proofErr w:type="spellEnd"/>
-      <w:r>
-        <w:rPr>
-          <w:rFonts w:ascii="宋体" w:eastAsia="宋体" w:hAnsi="宋体" w:hint="eastAsia"/>
-          <w:sz w:val="30"/>
-          <w:szCs w:val="30"/>
-        </w:rPr>
-        <w:t>白板网关的</w:t>
-      </w:r>
-      <w:proofErr w:type="spellStart"/>
-      <w:r>
-        <w:rPr>
-          <w:rFonts w:ascii="宋体" w:eastAsia="宋体" w:hAnsi="宋体" w:hint="eastAsia"/>
-          <w:sz w:val="30"/>
-          <w:szCs w:val="30"/>
-        </w:rPr>
-        <w:t>app</w:t>
-      </w:r>
-      <w:r>
-        <w:rPr>
-          <w:rFonts w:ascii="宋体" w:eastAsia="宋体" w:hAnsi="宋体"/>
-          <w:sz w:val="30"/>
-          <w:szCs w:val="30"/>
-        </w:rPr>
         <w:t>_id</w:t>
       </w:r>
-      <w:proofErr w:type="spellEnd"/>
     </w:p>
     <w:p>
       <w:pPr>
@@ -6739,153 +5606,131 @@
         </w:rPr>
         <w:t>给白板网关配置</w:t>
       </w:r>
-      <w:proofErr w:type="spellStart"/>
-      <w:r>
-        <w:rPr>
-          <w:rFonts w:ascii="宋体" w:eastAsia="宋体" w:hAnsi="宋体"/>
-          <w:sz w:val="24"/>
-          <w:szCs w:val="24"/>
+      <w:r>
+        <w:rPr>
+          <w:rFonts w:ascii="宋体" w:eastAsia="宋体" w:hAnsi="宋体"/>
+          <w:sz w:val="24"/>
+          <w:szCs w:val="24"/>
+        </w:rPr>
+        <w:t>app_id，让</w:t>
+      </w:r>
+      <w:proofErr w:type="gramStart"/>
+      <w:r>
+        <w:rPr>
+          <w:rFonts w:ascii="宋体" w:eastAsia="宋体" w:hAnsi="宋体"/>
+          <w:sz w:val="24"/>
+          <w:szCs w:val="24"/>
+        </w:rPr>
+        <w:t>白板走</w:t>
+      </w:r>
+      <w:proofErr w:type="gramEnd"/>
+      <w:r>
+        <w:rPr>
+          <w:rFonts w:ascii="宋体" w:eastAsia="宋体" w:hAnsi="宋体"/>
+          <w:sz w:val="24"/>
+          <w:szCs w:val="24"/>
+        </w:rPr>
+        <w:t>fsp能互通</w:t>
+      </w:r>
+      <w:r>
+        <w:rPr>
+          <w:rFonts w:ascii="宋体" w:eastAsia="宋体" w:hAnsi="宋体" w:hint="eastAsia"/>
+          <w:sz w:val="24"/>
+          <w:szCs w:val="24"/>
+        </w:rPr>
+        <w:t>，</w:t>
+      </w:r>
+      <w:r>
+        <w:rPr>
+          <w:rFonts w:ascii="宋体" w:eastAsia="宋体" w:hAnsi="宋体" w:hint="eastAsia"/>
+          <w:sz w:val="24"/>
+          <w:szCs w:val="24"/>
+        </w:rPr>
+        <w:t>执行</w:t>
+      </w:r>
+      <w:r>
+        <w:rPr>
+          <w:rFonts w:ascii="宋体" w:eastAsia="宋体" w:hAnsi="宋体"/>
+          <w:sz w:val="24"/>
+          <w:szCs w:val="24"/>
+        </w:rPr>
+        <w:t xml:space="preserve"> </w:t>
+      </w:r>
+      <w:r>
+        <w:rPr>
+          <w:rFonts w:ascii="宋体" w:eastAsia="宋体" w:hAnsi="宋体" w:hint="eastAsia"/>
+          <w:sz w:val="24"/>
+          <w:szCs w:val="24"/>
+          <w:u w:val="single"/>
+        </w:rPr>
+        <w:t>/</w:t>
+      </w:r>
+      <w:r>
+        <w:rPr>
+          <w:rFonts w:ascii="宋体" w:eastAsia="宋体" w:hAnsi="宋体"/>
+          <w:sz w:val="24"/>
+          <w:szCs w:val="24"/>
+          <w:u w:val="single"/>
+        </w:rPr>
+        <w:t xml:space="preserve">bin/bash </w:t>
+      </w:r>
+      <w:r>
+        <w:rPr>
+          <w:rFonts w:ascii="宋体" w:eastAsia="宋体" w:hAnsi="宋体"/>
+          <w:sz w:val="24"/>
+          <w:szCs w:val="24"/>
+          <w:u w:val="single"/>
+        </w:rPr>
+        <w:t>set_wb_app_id.sh</w:t>
+      </w:r>
+      <w:r>
+        <w:rPr>
+          <w:rFonts w:ascii="宋体" w:eastAsia="宋体" w:hAnsi="宋体"/>
+          <w:sz w:val="24"/>
+          <w:szCs w:val="24"/>
+          <w:u w:val="single"/>
+        </w:rPr>
+        <w:t xml:space="preserve"> </w:t>
+      </w:r>
+      <w:r>
+        <w:rPr>
+          <w:rFonts w:ascii="宋体" w:eastAsia="宋体" w:hAnsi="宋体"/>
+          <w:sz w:val="24"/>
+          <w:szCs w:val="24"/>
+          <w:u w:val="single"/>
+        </w:rPr>
+        <w:t>3049291591cb6aed78e638c2aed53867(</w:t>
+      </w:r>
+      <w:r>
+        <w:rPr>
+          <w:rFonts w:ascii="宋体" w:eastAsia="宋体" w:hAnsi="宋体" w:hint="eastAsia"/>
+          <w:color w:val="FF0000"/>
+          <w:sz w:val="24"/>
+          <w:szCs w:val="24"/>
+          <w:u w:val="single"/>
+        </w:rPr>
+        <w:t>授权时使用</w:t>
+      </w:r>
+      <w:r>
+        <w:rPr>
+          <w:rFonts w:ascii="宋体" w:eastAsia="宋体" w:hAnsi="宋体" w:hint="eastAsia"/>
+          <w:color w:val="FF0000"/>
+          <w:sz w:val="24"/>
+          <w:szCs w:val="24"/>
+          <w:u w:val="single"/>
+        </w:rPr>
+        <w:t>的</w:t>
+      </w:r>
+      <w:r>
+        <w:rPr>
+          <w:rFonts w:ascii="宋体" w:eastAsia="宋体" w:hAnsi="宋体" w:hint="eastAsia"/>
+          <w:color w:val="FF0000"/>
+          <w:sz w:val="24"/>
+          <w:szCs w:val="24"/>
+          <w:u w:val="single"/>
         </w:rPr>
         <w:t>app_id</w:t>
       </w:r>
-      <w:proofErr w:type="spellEnd"/>
-      <w:r>
-        <w:rPr>
-          <w:rFonts w:ascii="宋体" w:eastAsia="宋体" w:hAnsi="宋体"/>
-          <w:sz w:val="24"/>
-          <w:szCs w:val="24"/>
-        </w:rPr>
-        <w:t>，让</w:t>
-      </w:r>
-      <w:proofErr w:type="gramStart"/>
-      <w:r>
-        <w:rPr>
-          <w:rFonts w:ascii="宋体" w:eastAsia="宋体" w:hAnsi="宋体"/>
-          <w:sz w:val="24"/>
-          <w:szCs w:val="24"/>
-        </w:rPr>
-        <w:t>白板走</w:t>
-      </w:r>
-      <w:proofErr w:type="spellStart"/>
-      <w:proofErr w:type="gramEnd"/>
-      <w:r>
-        <w:rPr>
-          <w:rFonts w:ascii="宋体" w:eastAsia="宋体" w:hAnsi="宋体"/>
-          <w:sz w:val="24"/>
-          <w:szCs w:val="24"/>
-        </w:rPr>
-        <w:t>fsp</w:t>
-      </w:r>
-      <w:proofErr w:type="spellEnd"/>
-      <w:r>
-        <w:rPr>
-          <w:rFonts w:ascii="宋体" w:eastAsia="宋体" w:hAnsi="宋体"/>
-          <w:sz w:val="24"/>
-          <w:szCs w:val="24"/>
-        </w:rPr>
-        <w:t>能互通</w:t>
-      </w:r>
-      <w:r>
-        <w:rPr>
-          <w:rFonts w:ascii="宋体" w:eastAsia="宋体" w:hAnsi="宋体" w:hint="eastAsia"/>
-          <w:sz w:val="24"/>
-          <w:szCs w:val="24"/>
-        </w:rPr>
-        <w:t>，</w:t>
-      </w:r>
-      <w:r>
-        <w:rPr>
-          <w:rFonts w:ascii="宋体" w:eastAsia="宋体" w:hAnsi="宋体" w:hint="eastAsia"/>
-          <w:sz w:val="24"/>
-          <w:szCs w:val="24"/>
-        </w:rPr>
-        <w:t>执行</w:t>
-      </w:r>
-      <w:r>
-        <w:rPr>
-          <w:rFonts w:ascii="宋体" w:eastAsia="宋体" w:hAnsi="宋体"/>
-          <w:sz w:val="24"/>
-          <w:szCs w:val="24"/>
-        </w:rPr>
-        <w:t xml:space="preserve"> </w:t>
-      </w:r>
-      <w:r>
-        <w:rPr>
-          <w:rFonts w:ascii="宋体" w:eastAsia="宋体" w:hAnsi="宋体" w:hint="eastAsia"/>
-          <w:sz w:val="24"/>
-          <w:szCs w:val="24"/>
-          <w:u w:val="single"/>
-        </w:rPr>
-        <w:t>/</w:t>
-      </w:r>
-      <w:r>
-        <w:rPr>
-          <w:rFonts w:ascii="宋体" w:eastAsia="宋体" w:hAnsi="宋体"/>
-          <w:sz w:val="24"/>
-          <w:szCs w:val="24"/>
-          <w:u w:val="single"/>
-        </w:rPr>
-        <w:t xml:space="preserve">bin/bash </w:t>
-      </w:r>
-      <w:r>
-        <w:rPr>
-          <w:rFonts w:ascii="宋体" w:eastAsia="宋体" w:hAnsi="宋体"/>
-          <w:sz w:val="24"/>
-          <w:szCs w:val="24"/>
-          <w:u w:val="single"/>
-        </w:rPr>
-        <w:t>set_wb_app_id.sh</w:t>
-      </w:r>
-      <w:r>
-        <w:rPr>
-          <w:rFonts w:ascii="宋体" w:eastAsia="宋体" w:hAnsi="宋体"/>
-          <w:sz w:val="24"/>
-          <w:szCs w:val="24"/>
-          <w:u w:val="single"/>
-        </w:rPr>
-        <w:t xml:space="preserve"> </w:t>
-      </w:r>
-      <w:r>
-        <w:rPr>
-          <w:rFonts w:ascii="宋体" w:eastAsia="宋体" w:hAnsi="宋体"/>
-          <w:sz w:val="24"/>
-          <w:szCs w:val="24"/>
-          <w:u w:val="single"/>
-        </w:rPr>
-        <w:t>3049291591cb6aed78e638c2aed53867(</w:t>
-      </w:r>
-      <w:r>
-        <w:rPr>
-          <w:rFonts w:ascii="宋体" w:eastAsia="宋体" w:hAnsi="宋体" w:hint="eastAsia"/>
-          <w:color w:val="FF0000"/>
-          <w:sz w:val="24"/>
-          <w:szCs w:val="24"/>
-          <w:u w:val="single"/>
-        </w:rPr>
-        <w:t>授权时使用</w:t>
-      </w:r>
-      <w:r>
-        <w:rPr>
-          <w:rFonts w:ascii="宋体" w:eastAsia="宋体" w:hAnsi="宋体" w:hint="eastAsia"/>
-          <w:color w:val="FF0000"/>
-          <w:sz w:val="24"/>
-          <w:szCs w:val="24"/>
-          <w:u w:val="single"/>
-        </w:rPr>
-        <w:t>的</w:t>
-      </w:r>
-      <w:proofErr w:type="spellStart"/>
-      <w:r>
-        <w:rPr>
-          <w:rFonts w:ascii="宋体" w:eastAsia="宋体" w:hAnsi="宋体" w:hint="eastAsia"/>
-          <w:color w:val="FF0000"/>
-          <w:sz w:val="24"/>
-          <w:szCs w:val="24"/>
-          <w:u w:val="single"/>
-        </w:rPr>
-        <w:t>app_id</w:t>
-      </w:r>
-      <w:proofErr w:type="spellEnd"/>
       <w:r>
         <w:rPr>
           <w:rFonts w:ascii="宋体" w:eastAsia="宋体" w:hAnsi="宋体"/>
@@ -6938,6 +5783,7 @@
           <w:sz w:val="24"/>
           <w:szCs w:val="24"/>
         </w:rPr>
+        <w:lastRenderedPageBreak/>
         <w:t>至此web</w:t>
       </w:r>
       <w:proofErr w:type="gramStart"/>
@@ -6993,13 +5839,29 @@
           <w:t>https://fsp服务器ip:21000</w:t>
         </w:r>
       </w:hyperlink>
-      <w:r>
-        <w:rPr>
-          <w:rFonts w:ascii="宋体" w:eastAsia="宋体" w:hAnsi="宋体" w:hint="eastAsia"/>
-          <w:sz w:val="24"/>
-          <w:szCs w:val="24"/>
-        </w:rPr>
-        <w:t>并选择高级-继续访问</w:t>
+      <w:commentRangeStart w:id="188"/>
+      <w:r>
+        <w:rPr>
+          <w:rFonts w:ascii="宋体" w:eastAsia="宋体" w:hAnsi="宋体" w:hint="eastAsia"/>
+          <w:sz w:val="24"/>
+          <w:szCs w:val="24"/>
+        </w:rPr>
+        <w:t>并</w:t>
+      </w:r>
+      <w:commentRangeEnd w:id="188"/>
+      <w:r>
+        <w:rPr>
+          <w:rStyle w:val="a6"/>
+        </w:rPr>
+        <w:commentReference w:id="188"/>
+      </w:r>
+      <w:r>
+        <w:rPr>
+          <w:rFonts w:ascii="宋体" w:eastAsia="宋体" w:hAnsi="宋体" w:hint="eastAsia"/>
+          <w:sz w:val="24"/>
+          <w:szCs w:val="24"/>
+        </w:rPr>
+        <w:t>选择高级-继续访问</w:t>
       </w:r>
       <w:r>
         <w:rPr>
@@ -7024,9 +5886,9 @@
           <w:szCs w:val="24"/>
         </w:rPr>
         <w:drawing>
-          <wp:inline distT="0" distB="0" distL="0" distR="0" wp14:anchorId="36FD5D4F" wp14:editId="1756A9F7">
+          <wp:inline distT="0" distB="0" distL="0" distR="0" wp14:anchorId="36FD5D4F" wp14:editId="51804278">
             <wp:extent cx="5274310" cy="2639060"/>
-            <wp:effectExtent l="0" t="0" r="2540" b="8890"/>
+            <wp:effectExtent l="19050" t="19050" r="21590" b="27940"/>
             <wp:docPr id="9" name="图片 9"/>
             <wp:cNvGraphicFramePr>
               <a:graphicFrameLocks xmlns:a="http://schemas.openxmlformats.org/drawingml/2006/main" noChangeAspect="1"/>
@@ -7063,7 +5925,9 @@
                     </a:prstGeom>
                     <a:noFill/>
                     <a:ln>
-                      <a:noFill/>
+                      <a:solidFill>
+                        <a:schemeClr val="accent1"/>
+                      </a:solidFill>
                     </a:ln>
                   </pic:spPr>
                 </pic:pic>
@@ -7158,25 +6022,7 @@
           <w:sz w:val="24"/>
           <w:szCs w:val="24"/>
         </w:rPr>
-        <w:t>在</w:t>
-      </w:r>
-      <w:proofErr w:type="spellStart"/>
-      <w:r>
-        <w:rPr>
-          <w:rFonts w:ascii="宋体" w:eastAsia="宋体" w:hAnsi="宋体" w:hint="eastAsia"/>
-          <w:sz w:val="24"/>
-          <w:szCs w:val="24"/>
-        </w:rPr>
-        <w:t>ces</w:t>
-      </w:r>
-      <w:proofErr w:type="spellEnd"/>
-      <w:r>
-        <w:rPr>
-          <w:rFonts w:ascii="宋体" w:eastAsia="宋体" w:hAnsi="宋体" w:hint="eastAsia"/>
-          <w:sz w:val="24"/>
-          <w:szCs w:val="24"/>
-        </w:rPr>
-        <w:t>后台</w:t>
+        <w:t>在ces后台</w:t>
       </w:r>
       <w:r>
         <w:rPr>
@@ -7240,11 +6086,10 @@
         <w:rPr>
           <w:noProof/>
         </w:rPr>
-        <w:lastRenderedPageBreak/>
         <w:drawing>
-          <wp:inline distT="0" distB="0" distL="0" distR="0" wp14:anchorId="1ED090AE" wp14:editId="42333165">
+          <wp:inline distT="0" distB="0" distL="0" distR="0" wp14:anchorId="1ED090AE" wp14:editId="3F47B576">
             <wp:extent cx="5274310" cy="2850515"/>
-            <wp:effectExtent l="0" t="0" r="2540" b="6985"/>
+            <wp:effectExtent l="19050" t="19050" r="21590" b="26035"/>
             <wp:docPr id="14" name="图片 14"/>
             <wp:cNvGraphicFramePr>
               <a:graphicFrameLocks xmlns:a="http://schemas.openxmlformats.org/drawingml/2006/main" noChangeAspect="1"/>
@@ -7281,7 +6126,9 @@
                     </a:prstGeom>
                     <a:noFill/>
                     <a:ln>
-                      <a:noFill/>
+                      <a:solidFill>
+                        <a:schemeClr val="accent1"/>
+                      </a:solidFill>
                     </a:ln>
                   </pic:spPr>
                 </pic:pic>
@@ -7347,6 +6194,7 @@
         <w:rPr>
           <w:rFonts w:ascii="宋体" w:eastAsia="宋体" w:hAnsi="宋体"/>
         </w:rPr>
+        <w:lastRenderedPageBreak/>
         <w:tab/>
       </w:r>
       <w:r>
@@ -7354,9 +6202,9 @@
           <w:noProof/>
         </w:rPr>
         <w:drawing>
-          <wp:inline distT="0" distB="0" distL="0" distR="0" wp14:anchorId="21F1DBDE" wp14:editId="66C6F51D">
+          <wp:inline distT="0" distB="0" distL="0" distR="0" wp14:anchorId="21F1DBDE" wp14:editId="0F8828A8">
             <wp:extent cx="5274310" cy="3544570"/>
-            <wp:effectExtent l="0" t="0" r="2540" b="0"/>
+            <wp:effectExtent l="19050" t="19050" r="21590" b="17780"/>
             <wp:docPr id="15" name="图片 15"/>
             <wp:cNvGraphicFramePr>
               <a:graphicFrameLocks xmlns:a="http://schemas.openxmlformats.org/drawingml/2006/main" noChangeAspect="1"/>
@@ -7393,7 +6241,9 @@
                     </a:prstGeom>
                     <a:noFill/>
                     <a:ln>
-                      <a:noFill/>
+                      <a:solidFill>
+                        <a:schemeClr val="accent1"/>
+                      </a:solidFill>
                     </a:ln>
                   </pic:spPr>
                 </pic:pic>
@@ -7555,27 +6405,9 @@
           <w:sz w:val="24"/>
           <w:szCs w:val="24"/>
         </w:rPr>
-        <w:t>回到</w:t>
-      </w:r>
-      <w:proofErr w:type="spellStart"/>
-      <w:r>
-        <w:rPr>
-          <w:rFonts w:ascii="宋体" w:eastAsia="宋体" w:hAnsi="宋体" w:hint="eastAsia"/>
-          <w:sz w:val="24"/>
-          <w:szCs w:val="24"/>
-        </w:rPr>
-        <w:t>linux</w:t>
-      </w:r>
-      <w:proofErr w:type="spellEnd"/>
-      <w:r>
-        <w:rPr>
-          <w:rFonts w:ascii="宋体" w:eastAsia="宋体" w:hAnsi="宋体" w:hint="eastAsia"/>
-          <w:sz w:val="24"/>
-          <w:szCs w:val="24"/>
-        </w:rPr>
-        <w:t>服务器，</w:t>
-      </w:r>
-      <w:ins w:id="194" w:author="袁慕欣" w:date="2021-11-26T19:23:00Z">
+        <w:t>回到linux服务器，</w:t>
+      </w:r>
+      <w:ins w:id="189" w:author="袁慕欣" w:date="2021-11-26T19:23:00Z">
         <w:r>
           <w:rPr>
             <w:rFonts w:ascii="宋体" w:eastAsia="宋体" w:hAnsi="宋体"/>
@@ -7663,37 +6495,7 @@
           <w:szCs w:val="24"/>
           <w:u w:val="single"/>
         </w:rPr>
-        <w:t xml:space="preserve">tar </w:t>
-      </w:r>
-      <w:r>
-        <w:rPr>
-          <w:rFonts w:ascii="宋体" w:eastAsia="宋体" w:hAnsi="宋体"/>
-          <w:sz w:val="24"/>
-          <w:szCs w:val="24"/>
-          <w:u w:val="single"/>
-        </w:rPr>
-        <w:lastRenderedPageBreak/>
-        <w:t>-</w:t>
-      </w:r>
-      <w:proofErr w:type="spellStart"/>
-      <w:r>
-        <w:rPr>
-          <w:rFonts w:ascii="宋体" w:eastAsia="宋体" w:hAnsi="宋体"/>
-          <w:sz w:val="24"/>
-          <w:szCs w:val="24"/>
-          <w:u w:val="single"/>
-        </w:rPr>
-        <w:t>zxvf</w:t>
-      </w:r>
-      <w:proofErr w:type="spellEnd"/>
-      <w:r>
-        <w:rPr>
-          <w:rFonts w:ascii="宋体" w:eastAsia="宋体" w:hAnsi="宋体"/>
-          <w:sz w:val="24"/>
-          <w:szCs w:val="24"/>
-          <w:u w:val="single"/>
-        </w:rPr>
-        <w:t xml:space="preserve"> fsp-store-1.2.8.1.tar.g</w:t>
+        <w:t>tar -zxvf fsp-store-1.2.8.1.tar.g</w:t>
       </w:r>
       <w:r>
         <w:rPr>
@@ -7932,29 +6734,7 @@
           <w:szCs w:val="24"/>
           <w:u w:val="single"/>
         </w:rPr>
-        <w:t>/</w:t>
-      </w:r>
-      <w:proofErr w:type="spellStart"/>
-      <w:r>
-        <w:rPr>
-          <w:rFonts w:ascii="宋体" w:eastAsia="宋体" w:hAnsi="宋体" w:cs="宋体"/>
-          <w:kern w:val="0"/>
-          <w:sz w:val="24"/>
-          <w:szCs w:val="24"/>
-          <w:u w:val="single"/>
-        </w:rPr>
-        <w:t>fsmeeting</w:t>
-      </w:r>
-      <w:proofErr w:type="spellEnd"/>
-      <w:r>
-        <w:rPr>
-          <w:rFonts w:ascii="宋体" w:eastAsia="宋体" w:hAnsi="宋体" w:cs="宋体"/>
-          <w:kern w:val="0"/>
-          <w:sz w:val="24"/>
-          <w:szCs w:val="24"/>
-          <w:u w:val="single"/>
-        </w:rPr>
-        <w:t>/store/store</w:t>
+        <w:t>/fsmeeting/store/store</w:t>
       </w:r>
       <w:r>
         <w:rPr>
@@ -8116,7 +6896,6 @@
         </w:rPr>
         <w:t>服务器</w:t>
       </w:r>
-      <w:proofErr w:type="spellStart"/>
       <w:r>
         <w:rPr>
           <w:rFonts w:ascii="宋体" w:eastAsia="宋体" w:hAnsi="宋体" w:cs="宋体" w:hint="eastAsia"/>
@@ -8126,7 +6905,6 @@
         </w:rPr>
         <w:t>ip</w:t>
       </w:r>
-      <w:proofErr w:type="spellEnd"/>
     </w:p>
     <w:p>
       <w:pPr>
@@ -8254,7 +7032,6 @@
         </w:rPr>
         <w:t xml:space="preserve">5. </w:t>
       </w:r>
-      <w:proofErr w:type="spellStart"/>
       <w:r>
         <w:rPr>
           <w:rFonts w:ascii="宋体" w:eastAsia="宋体" w:hAnsi="宋体" w:cs="宋体"/>
@@ -8262,17 +7039,7 @@
           <w:sz w:val="24"/>
           <w:szCs w:val="24"/>
         </w:rPr>
-        <w:t>service_proxy</w:t>
-      </w:r>
-      <w:proofErr w:type="spellEnd"/>
-      <w:r>
-        <w:rPr>
-          <w:rFonts w:ascii="宋体" w:eastAsia="宋体" w:hAnsi="宋体" w:cs="宋体"/>
-          <w:kern w:val="0"/>
-          <w:sz w:val="24"/>
-          <w:szCs w:val="24"/>
-        </w:rPr>
-        <w:t xml:space="preserve"> = </w:t>
+        <w:t xml:space="preserve">service_proxy = </w:t>
       </w:r>
       <w:hyperlink r:id="rId28" w:history="1">
         <w:r>
@@ -8308,7 +7075,6 @@
         </w:rPr>
         <w:t xml:space="preserve">6. </w:t>
       </w:r>
-      <w:proofErr w:type="spellStart"/>
       <w:r>
         <w:rPr>
           <w:rFonts w:ascii="宋体" w:eastAsia="宋体" w:hAnsi="宋体" w:cs="宋体"/>
@@ -8316,17 +7082,7 @@
           <w:sz w:val="24"/>
           <w:szCs w:val="24"/>
         </w:rPr>
-        <w:t>private_cloud</w:t>
-      </w:r>
-      <w:proofErr w:type="spellEnd"/>
-      <w:r>
-        <w:rPr>
-          <w:rFonts w:ascii="宋体" w:eastAsia="宋体" w:hAnsi="宋体" w:cs="宋体"/>
-          <w:kern w:val="0"/>
-          <w:sz w:val="24"/>
-          <w:szCs w:val="24"/>
-        </w:rPr>
-        <w:t xml:space="preserve"> = 1</w:t>
+        <w:t>private_cloud = 1</w:t>
       </w:r>
     </w:p>
     <w:p>
@@ -8348,6 +7104,7 @@
           <w:sz w:val="24"/>
           <w:szCs w:val="24"/>
         </w:rPr>
+        <w:lastRenderedPageBreak/>
         <w:t xml:space="preserve">7. </w:t>
       </w:r>
       <w:proofErr w:type="spellStart"/>
@@ -8399,19 +7156,8 @@
           <w:sz w:val="24"/>
           <w:szCs w:val="24"/>
         </w:rPr>
-        <w:t>domain=</w:t>
-      </w:r>
-      <w:proofErr w:type="spellStart"/>
-      <w:r>
-        <w:rPr>
-          <w:rFonts w:ascii="宋体" w:eastAsia="宋体" w:hAnsi="宋体" w:cs="宋体"/>
-          <w:kern w:val="0"/>
-          <w:sz w:val="24"/>
-          <w:szCs w:val="24"/>
-        </w:rPr>
-        <w:t>pri</w:t>
-      </w:r>
-      <w:proofErr w:type="spellEnd"/>
+        <w:t>domain=pri</w:t>
+      </w:r>
     </w:p>
     <w:p>
       <w:pPr>
@@ -8725,6 +7471,30 @@
           </wp:inline>
         </w:drawing>
       </w:r>
+      <w:commentRangeStart w:id="190"/>
+      <w:commentRangeStart w:id="191"/>
+      <w:commentRangeStart w:id="192"/>
+      <w:commentRangeEnd w:id="190"/>
+      <w:r>
+        <w:rPr>
+          <w:rStyle w:val="a6"/>
+        </w:rPr>
+        <w:commentReference w:id="190"/>
+      </w:r>
+      <w:commentRangeEnd w:id="191"/>
+      <w:r>
+        <w:rPr>
+          <w:rStyle w:val="a6"/>
+        </w:rPr>
+        <w:commentReference w:id="191"/>
+      </w:r>
+      <w:commentRangeEnd w:id="192"/>
+      <w:r>
+        <w:rPr>
+          <w:rStyle w:val="a6"/>
+        </w:rPr>
+        <w:commentReference w:id="192"/>
+      </w:r>
     </w:p>
     <w:p>
       <w:pPr>
@@ -8844,7 +7614,6 @@
           <w:szCs w:val="30"/>
         </w:rPr>
       </w:pPr>
-      <w:proofErr w:type="spellStart"/>
       <w:r>
         <w:rPr>
           <w:rFonts w:ascii="宋体" w:eastAsia="宋体" w:hAnsi="宋体" w:cs="宋体" w:hint="eastAsia"/>
@@ -8852,17 +7621,7 @@
           <w:sz w:val="30"/>
           <w:szCs w:val="30"/>
         </w:rPr>
-        <w:t>fsp</w:t>
-      </w:r>
-      <w:proofErr w:type="spellEnd"/>
-      <w:r>
-        <w:rPr>
-          <w:rFonts w:ascii="宋体" w:eastAsia="宋体" w:hAnsi="宋体" w:cs="宋体" w:hint="eastAsia"/>
-          <w:kern w:val="0"/>
-          <w:sz w:val="30"/>
-          <w:szCs w:val="30"/>
-        </w:rPr>
-        <w:t>配置存储代理</w:t>
+        <w:t>fsp配置存储代理</w:t>
       </w:r>
     </w:p>
     <w:p>
@@ -8896,7 +7655,7 @@
         </w:rPr>
         <w:t xml:space="preserve"> </w:t>
       </w:r>
-      <w:ins w:id="195" w:author="袁慕欣" w:date="2021-11-26T19:23:00Z">
+      <w:ins w:id="193" w:author="袁慕欣" w:date="2021-11-26T19:23:00Z">
         <w:r>
           <w:rPr>
             <w:rFonts w:ascii="宋体" w:eastAsia="宋体" w:hAnsi="宋体" w:hint="eastAsia"/>
@@ -8916,7 +7675,6 @@
           <w:t>root/webapp/</w:t>
         </w:r>
       </w:ins>
-      <w:proofErr w:type="spellStart"/>
       <w:r>
         <w:rPr>
           <w:rFonts w:ascii="宋体" w:eastAsia="宋体" w:hAnsi="宋体"/>
@@ -8926,32 +7684,13 @@
         </w:rPr>
         <w:t>fsp_pack</w:t>
       </w:r>
-      <w:proofErr w:type="spellEnd"/>
-      <w:r>
-        <w:rPr>
-          <w:rFonts w:ascii="宋体" w:eastAsia="宋体" w:hAnsi="宋体" w:hint="eastAsia"/>
-          <w:sz w:val="24"/>
-          <w:szCs w:val="24"/>
-        </w:rPr>
-        <w:t>进入</w:t>
-      </w:r>
-      <w:proofErr w:type="spellStart"/>
-      <w:r>
-        <w:rPr>
-          <w:rFonts w:ascii="宋体" w:eastAsia="宋体" w:hAnsi="宋体" w:hint="eastAsia"/>
-          <w:sz w:val="24"/>
-          <w:szCs w:val="24"/>
-        </w:rPr>
-        <w:t>fsp</w:t>
-      </w:r>
-      <w:proofErr w:type="spellEnd"/>
-      <w:r>
-        <w:rPr>
-          <w:rFonts w:ascii="宋体" w:eastAsia="宋体" w:hAnsi="宋体" w:hint="eastAsia"/>
-          <w:sz w:val="24"/>
-          <w:szCs w:val="24"/>
-        </w:rPr>
-        <w:t>安装目录</w:t>
+      <w:r>
+        <w:rPr>
+          <w:rFonts w:ascii="宋体" w:eastAsia="宋体" w:hAnsi="宋体" w:hint="eastAsia"/>
+          <w:sz w:val="24"/>
+          <w:szCs w:val="24"/>
+        </w:rPr>
+        <w:t>进入fsp安装目录</w:t>
       </w:r>
       <w:r>
         <w:rPr>
@@ -8979,27 +7718,7 @@
           <w:sz w:val="24"/>
           <w:szCs w:val="24"/>
         </w:rPr>
-        <w:t>命令给存储配置</w:t>
-      </w:r>
-      <w:proofErr w:type="spellStart"/>
-      <w:r>
-        <w:rPr>
-          <w:rFonts w:ascii="宋体" w:eastAsia="宋体" w:hAnsi="宋体" w:cs="宋体" w:hint="eastAsia"/>
-          <w:kern w:val="0"/>
-          <w:sz w:val="24"/>
-          <w:szCs w:val="24"/>
-        </w:rPr>
-        <w:t>nginx</w:t>
-      </w:r>
-      <w:proofErr w:type="spellEnd"/>
-      <w:r>
-        <w:rPr>
-          <w:rFonts w:ascii="宋体" w:eastAsia="宋体" w:hAnsi="宋体" w:cs="宋体" w:hint="eastAsia"/>
-          <w:kern w:val="0"/>
-          <w:sz w:val="24"/>
-          <w:szCs w:val="24"/>
-        </w:rPr>
-        <w:t>代理</w:t>
+        <w:t>命令给存储配置nginx代理</w:t>
       </w:r>
     </w:p>
     <w:p>
@@ -9103,7 +7822,7 @@
 
 <file path=word/comments.xml><?xml version="1.0" encoding="utf-8"?>
 <w:comments xmlns:wpc="http://schemas.microsoft.com/office/word/2010/wordprocessingCanvas" xmlns:cx="http://schemas.microsoft.com/office/drawing/2014/chartex" xmlns:cx1="http://schemas.microsoft.com/office/drawing/2015/9/8/chartex" xmlns:cx2="http://schemas.microsoft.com/office/drawing/2015/10/21/chartex" xmlns:cx3="http://schemas.microsoft.com/office/drawing/2016/5/9/chartex" xmlns:cx4="http://schemas.microsoft.com/office/drawing/2016/5/10/chartex" xmlns:cx5="http://schemas.microsoft.com/office/drawing/2016/5/11/chartex" xmlns:cx6="http://schemas.microsoft.com/office/drawing/2016/5/12/chartex" xmlns:cx7="http://schemas.microsoft.com/office/drawing/2016/5/13/chartex" xmlns:cx8="http://schemas.microsoft.com/office/drawing/2016/5/14/chartex" xmlns:mc="http://schemas.openxmlformats.org/markup-compatibility/2006" xmlns:aink="http://schemas.microsoft.com/office/drawing/2016/ink" xmlns:am3d="http://schemas.microsoft.com/office/drawing/2017/model3d" xmlns:o="urn:schemas-microsoft-com:office:office" xmlns:r="http://schemas.openxmlformats.org/officeDocument/2006/relationships" xmlns:m="http://schemas.openxmlformats.org/officeDocument/2006/math" xmlns:v="urn:schemas-microsoft-com:vml" xmlns:wp14="http://schemas.microsoft.com/office/word/2010/wordprocessingDrawing" xmlns:wp="http://schemas.openxmlformats.org/drawingml/2006/wordprocessingDrawing" xmlns:w10="urn:schemas-microsoft-com:office:word" xmlns:w="http://schemas.openxmlformats.org/wordprocessingml/2006/main" xmlns:w14="http://schemas.microsoft.com/office/word/2010/wordml" xmlns:w15="http://schemas.microsoft.com/office/word/2012/wordml" xmlns:w16cex="http://schemas.microsoft.com/office/word/2018/wordml/cex" xmlns:w16cid="http://schemas.microsoft.com/office/word/2016/wordml/cid" xmlns:w16="http://schemas.microsoft.com/office/word/2018/wordml" xmlns:w16sdtdh="http://schemas.microsoft.com/office/word/2020/wordml/sdtdatahash" xmlns:w16se="http://schemas.microsoft.com/office/word/2015/wordml/symex" xmlns:wpg="http://schemas.microsoft.com/office/word/2010/wordprocessingGroup" xmlns:wpi="http://schemas.microsoft.com/office/word/2010/wordprocessingInk" xmlns:wne="http://schemas.microsoft.com/office/word/2006/wordml" xmlns:wps="http://schemas.microsoft.com/office/word/2010/wordprocessingShape" mc:Ignorable="w14 w15 w16se w16cid w16 w16cex w16sdtdh wp14">
-  <w:comment w:id="80" w:author="肖旖" w:date="2021-11-26T15:12:00Z" w:initials="肖旖">
+  <w:comment w:id="13" w:author="肖旖" w:date="2021-11-26T15:11:00Z" w:initials="肖旖">
     <w:p>
       <w:pPr>
         <w:pStyle w:val="a7"/>
@@ -9118,11 +7837,39 @@
         <w:rPr>
           <w:rFonts w:hint="eastAsia"/>
         </w:rPr>
+        <w:t>建议写7</w:t>
+      </w:r>
+      <w:r>
+        <w:t xml:space="preserve">.9 </w:t>
+      </w:r>
+      <w:r>
+        <w:rPr>
+          <w:rFonts w:hint="eastAsia"/>
+        </w:rPr>
+        <w:t>系统，因为这样和所有对外的操作系统保持一致</w:t>
+      </w:r>
+    </w:p>
+  </w:comment>
+  <w:comment w:id="72" w:author="肖旖" w:date="2021-11-26T15:12:00Z" w:initials="肖旖">
+    <w:p>
+      <w:pPr>
+        <w:pStyle w:val="a7"/>
+      </w:pPr>
+      <w:r>
+        <w:rPr>
+          <w:rStyle w:val="a6"/>
+        </w:rPr>
+        <w:annotationRef/>
+      </w:r>
+      <w:r>
+        <w:rPr>
+          <w:rFonts w:hint="eastAsia"/>
+        </w:rPr>
         <w:t>我知道是随便放个目录都可以，是否可以表明放在根目录，这样会更加清楚</w:t>
       </w:r>
     </w:p>
   </w:comment>
-  <w:comment w:id="151" w:author="肖旖" w:date="2021-11-26T15:19:00Z" w:initials="肖旖">
+  <w:comment w:id="81" w:author="肖旖" w:date="2021-11-26T15:13:00Z" w:initials="肖旖">
     <w:p>
       <w:pPr>
         <w:pStyle w:val="a7"/>
@@ -9137,6 +7884,259 @@
         <w:rPr>
           <w:rFonts w:hint="eastAsia"/>
         </w:rPr>
+        <w:t>现在的版本是4</w:t>
+      </w:r>
+      <w:r>
+        <w:t xml:space="preserve">.35 </w:t>
+      </w:r>
+      <w:r>
+        <w:rPr>
+          <w:rFonts w:hint="eastAsia"/>
+        </w:rPr>
+        <w:t>是8</w:t>
+      </w:r>
+      <w:r>
+        <w:t xml:space="preserve">443 </w:t>
+      </w:r>
+    </w:p>
+  </w:comment>
+  <w:comment w:id="86" w:author="肖旖" w:date="2021-11-26T15:13:00Z" w:initials="肖旖">
+    <w:p>
+      <w:pPr>
+        <w:pStyle w:val="a7"/>
+      </w:pPr>
+      <w:r>
+        <w:rPr>
+          <w:rStyle w:val="a6"/>
+        </w:rPr>
+        <w:annotationRef/>
+      </w:r>
+      <w:r>
+        <w:rPr>
+          <w:rFonts w:hint="eastAsia"/>
+        </w:rPr>
+        <w:t>I</w:t>
+      </w:r>
+      <w:r>
+        <w:t>P:8443</w:t>
+      </w:r>
+    </w:p>
+  </w:comment>
+  <w:comment w:id="93" w:author="肖旖" w:date="2021-11-26T15:13:00Z" w:initials="肖旖">
+    <w:p>
+      <w:pPr>
+        <w:pStyle w:val="a7"/>
+      </w:pPr>
+      <w:r>
+        <w:rPr>
+          <w:rStyle w:val="a6"/>
+        </w:rPr>
+        <w:annotationRef/>
+      </w:r>
+      <w:r>
+        <w:rPr>
+          <w:rFonts w:hint="eastAsia"/>
+        </w:rPr>
+        <w:t>这个地方是需要到boss授权，选择混合云，纯</w:t>
+      </w:r>
+      <w:proofErr w:type="gramStart"/>
+      <w:r>
+        <w:rPr>
+          <w:rFonts w:hint="eastAsia"/>
+        </w:rPr>
+        <w:t>私有云</w:t>
+      </w:r>
+      <w:proofErr w:type="gramEnd"/>
+      <w:r>
+        <w:rPr>
+          <w:rFonts w:hint="eastAsia"/>
+        </w:rPr>
+        <w:t>授权，如果没有选择混合云，是不是</w:t>
+      </w:r>
+      <w:proofErr w:type="spellStart"/>
+      <w:r>
+        <w:rPr>
+          <w:rFonts w:hint="eastAsia"/>
+        </w:rPr>
+        <w:t>webAPP</w:t>
+      </w:r>
+      <w:proofErr w:type="spellEnd"/>
+      <w:r>
+        <w:rPr>
+          <w:rFonts w:hint="eastAsia"/>
+        </w:rPr>
+        <w:t>用不了？</w:t>
+      </w:r>
+      <w:r>
+        <w:rPr>
+          <w:noProof/>
+        </w:rPr>
+        <w:drawing>
+          <wp:inline distT="0" distB="0" distL="0" distR="0" wp14:anchorId="3504DC51" wp14:editId="602D1807">
+            <wp:extent cx="5274310" cy="1932305"/>
+            <wp:effectExtent l="0" t="0" r="2540" b="0"/>
+            <wp:docPr id="1" name="图片 1"/>
+            <wp:cNvGraphicFramePr>
+              <a:graphicFrameLocks xmlns:a="http://schemas.openxmlformats.org/drawingml/2006/main" noChangeAspect="1"/>
+            </wp:cNvGraphicFramePr>
+            <a:graphic xmlns:a="http://schemas.openxmlformats.org/drawingml/2006/main">
+              <a:graphicData uri="http://schemas.openxmlformats.org/drawingml/2006/picture">
+                <pic:pic xmlns:pic="http://schemas.openxmlformats.org/drawingml/2006/picture">
+                  <pic:nvPicPr>
+                    <pic:cNvPr id="1" name=""/>
+                    <pic:cNvPicPr/>
+                  </pic:nvPicPr>
+                  <pic:blipFill>
+                    <a:blip r:embed="rId1"/>
+                    <a:stretch>
+                      <a:fillRect/>
+                    </a:stretch>
+                  </pic:blipFill>
+                  <pic:spPr>
+                    <a:xfrm>
+                      <a:off x="0" y="0"/>
+                      <a:ext cx="5274310" cy="1932305"/>
+                    </a:xfrm>
+                    <a:prstGeom prst="rect">
+                      <a:avLst/>
+                    </a:prstGeom>
+                  </pic:spPr>
+                </pic:pic>
+              </a:graphicData>
+            </a:graphic>
+          </wp:inline>
+        </w:drawing>
+      </w:r>
+    </w:p>
+  </w:comment>
+  <w:comment w:id="107" w:author="肖旖" w:date="2021-11-26T15:15:00Z" w:initials="肖旖">
+    <w:p>
+      <w:pPr>
+        <w:pStyle w:val="a7"/>
+      </w:pPr>
+      <w:r>
+        <w:rPr>
+          <w:rStyle w:val="a6"/>
+          <w:rFonts w:hint="eastAsia"/>
+        </w:rPr>
+        <w:t>入C</w:t>
+      </w:r>
+      <w:r>
+        <w:rPr>
+          <w:rStyle w:val="a6"/>
+        </w:rPr>
+        <w:t>ES</w:t>
+      </w:r>
+      <w:r>
+        <w:rPr>
+          <w:rStyle w:val="a6"/>
+          <w:rFonts w:hint="eastAsia"/>
+        </w:rPr>
+        <w:t>后台-配置中心，</w:t>
+      </w:r>
+      <w:r>
+        <w:rPr>
+          <w:rStyle w:val="a6"/>
+          <w:rFonts w:hint="eastAsia"/>
+        </w:rPr>
+        <w:t>这个两个特性是不是需要打开F</w:t>
+      </w:r>
+      <w:r>
+        <w:rPr>
+          <w:rStyle w:val="a6"/>
+        </w:rPr>
+        <w:t>SP</w:t>
+      </w:r>
+      <w:r>
+        <w:rPr>
+          <w:rStyle w:val="a6"/>
+          <w:rFonts w:hint="eastAsia"/>
+        </w:rPr>
+        <w:t>？ 进开启S</w:t>
+      </w:r>
+      <w:r>
+        <w:rPr>
+          <w:rStyle w:val="a6"/>
+        </w:rPr>
+        <w:t xml:space="preserve">S2 </w:t>
+      </w:r>
+      <w:r>
+        <w:rPr>
+          <w:rStyle w:val="a6"/>
+          <w:rFonts w:hint="eastAsia"/>
+        </w:rPr>
+        <w:t>会不会影响到其他客户端？ 可以说明这两个特性的作用</w:t>
+      </w:r>
+    </w:p>
+  </w:comment>
+  <w:comment w:id="122" w:author="肖旖" w:date="2021-11-26T15:15:00Z" w:initials="肖旖">
+    <w:p>
+      <w:pPr>
+        <w:pStyle w:val="a7"/>
+      </w:pPr>
+      <w:r>
+        <w:rPr>
+          <w:rStyle w:val="a6"/>
+          <w:rFonts w:hint="eastAsia"/>
+        </w:rPr>
+        <w:t>入C</w:t>
+      </w:r>
+      <w:r>
+        <w:rPr>
+          <w:rStyle w:val="a6"/>
+        </w:rPr>
+        <w:t>ES</w:t>
+      </w:r>
+      <w:r>
+        <w:rPr>
+          <w:rStyle w:val="a6"/>
+          <w:rFonts w:hint="eastAsia"/>
+        </w:rPr>
+        <w:t>后台-配置中心，这个两个特性是不是需要打开F</w:t>
+      </w:r>
+      <w:r>
+        <w:rPr>
+          <w:rStyle w:val="a6"/>
+        </w:rPr>
+        <w:t>SP</w:t>
+      </w:r>
+      <w:r>
+        <w:rPr>
+          <w:rStyle w:val="a6"/>
+          <w:rFonts w:hint="eastAsia"/>
+        </w:rPr>
+        <w:t>？ 进开启S</w:t>
+      </w:r>
+      <w:r>
+        <w:rPr>
+          <w:rStyle w:val="a6"/>
+        </w:rPr>
+        <w:t xml:space="preserve">S2 </w:t>
+      </w:r>
+      <w:r>
+        <w:rPr>
+          <w:rStyle w:val="a6"/>
+          <w:rFonts w:hint="eastAsia"/>
+        </w:rPr>
+        <w:t>会不会影响到其他客户端？ 可以说明这两个特性的作用</w:t>
+      </w:r>
+    </w:p>
+  </w:comment>
+  <w:comment w:id="148" w:author="肖旖" w:date="2021-11-26T15:19:00Z" w:initials="肖旖">
+    <w:p>
+      <w:pPr>
+        <w:pStyle w:val="a7"/>
+      </w:pPr>
+      <w:r>
+        <w:rPr>
+          <w:rStyle w:val="a6"/>
+        </w:rPr>
+        <w:annotationRef/>
+      </w:r>
+      <w:r>
+        <w:rPr>
+          <w:rFonts w:hint="eastAsia"/>
+        </w:rPr>
         <w:t>现在情况是指同一台服务器吧，</w:t>
       </w:r>
       <w:r>
@@ -9147,7 +8147,7 @@
       </w:r>
     </w:p>
   </w:comment>
-  <w:comment w:id="154" w:author="肖旖" w:date="2021-11-26T15:22:00Z" w:initials="肖旖">
+  <w:comment w:id="151" w:author="肖旖" w:date="2021-11-26T15:22:00Z" w:initials="肖旖">
     <w:p>
       <w:pPr>
         <w:pStyle w:val="a7"/>
@@ -9177,6 +8177,124 @@
           <w:rFonts w:hint="eastAsia"/>
         </w:rPr>
         <w:t>作用</w:t>
+      </w:r>
+    </w:p>
+  </w:comment>
+  <w:comment w:id="153" w:author="肖旖" w:date="2021-11-26T15:23:00Z" w:initials="肖旖">
+    <w:p>
+      <w:pPr>
+        <w:pStyle w:val="a7"/>
+      </w:pPr>
+      <w:r>
+        <w:rPr>
+          <w:rStyle w:val="a6"/>
+        </w:rPr>
+        <w:annotationRef/>
+      </w:r>
+      <w:r>
+        <w:rPr>
+          <w:rFonts w:hint="eastAsia"/>
+        </w:rPr>
+        <w:t>是不是安装了F</w:t>
+      </w:r>
+      <w:r>
+        <w:t>SP</w:t>
+      </w:r>
+      <w:r>
+        <w:rPr>
+          <w:rFonts w:hint="eastAsia"/>
+        </w:rPr>
+        <w:t>就自带了白板？</w:t>
+      </w:r>
+    </w:p>
+  </w:comment>
+  <w:comment w:id="188" w:author="肖旖" w:date="2021-11-26T16:02:00Z" w:initials="肖旖">
+    <w:p>
+      <w:pPr>
+        <w:pStyle w:val="a7"/>
+      </w:pPr>
+      <w:r>
+        <w:rPr>
+          <w:rStyle w:val="a6"/>
+        </w:rPr>
+        <w:annotationRef/>
+      </w:r>
+      <w:r>
+        <w:rPr>
+          <w:rFonts w:hint="eastAsia"/>
+        </w:rPr>
+        <w:t>这个地方，是不是可以也通过会议室链接进入呢？还有出现告警信息，是不是因为没有</w:t>
+      </w:r>
+      <w:r>
+        <w:rPr>
+          <w:rFonts w:hint="eastAsia"/>
+        </w:rPr>
+        <w:t>证书造成的？</w:t>
+      </w:r>
+    </w:p>
+  </w:comment>
+  <w:comment w:id="190" w:author="肖旖" w:date="2021-11-26T16:01:00Z" w:initials="肖旖">
+    <w:p>
+      <w:pPr>
+        <w:pStyle w:val="a7"/>
+      </w:pPr>
+      <w:r>
+        <w:rPr>
+          <w:rStyle w:val="a6"/>
+        </w:rPr>
+        <w:annotationRef/>
+      </w:r>
+      <w:r>
+        <w:rPr>
+          <w:rFonts w:hint="eastAsia"/>
+        </w:rPr>
+        <w:t>如果有</w:t>
+      </w:r>
+      <w:proofErr w:type="gramStart"/>
+      <w:r>
+        <w:rPr>
+          <w:rFonts w:hint="eastAsia"/>
+        </w:rPr>
+        <w:t>这项置空呢</w:t>
+      </w:r>
+      <w:proofErr w:type="gramEnd"/>
+      <w:r>
+        <w:rPr>
+          <w:rFonts w:hint="eastAsia"/>
+        </w:rPr>
+        <w:t>？如果没有会怎么样</w:t>
+      </w:r>
+    </w:p>
+  </w:comment>
+  <w:comment w:id="191" w:author="袁慕欣" w:date="2021-11-26T18:00:00Z" w:initials="袁慕欣">
+    <w:p>
+      <w:pPr>
+        <w:pStyle w:val="a7"/>
+      </w:pPr>
+      <w:r>
+        <w:rPr>
+          <w:rStyle w:val="a6"/>
+        </w:rPr>
+        <w:annotationRef/>
+      </w:r>
+      <w:r>
+        <w:rPr>
+          <w:rFonts w:hint="eastAsia"/>
+        </w:rPr>
+        <w:t>如果没有就是那个版本不需要改</w:t>
+      </w:r>
+    </w:p>
+  </w:comment>
+  <w:comment w:id="192" w:author="袁慕欣" w:date="2021-11-26T18:00:00Z" w:initials="袁慕欣">
+    <w:p>
+      <w:pPr>
+        <w:pStyle w:val="a7"/>
+      </w:pPr>
+      <w:r>
+        <w:rPr>
+          <w:rStyle w:val="a6"/>
+        </w:rPr>
+        <w:annotationRef/>
       </w:r>
     </w:p>
   </w:comment>
@@ -9185,25 +8303,58 @@
 
 <file path=word/commentsExtended.xml><?xml version="1.0" encoding="utf-8"?>
 <w15:commentsEx xmlns:wpc="http://schemas.microsoft.com/office/word/2010/wordprocessingCanvas" xmlns:cx="http://schemas.microsoft.com/office/drawing/2014/chartex" xmlns:cx1="http://schemas.microsoft.com/office/drawing/2015/9/8/chartex" xmlns:cx2="http://schemas.microsoft.com/office/drawing/2015/10/21/chartex" xmlns:cx3="http://schemas.microsoft.com/office/drawing/2016/5/9/chartex" xmlns:cx4="http://schemas.microsoft.com/office/drawing/2016/5/10/chartex" xmlns:cx5="http://schemas.microsoft.com/office/drawing/2016/5/11/chartex" xmlns:cx6="http://schemas.microsoft.com/office/drawing/2016/5/12/chartex" xmlns:cx7="http://schemas.microsoft.com/office/drawing/2016/5/13/chartex" xmlns:cx8="http://schemas.microsoft.com/office/drawing/2016/5/14/chartex" xmlns:mc="http://schemas.openxmlformats.org/markup-compatibility/2006" xmlns:aink="http://schemas.microsoft.com/office/drawing/2016/ink" xmlns:am3d="http://schemas.microsoft.com/office/drawing/2017/model3d" xmlns:o="urn:schemas-microsoft-com:office:office" xmlns:r="http://schemas.openxmlformats.org/officeDocument/2006/relationships" xmlns:m="http://schemas.openxmlformats.org/officeDocument/2006/math" xmlns:v="urn:schemas-microsoft-com:vml" xmlns:wp14="http://schemas.microsoft.com/office/word/2010/wordprocessingDrawing" xmlns:wp="http://schemas.openxmlformats.org/drawingml/2006/wordprocessingDrawing" xmlns:w10="urn:schemas-microsoft-com:office:word" xmlns:w="http://schemas.openxmlformats.org/wordprocessingml/2006/main" xmlns:w14="http://schemas.microsoft.com/office/word/2010/wordml" xmlns:w15="http://schemas.microsoft.com/office/word/2012/wordml" xmlns:w16cex="http://schemas.microsoft.com/office/word/2018/wordml/cex" xmlns:w16cid="http://schemas.microsoft.com/office/word/2016/wordml/cid" xmlns:w16="http://schemas.microsoft.com/office/word/2018/wordml" xmlns:w16sdtdh="http://schemas.microsoft.com/office/word/2020/wordml/sdtdatahash" xmlns:w16se="http://schemas.microsoft.com/office/word/2015/wordml/symex" xmlns:wpg="http://schemas.microsoft.com/office/word/2010/wordprocessingGroup" xmlns:wpi="http://schemas.microsoft.com/office/word/2010/wordprocessingInk" xmlns:wne="http://schemas.microsoft.com/office/word/2006/wordml" xmlns:wps="http://schemas.microsoft.com/office/word/2010/wordprocessingShape" mc:Ignorable="w14 w15 w16se w16cid w16 w16cex w16sdtdh wp14">
-  <w15:commentEx w15:paraId="62572237" w15:done="0"/>
-  <w15:commentEx w15:paraId="359CDD54" w15:done="0"/>
-  <w15:commentEx w15:paraId="1FA7B97D" w15:done="0"/>
+  <w15:commentEx w15:paraId="61AC3125" w15:done="1"/>
+  <w15:commentEx w15:paraId="62572237" w15:done="1"/>
+  <w15:commentEx w15:paraId="4D8A2FCF" w15:done="1"/>
+  <w15:commentEx w15:paraId="2D563F7F" w15:done="1"/>
+  <w15:commentEx w15:paraId="59EA088F" w15:done="1"/>
+  <w15:commentEx w15:paraId="234735DF" w15:done="0"/>
+  <w15:commentEx w15:paraId="3E4B57E0" w15:done="0"/>
+  <w15:commentEx w15:paraId="359CDD54" w15:done="1"/>
+  <w15:commentEx w15:paraId="1FA7B97D" w15:done="1"/>
+  <w15:commentEx w15:paraId="6307D3A7" w15:done="0"/>
+  <w15:commentEx w15:paraId="39A0970B" w15:done="0"/>
+  <w15:commentEx w15:paraId="529093B6" w15:done="0"/>
+  <w15:commentEx w15:paraId="7AD6A614" w15:paraIdParent="529093B6" w15:done="0"/>
+  <w15:commentEx w15:paraId="050E971D" w15:paraIdParent="529093B6" w15:done="0"/>
 </w15:commentsEx>
 </file>
 
 <file path=word/commentsExtensible.xml><?xml version="1.0" encoding="utf-8"?>
 <w16cex:commentsExtensible xmlns:wpc="http://schemas.microsoft.com/office/word/2010/wordprocessingCanvas" xmlns:cx="http://schemas.microsoft.com/office/drawing/2014/chartex" xmlns:cx1="http://schemas.microsoft.com/office/drawing/2015/9/8/chartex" xmlns:cx2="http://schemas.microsoft.com/office/drawing/2015/10/21/chartex" xmlns:cx3="http://schemas.microsoft.com/office/drawing/2016/5/9/chartex" xmlns:cx4="http://schemas.microsoft.com/office/drawing/2016/5/10/chartex" xmlns:cx5="http://schemas.microsoft.com/office/drawing/2016/5/11/chartex" xmlns:cx6="http://schemas.microsoft.com/office/drawing/2016/5/12/chartex" xmlns:cx7="http://schemas.microsoft.com/office/drawing/2016/5/13/chartex" xmlns:cx8="http://schemas.microsoft.com/office/drawing/2016/5/14/chartex" xmlns:mc="http://schemas.openxmlformats.org/markup-compatibility/2006" xmlns:aink="http://schemas.microsoft.com/office/drawing/2016/ink" xmlns:am3d="http://schemas.microsoft.com/office/drawing/2017/model3d" xmlns:o="urn:schemas-microsoft-com:office:office" xmlns:r="http://schemas.openxmlformats.org/officeDocument/2006/relationships" xmlns:m="http://schemas.openxmlformats.org/officeDocument/2006/math" xmlns:v="urn:schemas-microsoft-com:vml" xmlns:wp14="http://schemas.microsoft.com/office/word/2010/wordprocessingDrawing" xmlns:wp="http://schemas.openxmlformats.org/drawingml/2006/wordprocessingDrawing" xmlns:w10="urn:schemas-microsoft-com:office:word" xmlns:w="http://schemas.openxmlformats.org/wordprocessingml/2006/main" xmlns:w14="http://schemas.microsoft.com/office/word/2010/wordml" xmlns:w15="http://schemas.microsoft.com/office/word/2012/wordml" xmlns:w16cex="http://schemas.microsoft.com/office/word/2018/wordml/cex" xmlns:w16cid="http://schemas.microsoft.com/office/word/2016/wordml/cid" xmlns:w16="http://schemas.microsoft.com/office/word/2018/wordml" xmlns:w16sdtdh="http://schemas.microsoft.com/office/word/2020/wordml/sdtdatahash" xmlns:w16se="http://schemas.microsoft.com/office/word/2015/wordml/symex" xmlns:wpg="http://schemas.microsoft.com/office/word/2010/wordprocessingGroup" xmlns:wpi="http://schemas.microsoft.com/office/word/2010/wordprocessingInk" xmlns:wne="http://schemas.microsoft.com/office/word/2006/wordml" xmlns:wps="http://schemas.microsoft.com/office/word/2010/wordprocessingShape" mc:Ignorable="w14 w15 w16se w16cid w16 w16cex w16sdtdh wp14">
+  <w16cex:commentExtensible w16cex:durableId="254B77A9" w16cex:dateUtc="2021-11-26T07:11:00Z"/>
   <w16cex:commentExtensible w16cex:durableId="254B77C9" w16cex:dateUtc="2021-11-26T07:12:00Z"/>
+  <w16cex:commentExtensible w16cex:durableId="254B7804" w16cex:dateUtc="2021-11-26T07:13:00Z"/>
+  <w16cex:commentExtensible w16cex:durableId="254B7824" w16cex:dateUtc="2021-11-26T07:13:00Z"/>
+  <w16cex:commentExtensible w16cex:durableId="254B7836" w16cex:dateUtc="2021-11-26T07:13:00Z"/>
+  <w16cex:commentExtensible w16cex:durableId="254B788D" w16cex:dateUtc="2021-11-26T07:15:00Z"/>
+  <w16cex:commentExtensible w16cex:durableId="254B940F" w16cex:dateUtc="2021-11-26T07:15:00Z"/>
   <w16cex:commentExtensible w16cex:durableId="254B7987" w16cex:dateUtc="2021-11-26T07:19:00Z"/>
   <w16cex:commentExtensible w16cex:durableId="254B7A2E" w16cex:dateUtc="2021-11-26T07:22:00Z"/>
+  <w16cex:commentExtensible w16cex:durableId="254B7A63" w16cex:dateUtc="2021-11-26T07:23:00Z"/>
+  <w16cex:commentExtensible w16cex:durableId="254B8397" w16cex:dateUtc="2021-11-26T08:02:00Z"/>
+  <w16cex:commentExtensible w16cex:durableId="254B8361" w16cex:dateUtc="2021-11-26T08:01:00Z"/>
+  <w16cex:commentExtensible w16cex:durableId="254B9F47" w16cex:dateUtc="2021-11-26T10:00:00Z"/>
+  <w16cex:commentExtensible w16cex:durableId="254B9F5B" w16cex:dateUtc="2021-11-26T10:00:00Z"/>
 </w16cex:commentsExtensible>
 </file>
 
 <file path=word/commentsIds.xml><?xml version="1.0" encoding="utf-8"?>
 <w16cid:commentsIds xmlns:wpc="http://schemas.microsoft.com/office/word/2010/wordprocessingCanvas" xmlns:cx="http://schemas.microsoft.com/office/drawing/2014/chartex" xmlns:cx1="http://schemas.microsoft.com/office/drawing/2015/9/8/chartex" xmlns:cx2="http://schemas.microsoft.com/office/drawing/2015/10/21/chartex" xmlns:cx3="http://schemas.microsoft.com/office/drawing/2016/5/9/chartex" xmlns:cx4="http://schemas.microsoft.com/office/drawing/2016/5/10/chartex" xmlns:cx5="http://schemas.microsoft.com/office/drawing/2016/5/11/chartex" xmlns:cx6="http://schemas.microsoft.com/office/drawing/2016/5/12/chartex" xmlns:cx7="http://schemas.microsoft.com/office/drawing/2016/5/13/chartex" xmlns:cx8="http://schemas.microsoft.com/office/drawing/2016/5/14/chartex" xmlns:mc="http://schemas.openxmlformats.org/markup-compatibility/2006" xmlns:aink="http://schemas.microsoft.com/office/drawing/2016/ink" xmlns:am3d="http://schemas.microsoft.com/office/drawing/2017/model3d" xmlns:o="urn:schemas-microsoft-com:office:office" xmlns:r="http://schemas.openxmlformats.org/officeDocument/2006/relationships" xmlns:m="http://schemas.openxmlformats.org/officeDocument/2006/math" xmlns:v="urn:schemas-microsoft-com:vml" xmlns:wp14="http://schemas.microsoft.com/office/word/2010/wordprocessingDrawing" xmlns:wp="http://schemas.openxmlformats.org/drawingml/2006/wordprocessingDrawing" xmlns:w10="urn:schemas-microsoft-com:office:word" xmlns:w="http://schemas.openxmlformats.org/wordprocessingml/2006/main" xmlns:w14="http://schemas.microsoft.com/office/word/2010/wordml" xmlns:w15="http://schemas.microsoft.com/office/word/2012/wordml" xmlns:w16cex="http://schemas.microsoft.com/office/word/2018/wordml/cex" xmlns:w16cid="http://schemas.microsoft.com/office/word/2016/wordml/cid" xmlns:w16="http://schemas.microsoft.com/office/word/2018/wordml" xmlns:w16sdtdh="http://schemas.microsoft.com/office/word/2020/wordml/sdtdatahash" xmlns:w16se="http://schemas.microsoft.com/office/word/2015/wordml/symex" xmlns:wpg="http://schemas.microsoft.com/office/word/2010/wordprocessingGroup" xmlns:wpi="http://schemas.microsoft.com/office/word/2010/wordprocessingInk" xmlns:wne="http://schemas.microsoft.com/office/word/2006/wordml" xmlns:wps="http://schemas.microsoft.com/office/word/2010/wordprocessingShape" mc:Ignorable="w14 w15 w16se w16cid w16 w16cex w16sdtdh wp14">
+  <w16cid:commentId w16cid:paraId="61AC3125" w16cid:durableId="254B77A9"/>
   <w16cid:commentId w16cid:paraId="62572237" w16cid:durableId="254B77C9"/>
+  <w16cid:commentId w16cid:paraId="4D8A2FCF" w16cid:durableId="254B7804"/>
+  <w16cid:commentId w16cid:paraId="2D563F7F" w16cid:durableId="254B7824"/>
+  <w16cid:commentId w16cid:paraId="59EA088F" w16cid:durableId="254B7836"/>
+  <w16cid:commentId w16cid:paraId="234735DF" w16cid:durableId="254B788D"/>
+  <w16cid:commentId w16cid:paraId="3E4B57E0" w16cid:durableId="254B940F"/>
   <w16cid:commentId w16cid:paraId="359CDD54" w16cid:durableId="254B7987"/>
   <w16cid:commentId w16cid:paraId="1FA7B97D" w16cid:durableId="254B7A2E"/>
+  <w16cid:commentId w16cid:paraId="6307D3A7" w16cid:durableId="254B7A63"/>
+  <w16cid:commentId w16cid:paraId="39A0970B" w16cid:durableId="254B8397"/>
+  <w16cid:commentId w16cid:paraId="529093B6" w16cid:durableId="254B8361"/>
+  <w16cid:commentId w16cid:paraId="7AD6A614" w16cid:durableId="254B9F47"/>
+  <w16cid:commentId w16cid:paraId="050E971D" w16cid:durableId="254B9F5B"/>
 </w16cid:commentsIds>
 </file>
 
@@ -10828,7 +9979,7 @@
         <a:sysClr val="windowText" lastClr="000000"/>
       </a:dk1>
       <a:lt1>
-        <a:sysClr val="window" lastClr="FFFFFF"/>
+        <a:sysClr val="window" lastClr="CDEBC8"/>
       </a:lt1>
       <a:dk2>
         <a:srgbClr val="44546A"/>
